--- a/Assignment/Assignment.docx
+++ b/Assignment/Assignment.docx
@@ -380,8 +380,39 @@
           <w:sz w:val="16"/>
           <w:szCs w:val="16"/>
         </w:rPr>
-        <w:t xml:space="preserve">  Course Lecturer(s)         :</w:t>
-      </w:r>
+        <w:t xml:space="preserve">  Course Lecturer(</w:t>
+      </w:r>
+      <w:proofErr w:type="gramStart"/>
+      <w:r>
+        <w:rPr>
+          <w:b/>
+          <w:bCs/>
+          <w:sz w:val="16"/>
+          <w:szCs w:val="16"/>
+        </w:rPr>
+        <w:t xml:space="preserve">s)   </w:t>
+      </w:r>
+      <w:proofErr w:type="gramEnd"/>
+      <w:r>
+        <w:rPr>
+          <w:b/>
+          <w:bCs/>
+          <w:sz w:val="16"/>
+          <w:szCs w:val="16"/>
+        </w:rPr>
+        <w:t xml:space="preserve">    </w:t>
+      </w:r>
+      <w:proofErr w:type="gramStart"/>
+      <w:r>
+        <w:rPr>
+          <w:b/>
+          <w:bCs/>
+          <w:sz w:val="16"/>
+          <w:szCs w:val="16"/>
+        </w:rPr>
+        <w:t xml:space="preserve">  :</w:t>
+      </w:r>
+      <w:proofErr w:type="gramEnd"/>
       <w:r>
         <w:tab/>
       </w:r>
@@ -393,7 +424,7 @@
           <w:szCs w:val="16"/>
           <w:u w:val="single"/>
         </w:rPr>
-        <w:t>_____________________________</w:t>
+        <w:t>MISS ADANI KAMAL______________________________</w:t>
       </w:r>
       <w:r>
         <w:rPr>
@@ -983,9 +1014,9 @@
                 <w:sz w:val="16"/>
                 <w:szCs w:val="16"/>
               </w:rPr>
-              <w:t xml:space="preserve">I have read and understood the </w:t>
-            </w:r>
-            <w:proofErr w:type="spellStart"/>
+              <w:t xml:space="preserve">I have read and understood </w:t>
+            </w:r>
+            <w:proofErr w:type="gramStart"/>
             <w:r>
               <w:rPr>
                 <w:b/>
@@ -993,9 +1024,20 @@
                 <w:sz w:val="16"/>
                 <w:szCs w:val="16"/>
               </w:rPr>
+              <w:t xml:space="preserve">the </w:t>
+            </w:r>
+            <w:proofErr w:type="spellStart"/>
+            <w:r>
+              <w:rPr>
+                <w:b/>
+                <w:bCs/>
+                <w:sz w:val="16"/>
+                <w:szCs w:val="16"/>
+              </w:rPr>
               <w:t>UniKL’s</w:t>
             </w:r>
             <w:proofErr w:type="spellEnd"/>
+            <w:proofErr w:type="gramEnd"/>
             <w:r>
               <w:rPr>
                 <w:b/>
@@ -2839,6 +2881,7 @@
         </w:sectPr>
       </w:pPr>
     </w:p>
+    <w:bookmarkStart w:id="1" w:name="_Toc239710608" w:displacedByCustomXml="next"/>
     <w:sdt>
       <w:sdtPr>
         <w:rPr>
@@ -2867,18 +2910,1057 @@
           <w:r>
             <w:t>Table of Contents</w:t>
           </w:r>
+          <w:bookmarkEnd w:id="1"/>
         </w:p>
         <w:p>
-          <w:fldSimple w:instr=" TOC \o &quot;1-3&quot; \h \z \u ">
-            <w:r>
-              <w:rPr>
-                <w:b/>
-                <w:bCs/>
+          <w:pPr>
+            <w:pStyle w:val="TOC1"/>
+            <w:tabs>
+              <w:tab w:val="right" w:leader="dot" w:pos="9836"/>
+            </w:tabs>
+            <w:rPr>
+              <w:rFonts w:asciiTheme="minorHAnsi" w:eastAsiaTheme="minorEastAsia" w:hAnsiTheme="minorHAnsi" w:cstheme="minorBidi"/>
+              <w:noProof/>
+              <w:kern w:val="2"/>
+              <w:sz w:val="24"/>
+              <w:szCs w:val="24"/>
+              <w:lang w:val="en-MY" w:eastAsia="en-MY"/>
+              <w14:ligatures w14:val="standardContextual"/>
+            </w:rPr>
+          </w:pPr>
+          <w:r>
+            <w:fldChar w:fldCharType="begin"/>
+          </w:r>
+          <w:r>
+            <w:instrText>TOC \o "1-3" \h \z \u</w:instrText>
+          </w:r>
+          <w:r>
+            <w:fldChar w:fldCharType="separate"/>
+          </w:r>
+          <w:hyperlink w:anchor="_Toc239710608" w:history="1">
+            <w:r>
+              <w:rPr>
+                <w:rStyle w:val="Hyperlink"/>
                 <w:noProof/>
               </w:rPr>
-              <w:t>No table of contents entries found.</w:t>
-            </w:r>
-          </w:fldSimple>
+              <w:t>Table of Contents</w:t>
+            </w:r>
+            <w:r>
+              <w:rPr>
+                <w:noProof/>
+                <w:webHidden/>
+              </w:rPr>
+              <w:tab/>
+            </w:r>
+            <w:r>
+              <w:rPr>
+                <w:noProof/>
+                <w:webHidden/>
+              </w:rPr>
+              <w:fldChar w:fldCharType="begin"/>
+            </w:r>
+            <w:r>
+              <w:rPr>
+                <w:noProof/>
+                <w:webHidden/>
+              </w:rPr>
+              <w:instrText xml:space="preserve"> PAGEREF _Toc239710608 \h </w:instrText>
+            </w:r>
+            <w:r>
+              <w:rPr>
+                <w:noProof/>
+                <w:webHidden/>
+              </w:rPr>
+            </w:r>
+            <w:r>
+              <w:rPr>
+                <w:noProof/>
+                <w:webHidden/>
+              </w:rPr>
+              <w:fldChar w:fldCharType="separate"/>
+            </w:r>
+            <w:r>
+              <w:rPr>
+                <w:noProof/>
+                <w:webHidden/>
+              </w:rPr>
+              <w:t>2</w:t>
+            </w:r>
+            <w:r>
+              <w:rPr>
+                <w:noProof/>
+                <w:webHidden/>
+              </w:rPr>
+              <w:fldChar w:fldCharType="end"/>
+            </w:r>
+          </w:hyperlink>
+        </w:p>
+        <w:p>
+          <w:pPr>
+            <w:pStyle w:val="TOC1"/>
+            <w:tabs>
+              <w:tab w:val="right" w:leader="dot" w:pos="9836"/>
+            </w:tabs>
+            <w:rPr>
+              <w:rFonts w:asciiTheme="minorHAnsi" w:eastAsiaTheme="minorEastAsia" w:hAnsiTheme="minorHAnsi" w:cstheme="minorBidi"/>
+              <w:noProof/>
+              <w:kern w:val="2"/>
+              <w:sz w:val="24"/>
+              <w:szCs w:val="24"/>
+              <w:lang w:val="en-MY" w:eastAsia="en-MY"/>
+              <w14:ligatures w14:val="standardContextual"/>
+            </w:rPr>
+          </w:pPr>
+          <w:hyperlink w:anchor="_Toc239710609" w:history="1">
+            <w:r>
+              <w:rPr>
+                <w:rStyle w:val="Hyperlink"/>
+                <w:noProof/>
+              </w:rPr>
+              <w:t>Table of Figures</w:t>
+            </w:r>
+            <w:r>
+              <w:rPr>
+                <w:noProof/>
+                <w:webHidden/>
+              </w:rPr>
+              <w:tab/>
+            </w:r>
+            <w:r>
+              <w:rPr>
+                <w:noProof/>
+                <w:webHidden/>
+              </w:rPr>
+              <w:fldChar w:fldCharType="begin"/>
+            </w:r>
+            <w:r>
+              <w:rPr>
+                <w:noProof/>
+                <w:webHidden/>
+              </w:rPr>
+              <w:instrText xml:space="preserve"> PAGEREF _Toc239710609 \h </w:instrText>
+            </w:r>
+            <w:r>
+              <w:rPr>
+                <w:noProof/>
+                <w:webHidden/>
+              </w:rPr>
+            </w:r>
+            <w:r>
+              <w:rPr>
+                <w:noProof/>
+                <w:webHidden/>
+              </w:rPr>
+              <w:fldChar w:fldCharType="separate"/>
+            </w:r>
+            <w:r>
+              <w:rPr>
+                <w:noProof/>
+                <w:webHidden/>
+              </w:rPr>
+              <w:t>2</w:t>
+            </w:r>
+            <w:r>
+              <w:rPr>
+                <w:noProof/>
+                <w:webHidden/>
+              </w:rPr>
+              <w:fldChar w:fldCharType="end"/>
+            </w:r>
+          </w:hyperlink>
+        </w:p>
+        <w:p>
+          <w:pPr>
+            <w:pStyle w:val="TOC1"/>
+            <w:tabs>
+              <w:tab w:val="right" w:leader="dot" w:pos="9836"/>
+            </w:tabs>
+            <w:rPr>
+              <w:rFonts w:asciiTheme="minorHAnsi" w:eastAsiaTheme="minorEastAsia" w:hAnsiTheme="minorHAnsi" w:cstheme="minorBidi"/>
+              <w:noProof/>
+              <w:kern w:val="2"/>
+              <w:sz w:val="24"/>
+              <w:szCs w:val="24"/>
+              <w:lang w:val="en-MY" w:eastAsia="en-MY"/>
+              <w14:ligatures w14:val="standardContextual"/>
+            </w:rPr>
+          </w:pPr>
+          <w:hyperlink w:anchor="_Toc239710610" w:history="1">
+            <w:r>
+              <w:rPr>
+                <w:rStyle w:val="Hyperlink"/>
+                <w:noProof/>
+              </w:rPr>
+              <w:t>List of Tables</w:t>
+            </w:r>
+            <w:r>
+              <w:rPr>
+                <w:noProof/>
+                <w:webHidden/>
+              </w:rPr>
+              <w:tab/>
+            </w:r>
+            <w:r>
+              <w:rPr>
+                <w:noProof/>
+                <w:webHidden/>
+              </w:rPr>
+              <w:fldChar w:fldCharType="begin"/>
+            </w:r>
+            <w:r>
+              <w:rPr>
+                <w:noProof/>
+                <w:webHidden/>
+              </w:rPr>
+              <w:instrText xml:space="preserve"> PAGEREF _Toc239710610 \h </w:instrText>
+            </w:r>
+            <w:r>
+              <w:rPr>
+                <w:noProof/>
+                <w:webHidden/>
+              </w:rPr>
+            </w:r>
+            <w:r>
+              <w:rPr>
+                <w:noProof/>
+                <w:webHidden/>
+              </w:rPr>
+              <w:fldChar w:fldCharType="separate"/>
+            </w:r>
+            <w:r>
+              <w:rPr>
+                <w:noProof/>
+                <w:webHidden/>
+              </w:rPr>
+              <w:t>2</w:t>
+            </w:r>
+            <w:r>
+              <w:rPr>
+                <w:noProof/>
+                <w:webHidden/>
+              </w:rPr>
+              <w:fldChar w:fldCharType="end"/>
+            </w:r>
+          </w:hyperlink>
+        </w:p>
+        <w:p>
+          <w:pPr>
+            <w:pStyle w:val="TOC1"/>
+            <w:tabs>
+              <w:tab w:val="right" w:leader="dot" w:pos="9836"/>
+            </w:tabs>
+            <w:rPr>
+              <w:rFonts w:asciiTheme="minorHAnsi" w:eastAsiaTheme="minorEastAsia" w:hAnsiTheme="minorHAnsi" w:cstheme="minorBidi"/>
+              <w:noProof/>
+              <w:kern w:val="2"/>
+              <w:sz w:val="24"/>
+              <w:szCs w:val="24"/>
+              <w:lang w:val="en-MY" w:eastAsia="en-MY"/>
+              <w14:ligatures w14:val="standardContextual"/>
+            </w:rPr>
+          </w:pPr>
+          <w:hyperlink w:anchor="_Toc239710611" w:history="1">
+            <w:r>
+              <w:rPr>
+                <w:rStyle w:val="Hyperlink"/>
+                <w:noProof/>
+              </w:rPr>
+              <w:t>1.0 Executive Summary</w:t>
+            </w:r>
+            <w:r>
+              <w:rPr>
+                <w:noProof/>
+                <w:webHidden/>
+              </w:rPr>
+              <w:tab/>
+            </w:r>
+            <w:r>
+              <w:rPr>
+                <w:noProof/>
+                <w:webHidden/>
+              </w:rPr>
+              <w:fldChar w:fldCharType="begin"/>
+            </w:r>
+            <w:r>
+              <w:rPr>
+                <w:noProof/>
+                <w:webHidden/>
+              </w:rPr>
+              <w:instrText xml:space="preserve"> PAGEREF _Toc239710611 \h </w:instrText>
+            </w:r>
+            <w:r>
+              <w:rPr>
+                <w:noProof/>
+                <w:webHidden/>
+              </w:rPr>
+            </w:r>
+            <w:r>
+              <w:rPr>
+                <w:noProof/>
+                <w:webHidden/>
+              </w:rPr>
+              <w:fldChar w:fldCharType="separate"/>
+            </w:r>
+            <w:r>
+              <w:rPr>
+                <w:noProof/>
+                <w:webHidden/>
+              </w:rPr>
+              <w:t>2</w:t>
+            </w:r>
+            <w:r>
+              <w:rPr>
+                <w:noProof/>
+                <w:webHidden/>
+              </w:rPr>
+              <w:fldChar w:fldCharType="end"/>
+            </w:r>
+          </w:hyperlink>
+        </w:p>
+        <w:p>
+          <w:pPr>
+            <w:pStyle w:val="TOC1"/>
+            <w:tabs>
+              <w:tab w:val="right" w:leader="dot" w:pos="9836"/>
+            </w:tabs>
+            <w:rPr>
+              <w:rFonts w:asciiTheme="minorHAnsi" w:eastAsiaTheme="minorEastAsia" w:hAnsiTheme="minorHAnsi" w:cstheme="minorBidi"/>
+              <w:noProof/>
+              <w:kern w:val="2"/>
+              <w:sz w:val="24"/>
+              <w:szCs w:val="24"/>
+              <w:lang w:val="en-MY" w:eastAsia="en-MY"/>
+              <w14:ligatures w14:val="standardContextual"/>
+            </w:rPr>
+          </w:pPr>
+          <w:hyperlink w:anchor="_Toc239710612" w:history="1">
+            <w:r>
+              <w:rPr>
+                <w:rStyle w:val="Hyperlink"/>
+                <w:noProof/>
+              </w:rPr>
+              <w:t>2.0 Scope &amp; Obligations</w:t>
+            </w:r>
+            <w:r>
+              <w:rPr>
+                <w:noProof/>
+                <w:webHidden/>
+              </w:rPr>
+              <w:tab/>
+            </w:r>
+            <w:r>
+              <w:rPr>
+                <w:noProof/>
+                <w:webHidden/>
+              </w:rPr>
+              <w:fldChar w:fldCharType="begin"/>
+            </w:r>
+            <w:r>
+              <w:rPr>
+                <w:noProof/>
+                <w:webHidden/>
+              </w:rPr>
+              <w:instrText xml:space="preserve"> PAGEREF _Toc239710612 \h </w:instrText>
+            </w:r>
+            <w:r>
+              <w:rPr>
+                <w:noProof/>
+                <w:webHidden/>
+              </w:rPr>
+            </w:r>
+            <w:r>
+              <w:rPr>
+                <w:noProof/>
+                <w:webHidden/>
+              </w:rPr>
+              <w:fldChar w:fldCharType="separate"/>
+            </w:r>
+            <w:r>
+              <w:rPr>
+                <w:noProof/>
+                <w:webHidden/>
+              </w:rPr>
+              <w:t>2</w:t>
+            </w:r>
+            <w:r>
+              <w:rPr>
+                <w:noProof/>
+                <w:webHidden/>
+              </w:rPr>
+              <w:fldChar w:fldCharType="end"/>
+            </w:r>
+          </w:hyperlink>
+        </w:p>
+        <w:p>
+          <w:pPr>
+            <w:pStyle w:val="TOC1"/>
+            <w:tabs>
+              <w:tab w:val="right" w:leader="dot" w:pos="9836"/>
+            </w:tabs>
+            <w:rPr>
+              <w:rFonts w:asciiTheme="minorHAnsi" w:eastAsiaTheme="minorEastAsia" w:hAnsiTheme="minorHAnsi" w:cstheme="minorBidi"/>
+              <w:noProof/>
+              <w:kern w:val="2"/>
+              <w:sz w:val="24"/>
+              <w:szCs w:val="24"/>
+              <w:lang w:val="en-MY" w:eastAsia="en-MY"/>
+              <w14:ligatures w14:val="standardContextual"/>
+            </w:rPr>
+          </w:pPr>
+          <w:hyperlink w:anchor="_Toc239710613" w:history="1">
+            <w:r>
+              <w:rPr>
+                <w:rStyle w:val="Hyperlink"/>
+                <w:noProof/>
+              </w:rPr>
+              <w:t>3.0 Providers &amp; Shared-Responsibility Assessment</w:t>
+            </w:r>
+            <w:r>
+              <w:rPr>
+                <w:noProof/>
+                <w:webHidden/>
+              </w:rPr>
+              <w:tab/>
+            </w:r>
+            <w:r>
+              <w:rPr>
+                <w:noProof/>
+                <w:webHidden/>
+              </w:rPr>
+              <w:fldChar w:fldCharType="begin"/>
+            </w:r>
+            <w:r>
+              <w:rPr>
+                <w:noProof/>
+                <w:webHidden/>
+              </w:rPr>
+              <w:instrText xml:space="preserve"> PAGEREF _Toc239710613 \h </w:instrText>
+            </w:r>
+            <w:r>
+              <w:rPr>
+                <w:noProof/>
+                <w:webHidden/>
+              </w:rPr>
+            </w:r>
+            <w:r>
+              <w:rPr>
+                <w:noProof/>
+                <w:webHidden/>
+              </w:rPr>
+              <w:fldChar w:fldCharType="separate"/>
+            </w:r>
+            <w:r>
+              <w:rPr>
+                <w:noProof/>
+                <w:webHidden/>
+              </w:rPr>
+              <w:t>4</w:t>
+            </w:r>
+            <w:r>
+              <w:rPr>
+                <w:noProof/>
+                <w:webHidden/>
+              </w:rPr>
+              <w:fldChar w:fldCharType="end"/>
+            </w:r>
+          </w:hyperlink>
+        </w:p>
+        <w:p>
+          <w:pPr>
+            <w:pStyle w:val="TOC1"/>
+            <w:tabs>
+              <w:tab w:val="right" w:leader="dot" w:pos="9836"/>
+            </w:tabs>
+            <w:rPr>
+              <w:rFonts w:asciiTheme="minorHAnsi" w:eastAsiaTheme="minorEastAsia" w:hAnsiTheme="minorHAnsi" w:cstheme="minorBidi"/>
+              <w:noProof/>
+              <w:kern w:val="2"/>
+              <w:sz w:val="24"/>
+              <w:szCs w:val="24"/>
+              <w:lang w:val="en-MY" w:eastAsia="en-MY"/>
+              <w14:ligatures w14:val="standardContextual"/>
+            </w:rPr>
+          </w:pPr>
+          <w:hyperlink w:anchor="_Toc239710614" w:history="1">
+            <w:r>
+              <w:rPr>
+                <w:rStyle w:val="Hyperlink"/>
+                <w:noProof/>
+              </w:rPr>
+              <w:t>4.0 SLA Analysis</w:t>
+            </w:r>
+            <w:r>
+              <w:rPr>
+                <w:noProof/>
+                <w:webHidden/>
+              </w:rPr>
+              <w:tab/>
+            </w:r>
+            <w:r>
+              <w:rPr>
+                <w:noProof/>
+                <w:webHidden/>
+              </w:rPr>
+              <w:fldChar w:fldCharType="begin"/>
+            </w:r>
+            <w:r>
+              <w:rPr>
+                <w:noProof/>
+                <w:webHidden/>
+              </w:rPr>
+              <w:instrText xml:space="preserve"> PAGEREF _Toc239710614 \h </w:instrText>
+            </w:r>
+            <w:r>
+              <w:rPr>
+                <w:noProof/>
+                <w:webHidden/>
+              </w:rPr>
+            </w:r>
+            <w:r>
+              <w:rPr>
+                <w:noProof/>
+                <w:webHidden/>
+              </w:rPr>
+              <w:fldChar w:fldCharType="separate"/>
+            </w:r>
+            <w:r>
+              <w:rPr>
+                <w:noProof/>
+                <w:webHidden/>
+              </w:rPr>
+              <w:t>6</w:t>
+            </w:r>
+            <w:r>
+              <w:rPr>
+                <w:noProof/>
+                <w:webHidden/>
+              </w:rPr>
+              <w:fldChar w:fldCharType="end"/>
+            </w:r>
+          </w:hyperlink>
+        </w:p>
+        <w:p>
+          <w:pPr>
+            <w:pStyle w:val="TOC2"/>
+            <w:tabs>
+              <w:tab w:val="right" w:leader="dot" w:pos="9836"/>
+            </w:tabs>
+            <w:rPr>
+              <w:rFonts w:asciiTheme="minorHAnsi" w:eastAsiaTheme="minorEastAsia" w:hAnsiTheme="minorHAnsi" w:cstheme="minorBidi"/>
+              <w:noProof/>
+              <w:kern w:val="2"/>
+              <w:sz w:val="24"/>
+              <w:szCs w:val="24"/>
+              <w:lang w:val="en-MY" w:eastAsia="en-MY"/>
+              <w14:ligatures w14:val="standardContextual"/>
+            </w:rPr>
+          </w:pPr>
+          <w:hyperlink w:anchor="_Toc239710615" w:history="1">
+            <w:r>
+              <w:rPr>
+                <w:rStyle w:val="Hyperlink"/>
+                <w:noProof/>
+              </w:rPr>
+              <w:t>4.1 Gap Summary</w:t>
+            </w:r>
+            <w:r>
+              <w:rPr>
+                <w:noProof/>
+                <w:webHidden/>
+              </w:rPr>
+              <w:tab/>
+            </w:r>
+            <w:r>
+              <w:rPr>
+                <w:noProof/>
+                <w:webHidden/>
+              </w:rPr>
+              <w:fldChar w:fldCharType="begin"/>
+            </w:r>
+            <w:r>
+              <w:rPr>
+                <w:noProof/>
+                <w:webHidden/>
+              </w:rPr>
+              <w:instrText xml:space="preserve"> PAGEREF _Toc239710615 \h </w:instrText>
+            </w:r>
+            <w:r>
+              <w:rPr>
+                <w:noProof/>
+                <w:webHidden/>
+              </w:rPr>
+            </w:r>
+            <w:r>
+              <w:rPr>
+                <w:noProof/>
+                <w:webHidden/>
+              </w:rPr>
+              <w:fldChar w:fldCharType="separate"/>
+            </w:r>
+            <w:r>
+              <w:rPr>
+                <w:noProof/>
+                <w:webHidden/>
+              </w:rPr>
+              <w:t>7</w:t>
+            </w:r>
+            <w:r>
+              <w:rPr>
+                <w:noProof/>
+                <w:webHidden/>
+              </w:rPr>
+              <w:fldChar w:fldCharType="end"/>
+            </w:r>
+          </w:hyperlink>
+        </w:p>
+        <w:p>
+          <w:pPr>
+            <w:pStyle w:val="TOC1"/>
+            <w:tabs>
+              <w:tab w:val="right" w:leader="dot" w:pos="9836"/>
+            </w:tabs>
+            <w:rPr>
+              <w:rFonts w:asciiTheme="minorHAnsi" w:eastAsiaTheme="minorEastAsia" w:hAnsiTheme="minorHAnsi" w:cstheme="minorBidi"/>
+              <w:noProof/>
+              <w:kern w:val="2"/>
+              <w:sz w:val="24"/>
+              <w:szCs w:val="24"/>
+              <w:lang w:val="en-MY" w:eastAsia="en-MY"/>
+              <w14:ligatures w14:val="standardContextual"/>
+            </w:rPr>
+          </w:pPr>
+          <w:hyperlink w:anchor="_Toc239710616" w:history="1">
+            <w:r>
+              <w:rPr>
+                <w:rStyle w:val="Hyperlink"/>
+                <w:noProof/>
+              </w:rPr>
+              <w:t>5.0 Data-privacy &amp; Integrity Assessment</w:t>
+            </w:r>
+            <w:r>
+              <w:rPr>
+                <w:noProof/>
+                <w:webHidden/>
+              </w:rPr>
+              <w:tab/>
+            </w:r>
+            <w:r>
+              <w:rPr>
+                <w:noProof/>
+                <w:webHidden/>
+              </w:rPr>
+              <w:fldChar w:fldCharType="begin"/>
+            </w:r>
+            <w:r>
+              <w:rPr>
+                <w:noProof/>
+                <w:webHidden/>
+              </w:rPr>
+              <w:instrText xml:space="preserve"> PAGEREF _Toc239710616 \h </w:instrText>
+            </w:r>
+            <w:r>
+              <w:rPr>
+                <w:noProof/>
+                <w:webHidden/>
+              </w:rPr>
+            </w:r>
+            <w:r>
+              <w:rPr>
+                <w:noProof/>
+                <w:webHidden/>
+              </w:rPr>
+              <w:fldChar w:fldCharType="separate"/>
+            </w:r>
+            <w:r>
+              <w:rPr>
+                <w:noProof/>
+                <w:webHidden/>
+              </w:rPr>
+              <w:t>8</w:t>
+            </w:r>
+            <w:r>
+              <w:rPr>
+                <w:noProof/>
+                <w:webHidden/>
+              </w:rPr>
+              <w:fldChar w:fldCharType="end"/>
+            </w:r>
+          </w:hyperlink>
+        </w:p>
+        <w:p>
+          <w:pPr>
+            <w:pStyle w:val="TOC1"/>
+            <w:tabs>
+              <w:tab w:val="right" w:leader="dot" w:pos="9836"/>
+            </w:tabs>
+            <w:rPr>
+              <w:rFonts w:asciiTheme="minorHAnsi" w:eastAsiaTheme="minorEastAsia" w:hAnsiTheme="minorHAnsi" w:cstheme="minorBidi"/>
+              <w:noProof/>
+              <w:kern w:val="2"/>
+              <w:sz w:val="24"/>
+              <w:szCs w:val="24"/>
+              <w:lang w:val="en-MY" w:eastAsia="en-MY"/>
+              <w14:ligatures w14:val="standardContextual"/>
+            </w:rPr>
+          </w:pPr>
+          <w:hyperlink w:anchor="_Toc239710617" w:history="1">
+            <w:r>
+              <w:rPr>
+                <w:rStyle w:val="Hyperlink"/>
+                <w:noProof/>
+              </w:rPr>
+              <w:t>6.0 Gaps &amp; Remediation Plan</w:t>
+            </w:r>
+            <w:r>
+              <w:rPr>
+                <w:noProof/>
+                <w:webHidden/>
+              </w:rPr>
+              <w:tab/>
+            </w:r>
+            <w:r>
+              <w:rPr>
+                <w:noProof/>
+                <w:webHidden/>
+              </w:rPr>
+              <w:fldChar w:fldCharType="begin"/>
+            </w:r>
+            <w:r>
+              <w:rPr>
+                <w:noProof/>
+                <w:webHidden/>
+              </w:rPr>
+              <w:instrText xml:space="preserve"> PAGEREF _Toc239710617 \h </w:instrText>
+            </w:r>
+            <w:r>
+              <w:rPr>
+                <w:noProof/>
+                <w:webHidden/>
+              </w:rPr>
+            </w:r>
+            <w:r>
+              <w:rPr>
+                <w:noProof/>
+                <w:webHidden/>
+              </w:rPr>
+              <w:fldChar w:fldCharType="separate"/>
+            </w:r>
+            <w:r>
+              <w:rPr>
+                <w:noProof/>
+                <w:webHidden/>
+              </w:rPr>
+              <w:t>8</w:t>
+            </w:r>
+            <w:r>
+              <w:rPr>
+                <w:noProof/>
+                <w:webHidden/>
+              </w:rPr>
+              <w:fldChar w:fldCharType="end"/>
+            </w:r>
+          </w:hyperlink>
+        </w:p>
+        <w:p>
+          <w:pPr>
+            <w:pStyle w:val="TOC1"/>
+            <w:tabs>
+              <w:tab w:val="right" w:leader="dot" w:pos="9836"/>
+            </w:tabs>
+            <w:rPr>
+              <w:rFonts w:asciiTheme="minorHAnsi" w:eastAsiaTheme="minorEastAsia" w:hAnsiTheme="minorHAnsi" w:cstheme="minorBidi"/>
+              <w:noProof/>
+              <w:kern w:val="2"/>
+              <w:sz w:val="24"/>
+              <w:szCs w:val="24"/>
+              <w:lang w:val="en-MY" w:eastAsia="en-MY"/>
+              <w14:ligatures w14:val="standardContextual"/>
+            </w:rPr>
+          </w:pPr>
+          <w:hyperlink w:anchor="_Toc239710618" w:history="1">
+            <w:r>
+              <w:rPr>
+                <w:rStyle w:val="Hyperlink"/>
+                <w:noProof/>
+              </w:rPr>
+              <w:t>7.0 Conclusion &amp; Recommendation</w:t>
+            </w:r>
+            <w:r>
+              <w:rPr>
+                <w:noProof/>
+                <w:webHidden/>
+              </w:rPr>
+              <w:tab/>
+            </w:r>
+            <w:r>
+              <w:rPr>
+                <w:noProof/>
+                <w:webHidden/>
+              </w:rPr>
+              <w:fldChar w:fldCharType="begin"/>
+            </w:r>
+            <w:r>
+              <w:rPr>
+                <w:noProof/>
+                <w:webHidden/>
+              </w:rPr>
+              <w:instrText xml:space="preserve"> PAGEREF _Toc239710618 \h </w:instrText>
+            </w:r>
+            <w:r>
+              <w:rPr>
+                <w:noProof/>
+                <w:webHidden/>
+              </w:rPr>
+            </w:r>
+            <w:r>
+              <w:rPr>
+                <w:noProof/>
+                <w:webHidden/>
+              </w:rPr>
+              <w:fldChar w:fldCharType="separate"/>
+            </w:r>
+            <w:r>
+              <w:rPr>
+                <w:noProof/>
+                <w:webHidden/>
+              </w:rPr>
+              <w:t>8</w:t>
+            </w:r>
+            <w:r>
+              <w:rPr>
+                <w:noProof/>
+                <w:webHidden/>
+              </w:rPr>
+              <w:fldChar w:fldCharType="end"/>
+            </w:r>
+          </w:hyperlink>
+        </w:p>
+        <w:p>
+          <w:pPr>
+            <w:pStyle w:val="TOC1"/>
+            <w:tabs>
+              <w:tab w:val="right" w:leader="dot" w:pos="9836"/>
+            </w:tabs>
+            <w:rPr>
+              <w:rFonts w:asciiTheme="minorHAnsi" w:eastAsiaTheme="minorEastAsia" w:hAnsiTheme="minorHAnsi" w:cstheme="minorBidi"/>
+              <w:noProof/>
+              <w:kern w:val="2"/>
+              <w:sz w:val="24"/>
+              <w:szCs w:val="24"/>
+              <w:lang w:val="en-MY" w:eastAsia="en-MY"/>
+              <w14:ligatures w14:val="standardContextual"/>
+            </w:rPr>
+          </w:pPr>
+          <w:hyperlink w:anchor="_Toc239710619" w:history="1">
+            <w:r>
+              <w:rPr>
+                <w:rStyle w:val="Hyperlink"/>
+                <w:noProof/>
+              </w:rPr>
+              <w:t>8.0 References</w:t>
+            </w:r>
+            <w:r>
+              <w:rPr>
+                <w:noProof/>
+                <w:webHidden/>
+              </w:rPr>
+              <w:tab/>
+            </w:r>
+            <w:r>
+              <w:rPr>
+                <w:noProof/>
+                <w:webHidden/>
+              </w:rPr>
+              <w:fldChar w:fldCharType="begin"/>
+            </w:r>
+            <w:r>
+              <w:rPr>
+                <w:noProof/>
+                <w:webHidden/>
+              </w:rPr>
+              <w:instrText xml:space="preserve"> PAGEREF _Toc239710619 \h </w:instrText>
+            </w:r>
+            <w:r>
+              <w:rPr>
+                <w:noProof/>
+                <w:webHidden/>
+              </w:rPr>
+            </w:r>
+            <w:r>
+              <w:rPr>
+                <w:noProof/>
+                <w:webHidden/>
+              </w:rPr>
+              <w:fldChar w:fldCharType="separate"/>
+            </w:r>
+            <w:r>
+              <w:rPr>
+                <w:noProof/>
+                <w:webHidden/>
+              </w:rPr>
+              <w:t>8</w:t>
+            </w:r>
+            <w:r>
+              <w:rPr>
+                <w:noProof/>
+                <w:webHidden/>
+              </w:rPr>
+              <w:fldChar w:fldCharType="end"/>
+            </w:r>
+          </w:hyperlink>
+        </w:p>
+        <w:p>
+          <w:pPr>
+            <w:pStyle w:val="TOC1"/>
+            <w:tabs>
+              <w:tab w:val="right" w:leader="dot" w:pos="9836"/>
+            </w:tabs>
+            <w:rPr>
+              <w:rFonts w:asciiTheme="minorHAnsi" w:eastAsiaTheme="minorEastAsia" w:hAnsiTheme="minorHAnsi" w:cstheme="minorBidi"/>
+              <w:noProof/>
+              <w:kern w:val="2"/>
+              <w:sz w:val="24"/>
+              <w:szCs w:val="24"/>
+              <w:lang w:val="en-MY" w:eastAsia="en-MY"/>
+              <w14:ligatures w14:val="standardContextual"/>
+            </w:rPr>
+          </w:pPr>
+          <w:hyperlink w:anchor="_Toc239710620" w:history="1">
+            <w:r>
+              <w:rPr>
+                <w:rStyle w:val="Hyperlink"/>
+                <w:noProof/>
+              </w:rPr>
+              <w:t>9.0 Appendices</w:t>
+            </w:r>
+            <w:r>
+              <w:rPr>
+                <w:noProof/>
+                <w:webHidden/>
+              </w:rPr>
+              <w:tab/>
+            </w:r>
+            <w:r>
+              <w:rPr>
+                <w:noProof/>
+                <w:webHidden/>
+              </w:rPr>
+              <w:fldChar w:fldCharType="begin"/>
+            </w:r>
+            <w:r>
+              <w:rPr>
+                <w:noProof/>
+                <w:webHidden/>
+              </w:rPr>
+              <w:instrText xml:space="preserve"> PAGEREF _Toc239710620 \h </w:instrText>
+            </w:r>
+            <w:r>
+              <w:rPr>
+                <w:noProof/>
+                <w:webHidden/>
+              </w:rPr>
+            </w:r>
+            <w:r>
+              <w:rPr>
+                <w:noProof/>
+                <w:webHidden/>
+              </w:rPr>
+              <w:fldChar w:fldCharType="separate"/>
+            </w:r>
+            <w:r>
+              <w:rPr>
+                <w:noProof/>
+                <w:webHidden/>
+              </w:rPr>
+              <w:t>9</w:t>
+            </w:r>
+            <w:r>
+              <w:rPr>
+                <w:noProof/>
+                <w:webHidden/>
+              </w:rPr>
+              <w:fldChar w:fldCharType="end"/>
+            </w:r>
+          </w:hyperlink>
+        </w:p>
+        <w:p>
+          <w:pPr>
+            <w:pStyle w:val="TOC2"/>
+            <w:tabs>
+              <w:tab w:val="right" w:leader="dot" w:pos="9836"/>
+            </w:tabs>
+            <w:rPr>
+              <w:rFonts w:asciiTheme="minorHAnsi" w:eastAsiaTheme="minorEastAsia" w:hAnsiTheme="minorHAnsi" w:cstheme="minorBidi"/>
+              <w:noProof/>
+              <w:kern w:val="2"/>
+              <w:sz w:val="24"/>
+              <w:szCs w:val="24"/>
+              <w:lang w:val="en-MY" w:eastAsia="en-MY"/>
+              <w14:ligatures w14:val="standardContextual"/>
+            </w:rPr>
+          </w:pPr>
+          <w:hyperlink w:anchor="_Toc239710621" w:history="1">
+            <w:r>
+              <w:rPr>
+                <w:rStyle w:val="Hyperlink"/>
+                <w:noProof/>
+              </w:rPr>
+              <w:t>9.1 Group Declaration &amp; Peer-Contribution Form</w:t>
+            </w:r>
+            <w:r>
+              <w:rPr>
+                <w:noProof/>
+                <w:webHidden/>
+              </w:rPr>
+              <w:tab/>
+            </w:r>
+            <w:r>
+              <w:rPr>
+                <w:noProof/>
+                <w:webHidden/>
+              </w:rPr>
+              <w:fldChar w:fldCharType="begin"/>
+            </w:r>
+            <w:r>
+              <w:rPr>
+                <w:noProof/>
+                <w:webHidden/>
+              </w:rPr>
+              <w:instrText xml:space="preserve"> PAGEREF _Toc239710621 \h </w:instrText>
+            </w:r>
+            <w:r>
+              <w:rPr>
+                <w:noProof/>
+                <w:webHidden/>
+              </w:rPr>
+            </w:r>
+            <w:r>
+              <w:rPr>
+                <w:noProof/>
+                <w:webHidden/>
+              </w:rPr>
+              <w:fldChar w:fldCharType="separate"/>
+            </w:r>
+            <w:r>
+              <w:rPr>
+                <w:noProof/>
+                <w:webHidden/>
+              </w:rPr>
+              <w:t>9</w:t>
+            </w:r>
+            <w:r>
+              <w:rPr>
+                <w:noProof/>
+                <w:webHidden/>
+              </w:rPr>
+              <w:fldChar w:fldCharType="end"/>
+            </w:r>
+          </w:hyperlink>
+        </w:p>
+        <w:p>
+          <w:r>
+            <w:fldChar w:fldCharType="end"/>
+          </w:r>
         </w:p>
       </w:sdtContent>
     </w:sdt>
@@ -2888,19 +3970,31 @@
         <w:pStyle w:val="Heading1"/>
         <w:ind w:left="0" w:firstLine="0"/>
       </w:pPr>
+      <w:bookmarkStart w:id="2" w:name="_Toc239710609"/>
       <w:r>
         <w:t>Table of Figures</w:t>
       </w:r>
+      <w:bookmarkEnd w:id="2"/>
     </w:p>
     <w:p>
-      <w:fldSimple w:instr=" TOC \h \z \c &quot;Figure&quot; ">
-        <w:r>
-          <w:rPr>
-            <w:noProof/>
-          </w:rPr>
-          <w:t>No table of figures entries found.</w:t>
-        </w:r>
-      </w:fldSimple>
+      <w:r>
+        <w:fldChar w:fldCharType="begin"/>
+      </w:r>
+      <w:r>
+        <w:instrText>TOC \h \z \c "Figure"</w:instrText>
+      </w:r>
+      <w:r>
+        <w:fldChar w:fldCharType="separate"/>
+      </w:r>
+      <w:r>
+        <w:rPr>
+          <w:noProof/>
+        </w:rPr>
+        <w:t>No table of figures entries found.</w:t>
+      </w:r>
+      <w:r>
+        <w:fldChar w:fldCharType="end"/>
+      </w:r>
     </w:p>
     <w:p/>
     <w:p>
@@ -2908,19 +4002,31 @@
         <w:pStyle w:val="Heading1"/>
         <w:ind w:left="0" w:firstLine="0"/>
       </w:pPr>
+      <w:bookmarkStart w:id="3" w:name="_Toc239710610"/>
       <w:r>
         <w:t>List of Tables</w:t>
       </w:r>
+      <w:bookmarkEnd w:id="3"/>
     </w:p>
     <w:p>
-      <w:fldSimple w:instr=" TOC \h \z \c &quot;Table&quot; ">
-        <w:r>
-          <w:rPr>
-            <w:noProof/>
-          </w:rPr>
-          <w:t>No table of figures entries found.</w:t>
-        </w:r>
-      </w:fldSimple>
+      <w:r>
+        <w:fldChar w:fldCharType="begin"/>
+      </w:r>
+      <w:r>
+        <w:instrText>TOC \h \z \c "Table"</w:instrText>
+      </w:r>
+      <w:r>
+        <w:fldChar w:fldCharType="separate"/>
+      </w:r>
+      <w:r>
+        <w:rPr>
+          <w:noProof/>
+        </w:rPr>
+        <w:t>No table of figures entries found.</w:t>
+      </w:r>
+      <w:r>
+        <w:fldChar w:fldCharType="end"/>
+      </w:r>
     </w:p>
     <w:p/>
     <w:p>
@@ -2938,30 +4044,1259 @@
       <w:pPr>
         <w:pStyle w:val="Heading1"/>
       </w:pPr>
+      <w:bookmarkStart w:id="4" w:name="_Toc239710611"/>
       <w:r>
         <w:lastRenderedPageBreak/>
         <w:t>1.0 Executive Summary</w:t>
       </w:r>
+      <w:bookmarkEnd w:id="4"/>
     </w:p>
     <w:p>
       <w:pPr>
-        <w:pStyle w:val="Heading1"/>
-      </w:pPr>
-      <w:r>
-        <w:t xml:space="preserve">2.0 </w:t>
-      </w:r>
-      <w:r>
-        <w:t>Scope &amp; Obligations</w:t>
+        <w:jc w:val="both"/>
+      </w:pPr>
+      <w:r>
+        <w:t xml:space="preserve">Recommendation: Adopt with Conditions. The public cloud migration plan of </w:t>
+      </w:r>
+      <w:proofErr w:type="spellStart"/>
+      <w:r>
+        <w:t>MediPay</w:t>
+      </w:r>
+      <w:proofErr w:type="spellEnd"/>
+      <w:r>
+        <w:t xml:space="preserve"> </w:t>
+      </w:r>
+      <w:proofErr w:type="spellStart"/>
+      <w:r>
+        <w:t>Sdn</w:t>
+      </w:r>
+      <w:proofErr w:type="spellEnd"/>
+      <w:r>
+        <w:t xml:space="preserve"> </w:t>
+      </w:r>
+      <w:proofErr w:type="spellStart"/>
+      <w:r>
+        <w:t>Bhd</w:t>
+      </w:r>
+      <w:proofErr w:type="spellEnd"/>
+      <w:r>
+        <w:t xml:space="preserve"> requires approval only after all fundamental compliance and security deficiencies become resolved. </w:t>
+      </w:r>
+      <w:proofErr w:type="spellStart"/>
+      <w:r>
+        <w:t>MediPay</w:t>
+      </w:r>
+      <w:proofErr w:type="spellEnd"/>
+      <w:r>
+        <w:t xml:space="preserve"> delivers a multi-tenant Software-as-a-Service platform which serves clinics throughout Malaysia while it manages payment-card information together with patient medical records. Therefore, the migration must ensure that </w:t>
+      </w:r>
+      <w:proofErr w:type="spellStart"/>
+      <w:r>
+        <w:t>MediPay</w:t>
+      </w:r>
+      <w:proofErr w:type="spellEnd"/>
+      <w:r>
+        <w:t xml:space="preserve"> meets its obligations under PCI DSS and the amended Personal Data Protection Act (PDPA).</w:t>
       </w:r>
     </w:p>
     <w:p>
       <w:pPr>
+        <w:jc w:val="both"/>
+      </w:pPr>
+    </w:p>
+    <w:p>
+      <w:pPr>
+        <w:jc w:val="both"/>
+      </w:pPr>
+      <w:r>
+        <w:t xml:space="preserve">The assessment revealed three main findings from the analysis. </w:t>
+      </w:r>
+      <w:r>
+        <w:rPr>
+          <w:b/>
+          <w:bCs/>
+        </w:rPr>
+        <w:t>First, the data privacy and breach notification requirement</w:t>
+      </w:r>
+      <w:r>
+        <w:t xml:space="preserve"> demands </w:t>
+      </w:r>
+      <w:proofErr w:type="spellStart"/>
+      <w:r>
+        <w:t>MediPay</w:t>
+      </w:r>
+      <w:proofErr w:type="spellEnd"/>
+      <w:r>
+        <w:t xml:space="preserve"> to report qualifying personal-data breaches to the Commissioner as quickly as possible but no later than </w:t>
+      </w:r>
+      <w:r>
+        <w:rPr>
+          <w:b/>
+          <w:bCs/>
+        </w:rPr>
+        <w:t>72 hours</w:t>
+      </w:r>
+      <w:r>
+        <w:t xml:space="preserve"> from the occurrence and to inform affected data subjects within </w:t>
+      </w:r>
+      <w:r>
+        <w:rPr>
+          <w:b/>
+          <w:bCs/>
+        </w:rPr>
+        <w:t>seven days</w:t>
+      </w:r>
+      <w:r>
+        <w:t xml:space="preserve">. </w:t>
+      </w:r>
+      <w:r>
+        <w:rPr>
+          <w:b/>
+          <w:bCs/>
+        </w:rPr>
+        <w:t>Second, the data residency and SLA protection requirement</w:t>
+      </w:r>
+      <w:r>
+        <w:t xml:space="preserve"> requires organizations to establish specific requirements which define where data should be stored, what security duties organizations must perform, how they must report security breaches, what audit permissions they need, and how they should handle data after service termination. The Board of </w:t>
+      </w:r>
+      <w:proofErr w:type="spellStart"/>
+      <w:r>
+        <w:t>MediPay</w:t>
+      </w:r>
+      <w:proofErr w:type="spellEnd"/>
+      <w:r>
+        <w:t xml:space="preserve"> focuses on these </w:t>
+      </w:r>
+      <w:proofErr w:type="gramStart"/>
+      <w:r>
+        <w:t>particular areas</w:t>
+      </w:r>
+      <w:proofErr w:type="gramEnd"/>
+      <w:r>
+        <w:t xml:space="preserve"> because they want to protect their data residency and breach notification requirements. </w:t>
+      </w:r>
+      <w:r>
+        <w:rPr>
+          <w:b/>
+          <w:bCs/>
+        </w:rPr>
+        <w:t>Third, the shared responsibility model</w:t>
+      </w:r>
+      <w:r>
+        <w:t xml:space="preserve"> creates potential security compliance gaps because </w:t>
+      </w:r>
+      <w:proofErr w:type="spellStart"/>
+      <w:r>
+        <w:t>MediPay</w:t>
+      </w:r>
+      <w:proofErr w:type="spellEnd"/>
+      <w:r>
+        <w:t xml:space="preserve"> needs to manage specific security and privacy controls which the cloud provider does not control.</w:t>
+      </w:r>
+    </w:p>
+    <w:p>
+      <w:pPr>
+        <w:jc w:val="both"/>
+      </w:pPr>
+    </w:p>
+    <w:p>
+      <w:pPr>
+        <w:jc w:val="both"/>
+      </w:pPr>
+      <w:r>
+        <w:t xml:space="preserve">The current gaps in </w:t>
+      </w:r>
+      <w:proofErr w:type="spellStart"/>
+      <w:r>
+        <w:t>MediPay</w:t>
+      </w:r>
+      <w:proofErr w:type="spellEnd"/>
+      <w:r>
+        <w:t xml:space="preserve"> operations will create various risks which include regulatory penalties and financial losses and privacy breaches and operational disruptions because the present system lacks proper management. The Board should therefore approve the </w:t>
+      </w:r>
+      <w:proofErr w:type="gramStart"/>
+      <w:r>
+        <w:t>migration with</w:t>
+      </w:r>
+      <w:proofErr w:type="gramEnd"/>
+      <w:r>
+        <w:t xml:space="preserve"> conditions, requiring </w:t>
+      </w:r>
+      <w:proofErr w:type="spellStart"/>
+      <w:r>
+        <w:t>MediPay</w:t>
+      </w:r>
+      <w:proofErr w:type="spellEnd"/>
+      <w:r>
+        <w:t xml:space="preserve"> to close the identified compliance and security gaps, strengthen the SLA, establish appropriate data-location requirements, define clear breach-notification responsibilities, and conduct control assessments before migration. Organizations need to obtain alternative assurance through independent certification or audit evidence or contractual audit rights when they fail to verify controls directly.</w:t>
+      </w:r>
+    </w:p>
+    <w:p>
+      <w:pPr>
+        <w:jc w:val="both"/>
+      </w:pPr>
+    </w:p>
+    <w:p>
+      <w:pPr>
+        <w:jc w:val="both"/>
+      </w:pPr>
+    </w:p>
+    <w:p>
+      <w:pPr>
+        <w:jc w:val="both"/>
+      </w:pPr>
+    </w:p>
+    <w:p>
+      <w:pPr>
+        <w:jc w:val="both"/>
+      </w:pPr>
+    </w:p>
+    <w:p>
+      <w:pPr>
+        <w:jc w:val="both"/>
+      </w:pPr>
+    </w:p>
+    <w:p>
+      <w:pPr>
+        <w:jc w:val="both"/>
+      </w:pPr>
+    </w:p>
+    <w:p>
+      <w:pPr>
+        <w:jc w:val="both"/>
+      </w:pPr>
+    </w:p>
+    <w:p>
+      <w:pPr>
+        <w:jc w:val="both"/>
+      </w:pPr>
+    </w:p>
+    <w:p>
+      <w:pPr>
+        <w:jc w:val="both"/>
+      </w:pPr>
+    </w:p>
+    <w:p>
+      <w:pPr>
+        <w:jc w:val="both"/>
+      </w:pPr>
+    </w:p>
+    <w:p>
+      <w:pPr>
+        <w:jc w:val="both"/>
+      </w:pPr>
+    </w:p>
+    <w:p>
+      <w:pPr>
+        <w:jc w:val="both"/>
+      </w:pPr>
+    </w:p>
+    <w:p>
+      <w:pPr>
+        <w:jc w:val="both"/>
+      </w:pPr>
+    </w:p>
+    <w:p>
+      <w:pPr>
+        <w:jc w:val="both"/>
+      </w:pPr>
+    </w:p>
+    <w:p>
+      <w:pPr>
+        <w:jc w:val="both"/>
+      </w:pPr>
+    </w:p>
+    <w:p>
+      <w:pPr>
+        <w:jc w:val="both"/>
+      </w:pPr>
+    </w:p>
+    <w:p>
+      <w:pPr>
+        <w:jc w:val="both"/>
+      </w:pPr>
+    </w:p>
+    <w:p>
+      <w:pPr>
+        <w:jc w:val="both"/>
+      </w:pPr>
+    </w:p>
+    <w:p>
+      <w:pPr>
+        <w:jc w:val="both"/>
+      </w:pPr>
+    </w:p>
+    <w:p>
+      <w:pPr>
+        <w:jc w:val="both"/>
+      </w:pPr>
+    </w:p>
+    <w:p>
+      <w:pPr>
+        <w:jc w:val="both"/>
+      </w:pPr>
+    </w:p>
+    <w:p>
+      <w:pPr>
+        <w:pStyle w:val="Heading1"/>
+      </w:pPr>
+      <w:bookmarkStart w:id="5" w:name="_Toc239710612"/>
+      <w:r>
+        <w:t xml:space="preserve">2.0 </w:t>
+      </w:r>
+      <w:r>
+        <w:t>Scope &amp; Obligations</w:t>
+      </w:r>
+      <w:bookmarkEnd w:id="5"/>
+    </w:p>
+    <w:p>
+      <w:pPr>
+        <w:ind w:firstLine="477"/>
+      </w:pPr>
+      <w:r>
+        <w:t>2.1 Scope of Assessment</w:t>
+      </w:r>
+    </w:p>
+    <w:p>
+      <w:pPr>
+        <w:spacing w:before="240" w:after="240"/>
+        <w:jc w:val="both"/>
+      </w:pPr>
+      <w:r>
+        <w:t xml:space="preserve">This assessment focuses on </w:t>
+      </w:r>
+      <w:proofErr w:type="spellStart"/>
+      <w:r>
+        <w:t>MediPay</w:t>
+      </w:r>
+      <w:proofErr w:type="spellEnd"/>
+      <w:r>
+        <w:t xml:space="preserve"> </w:t>
+      </w:r>
+      <w:proofErr w:type="spellStart"/>
+      <w:r>
+        <w:t>Sdn</w:t>
+      </w:r>
+      <w:proofErr w:type="spellEnd"/>
+      <w:r>
+        <w:t xml:space="preserve"> </w:t>
+      </w:r>
+      <w:proofErr w:type="spellStart"/>
+      <w:r>
+        <w:t>Bhd's</w:t>
+      </w:r>
+      <w:proofErr w:type="spellEnd"/>
+      <w:r>
+        <w:t xml:space="preserve"> plan to move its </w:t>
+      </w:r>
+      <w:r>
+        <w:rPr>
+          <w:b/>
+          <w:bCs/>
+        </w:rPr>
+        <w:t>multi-tenant Software-as-a-</w:t>
+      </w:r>
+      <w:r>
+        <w:rPr>
+          <w:b/>
+          <w:bCs/>
+        </w:rPr>
+        <w:lastRenderedPageBreak/>
+        <w:t>Service (SaaS) platform to a public cloud provider</w:t>
+      </w:r>
+      <w:r>
+        <w:t xml:space="preserve">. </w:t>
+      </w:r>
+      <w:proofErr w:type="spellStart"/>
+      <w:r>
+        <w:t>MediPay</w:t>
+      </w:r>
+      <w:proofErr w:type="spellEnd"/>
+      <w:r>
+        <w:t xml:space="preserve"> provides services to medical clinics in Malaysia and handles two main types of sensitive data: </w:t>
+      </w:r>
+      <w:r>
+        <w:rPr>
+          <w:b/>
+          <w:bCs/>
+        </w:rPr>
+        <w:t>payment-card data for clinic billing and patient health information (PHI)</w:t>
+      </w:r>
+      <w:r>
+        <w:t>.</w:t>
+      </w:r>
+    </w:p>
+    <w:p>
+      <w:pPr>
+        <w:spacing w:before="240" w:after="240"/>
+        <w:jc w:val="both"/>
+      </w:pPr>
+      <w:r>
+        <w:t xml:space="preserve">The assessment checks whether the proposed cloud environment can properly protect the </w:t>
+      </w:r>
+      <w:r>
+        <w:rPr>
+          <w:b/>
+          <w:bCs/>
+        </w:rPr>
+        <w:t>confidentiality, integrity and privacy</w:t>
+      </w:r>
+      <w:r>
+        <w:t xml:space="preserve"> of MediPay's data. It also looks at the security risks of the multi-tenant environment, especially how data from different clinics is protected and how security responsibilities are shared between </w:t>
+      </w:r>
+      <w:proofErr w:type="spellStart"/>
+      <w:r>
+        <w:t>MediPay</w:t>
+      </w:r>
+      <w:proofErr w:type="spellEnd"/>
+      <w:r>
+        <w:t xml:space="preserve"> and the cloud provider.</w:t>
+      </w:r>
+    </w:p>
+    <w:p>
+      <w:pPr>
+        <w:spacing w:before="240" w:after="240"/>
+        <w:jc w:val="both"/>
+      </w:pPr>
+      <w:r>
+        <w:t xml:space="preserve">The assessment covers </w:t>
+      </w:r>
+      <w:r>
+        <w:rPr>
+          <w:b/>
+          <w:bCs/>
+        </w:rPr>
+        <w:t>applicable laws and standards, shared responsibilities, SLA requirements, data residency, cross-border data transfer, breach notification, data protection, data return or deletion, and technical evidence</w:t>
+      </w:r>
+      <w:r>
+        <w:t xml:space="preserve"> needed to support the assessment.</w:t>
+      </w:r>
+    </w:p>
+    <w:p>
+      <w:pPr>
+        <w:jc w:val="both"/>
+      </w:pPr>
+    </w:p>
+    <w:p>
+      <w:pPr>
+        <w:jc w:val="both"/>
+      </w:pPr>
+      <w:r>
+        <w:t xml:space="preserve">      2.2 Data Types and Applicable Obligations</w:t>
+      </w:r>
+    </w:p>
+    <w:p>
+      <w:pPr>
+        <w:spacing w:before="240" w:after="240"/>
+        <w:jc w:val="both"/>
+      </w:pPr>
+      <w:proofErr w:type="spellStart"/>
+      <w:r>
+        <w:t>MediPay</w:t>
+      </w:r>
+      <w:proofErr w:type="spellEnd"/>
+      <w:r>
+        <w:t xml:space="preserve"> handles two main types of sensitive data through its cloud-based SaaS platform: </w:t>
+      </w:r>
+      <w:r>
+        <w:rPr>
+          <w:b/>
+          <w:bCs/>
+        </w:rPr>
+        <w:t>payment-card information</w:t>
+      </w:r>
+      <w:r>
+        <w:t xml:space="preserve"> for clinic billing and </w:t>
+      </w:r>
+      <w:r>
+        <w:rPr>
+          <w:b/>
+          <w:bCs/>
+        </w:rPr>
+        <w:t>patient health information (PHI)</w:t>
+      </w:r>
+      <w:r>
+        <w:t xml:space="preserve">. Payment-card information must follow </w:t>
+      </w:r>
+      <w:r>
+        <w:rPr>
+          <w:b/>
+          <w:bCs/>
+        </w:rPr>
+        <w:t>PCI DSS requirements</w:t>
+      </w:r>
+      <w:r>
+        <w:t xml:space="preserve">, while patient and personal information must follow the </w:t>
+      </w:r>
+      <w:r>
+        <w:rPr>
+          <w:b/>
+          <w:bCs/>
+        </w:rPr>
+        <w:t>Personal Data Protection Act 2010 and the Personal Data Protection (Amendment) Act 2024</w:t>
+      </w:r>
+      <w:r>
+        <w:t>.</w:t>
+      </w:r>
+    </w:p>
+    <w:p>
+      <w:pPr>
+        <w:spacing w:before="240" w:after="240"/>
+        <w:jc w:val="both"/>
+      </w:pPr>
+      <w:r>
+        <w:rPr>
+          <w:b/>
+          <w:bCs/>
+        </w:rPr>
+        <w:t>ISO/IEC 27018</w:t>
+      </w:r>
+      <w:r>
+        <w:t xml:space="preserve"> is relevant because it provides guidance on protecting personal information in public cloud environments. </w:t>
+      </w:r>
+      <w:r>
+        <w:rPr>
+          <w:b/>
+          <w:bCs/>
+        </w:rPr>
+        <w:t>ISO/IEC 27017</w:t>
+      </w:r>
+      <w:r>
+        <w:t xml:space="preserve"> provides cloud security guidance and helps define the security responsibilities of the </w:t>
+      </w:r>
+      <w:r>
+        <w:rPr>
+          <w:b/>
+          <w:bCs/>
+        </w:rPr>
+        <w:t xml:space="preserve">cloud provider and </w:t>
+      </w:r>
+      <w:proofErr w:type="spellStart"/>
+      <w:r>
+        <w:rPr>
+          <w:b/>
+          <w:bCs/>
+        </w:rPr>
+        <w:t>MediPay</w:t>
+      </w:r>
+      <w:proofErr w:type="spellEnd"/>
+      <w:r>
+        <w:t>.</w:t>
+      </w:r>
+    </w:p>
+    <w:p>
+      <w:pPr>
+        <w:spacing w:before="240" w:after="240"/>
+        <w:jc w:val="both"/>
+      </w:pPr>
+      <w:r>
+        <w:t xml:space="preserve">Since </w:t>
+      </w:r>
+      <w:proofErr w:type="spellStart"/>
+      <w:r>
+        <w:t>MediPay</w:t>
+      </w:r>
+      <w:proofErr w:type="spellEnd"/>
+      <w:r>
+        <w:t xml:space="preserve"> uses a </w:t>
+      </w:r>
+      <w:r>
+        <w:rPr>
+          <w:b/>
+          <w:bCs/>
+        </w:rPr>
+        <w:t>multi-tenant SaaS platform</w:t>
+      </w:r>
+      <w:r>
+        <w:t xml:space="preserve">, controls are needed to prevent one clinic's data from being accessed or exposed to another clinic. Therefore, the security responsibilities of </w:t>
+      </w:r>
+      <w:proofErr w:type="spellStart"/>
+      <w:r>
+        <w:rPr>
+          <w:b/>
+          <w:bCs/>
+        </w:rPr>
+        <w:t>MediPay</w:t>
+      </w:r>
+      <w:proofErr w:type="spellEnd"/>
+      <w:r>
+        <w:rPr>
+          <w:b/>
+          <w:bCs/>
+        </w:rPr>
+        <w:t xml:space="preserve"> and the cloud provider must be clearly defined</w:t>
+      </w:r>
+      <w:r>
+        <w:t xml:space="preserve"> to ensure that all important security and </w:t>
+      </w:r>
+      <w:proofErr w:type="spellStart"/>
+      <w:r>
+        <w:t>privac</w:t>
+      </w:r>
+      <w:proofErr w:type="spellEnd"/>
+      <w:r>
+        <w:t xml:space="preserve"> controls are properly managed.</w:t>
+      </w:r>
+    </w:p>
+    <w:p>
+      <w:pPr>
+        <w:jc w:val="both"/>
+      </w:pPr>
+      <w:r>
+        <w:t xml:space="preserve">      2.3 Applicable Standards and Laws</w:t>
+      </w:r>
+    </w:p>
+    <w:p>
+      <w:pPr>
+        <w:jc w:val="both"/>
+      </w:pPr>
+    </w:p>
+    <w:tbl>
+      <w:tblPr>
+        <w:tblStyle w:val="TableGrid"/>
+        <w:tblW w:w="0" w:type="auto"/>
+        <w:tblLook w:val="04A0" w:firstRow="1" w:lastRow="0" w:firstColumn="1" w:lastColumn="0" w:noHBand="0" w:noVBand="1"/>
+      </w:tblPr>
+      <w:tblGrid>
+        <w:gridCol w:w="1424"/>
+        <w:gridCol w:w="4817"/>
+        <w:gridCol w:w="3595"/>
+      </w:tblGrid>
+      <w:tr>
+        <w:trPr>
+          <w:trHeight w:val="300"/>
+        </w:trPr>
+        <w:tc>
+          <w:tcPr>
+            <w:tcW w:w="1425" w:type="dxa"/>
+          </w:tcPr>
+          <w:p>
+            <w:pPr>
+              <w:spacing w:after="160" w:line="257" w:lineRule="auto"/>
+              <w:jc w:val="center"/>
+              <w:rPr>
+                <w:b/>
+                <w:bCs/>
+              </w:rPr>
+            </w:pPr>
+            <w:r>
+              <w:rPr>
+                <w:b/>
+                <w:bCs/>
+              </w:rPr>
+              <w:t>Standard / Law</w:t>
+            </w:r>
+          </w:p>
+        </w:tc>
+        <w:tc>
+          <w:tcPr>
+            <w:tcW w:w="4819" w:type="dxa"/>
+          </w:tcPr>
+          <w:p>
+            <w:pPr>
+              <w:spacing w:after="160" w:line="257" w:lineRule="auto"/>
+              <w:jc w:val="center"/>
+              <w:rPr>
+                <w:b/>
+                <w:bCs/>
+              </w:rPr>
+            </w:pPr>
+            <w:r>
+              <w:rPr>
+                <w:b/>
+                <w:bCs/>
+              </w:rPr>
+              <w:t>Requirement</w:t>
+            </w:r>
+          </w:p>
+        </w:tc>
+        <w:tc>
+          <w:tcPr>
+            <w:tcW w:w="3596" w:type="dxa"/>
+          </w:tcPr>
+          <w:p>
+            <w:pPr>
+              <w:spacing w:after="160" w:line="257" w:lineRule="auto"/>
+              <w:jc w:val="center"/>
+              <w:rPr>
+                <w:b/>
+                <w:bCs/>
+              </w:rPr>
+            </w:pPr>
+            <w:r>
+              <w:rPr>
+                <w:b/>
+                <w:bCs/>
+              </w:rPr>
+              <w:t xml:space="preserve">Application to </w:t>
+            </w:r>
+            <w:proofErr w:type="spellStart"/>
+            <w:r>
+              <w:rPr>
+                <w:b/>
+                <w:bCs/>
+              </w:rPr>
+              <w:t>MediPay</w:t>
+            </w:r>
+            <w:proofErr w:type="spellEnd"/>
+          </w:p>
+        </w:tc>
+      </w:tr>
+      <w:tr>
+        <w:trPr>
+          <w:trHeight w:val="720"/>
+        </w:trPr>
+        <w:tc>
+          <w:tcPr>
+            <w:tcW w:w="1425" w:type="dxa"/>
+          </w:tcPr>
+          <w:p>
+            <w:pPr>
+              <w:spacing w:after="160" w:line="257" w:lineRule="auto"/>
+              <w:jc w:val="center"/>
+              <w:rPr>
+                <w:b/>
+                <w:bCs/>
+              </w:rPr>
+            </w:pPr>
+            <w:r>
+              <w:rPr>
+                <w:b/>
+                <w:bCs/>
+              </w:rPr>
+              <w:t>PCI DSS</w:t>
+            </w:r>
+          </w:p>
+        </w:tc>
+        <w:tc>
+          <w:tcPr>
+            <w:tcW w:w="4819" w:type="dxa"/>
+          </w:tcPr>
+          <w:p>
+            <w:pPr>
+              <w:spacing w:after="160" w:line="257" w:lineRule="auto"/>
+              <w:jc w:val="center"/>
+            </w:pPr>
+            <w:r>
+              <w:t>Protects payment-card data during storage and processing.</w:t>
+            </w:r>
+          </w:p>
+        </w:tc>
+        <w:tc>
+          <w:tcPr>
+            <w:tcW w:w="3596" w:type="dxa"/>
+          </w:tcPr>
+          <w:p>
+            <w:pPr>
+              <w:spacing w:after="160" w:line="257" w:lineRule="auto"/>
+              <w:jc w:val="center"/>
+            </w:pPr>
+            <w:proofErr w:type="spellStart"/>
+            <w:r>
+              <w:t>MediPay</w:t>
+            </w:r>
+            <w:proofErr w:type="spellEnd"/>
+            <w:r>
+              <w:t xml:space="preserve"> must protect payment-card data used for clinic billing.</w:t>
+            </w:r>
+          </w:p>
+        </w:tc>
+      </w:tr>
+      <w:tr>
+        <w:trPr>
+          <w:trHeight w:val="300"/>
+        </w:trPr>
+        <w:tc>
+          <w:tcPr>
+            <w:tcW w:w="1425" w:type="dxa"/>
+          </w:tcPr>
+          <w:p>
+            <w:pPr>
+              <w:spacing w:after="160" w:line="257" w:lineRule="auto"/>
+              <w:jc w:val="center"/>
+              <w:rPr>
+                <w:b/>
+                <w:bCs/>
+              </w:rPr>
+            </w:pPr>
+            <w:r>
+              <w:rPr>
+                <w:b/>
+                <w:bCs/>
+              </w:rPr>
+              <w:t>ISO/IEC 27017</w:t>
+            </w:r>
+          </w:p>
+        </w:tc>
+        <w:tc>
+          <w:tcPr>
+            <w:tcW w:w="4819" w:type="dxa"/>
+          </w:tcPr>
+          <w:p>
+            <w:pPr>
+              <w:spacing w:after="160" w:line="257" w:lineRule="auto"/>
+              <w:jc w:val="center"/>
+            </w:pPr>
+            <w:r>
+              <w:t>Provides security guidance for cloud services.</w:t>
+            </w:r>
+          </w:p>
+        </w:tc>
+        <w:tc>
+          <w:tcPr>
+            <w:tcW w:w="3596" w:type="dxa"/>
+          </w:tcPr>
+          <w:p>
+            <w:pPr>
+              <w:jc w:val="center"/>
+            </w:pPr>
+            <w:r>
+              <w:t xml:space="preserve">Helps </w:t>
+            </w:r>
+            <w:proofErr w:type="spellStart"/>
+            <w:r>
+              <w:t>MediPay</w:t>
+            </w:r>
+            <w:proofErr w:type="spellEnd"/>
+            <w:r>
+              <w:t xml:space="preserve"> understand the security responsibilities of the cloud provider and </w:t>
+            </w:r>
+            <w:proofErr w:type="spellStart"/>
+            <w:r>
+              <w:t>MediPay</w:t>
+            </w:r>
+            <w:proofErr w:type="spellEnd"/>
+            <w:r>
+              <w:t>.</w:t>
+            </w:r>
+          </w:p>
+        </w:tc>
+      </w:tr>
+      <w:tr>
+        <w:trPr>
+          <w:trHeight w:val="300"/>
+        </w:trPr>
+        <w:tc>
+          <w:tcPr>
+            <w:tcW w:w="1425" w:type="dxa"/>
+          </w:tcPr>
+          <w:p>
+            <w:pPr>
+              <w:spacing w:after="160" w:line="257" w:lineRule="auto"/>
+              <w:jc w:val="center"/>
+              <w:rPr>
+                <w:b/>
+                <w:bCs/>
+              </w:rPr>
+            </w:pPr>
+            <w:r>
+              <w:rPr>
+                <w:b/>
+                <w:bCs/>
+              </w:rPr>
+              <w:t>ISO/IEC 27018</w:t>
+            </w:r>
+          </w:p>
+        </w:tc>
+        <w:tc>
+          <w:tcPr>
+            <w:tcW w:w="4819" w:type="dxa"/>
+          </w:tcPr>
+          <w:p>
+            <w:pPr>
+              <w:spacing w:after="160" w:line="257" w:lineRule="auto"/>
+              <w:jc w:val="center"/>
+            </w:pPr>
+            <w:r>
+              <w:t>Provides guidance for protecting personal information in public clouds.</w:t>
+            </w:r>
+          </w:p>
+        </w:tc>
+        <w:tc>
+          <w:tcPr>
+            <w:tcW w:w="3596" w:type="dxa"/>
+          </w:tcPr>
+          <w:p>
+            <w:pPr>
+              <w:spacing w:after="160" w:line="257" w:lineRule="auto"/>
+              <w:jc w:val="center"/>
+            </w:pPr>
+            <w:r>
+              <w:t xml:space="preserve">Helps </w:t>
+            </w:r>
+            <w:proofErr w:type="spellStart"/>
+            <w:r>
+              <w:t>MediPay</w:t>
+            </w:r>
+            <w:proofErr w:type="spellEnd"/>
+            <w:r>
+              <w:t xml:space="preserve"> protect patient and other personal information in the cloud.</w:t>
+            </w:r>
+          </w:p>
+        </w:tc>
+      </w:tr>
+      <w:tr>
+        <w:trPr>
+          <w:trHeight w:val="300"/>
+        </w:trPr>
+        <w:tc>
+          <w:tcPr>
+            <w:tcW w:w="1425" w:type="dxa"/>
+          </w:tcPr>
+          <w:p>
+            <w:pPr>
+              <w:spacing w:after="160" w:line="257" w:lineRule="auto"/>
+              <w:jc w:val="center"/>
+              <w:rPr>
+                <w:b/>
+                <w:bCs/>
+              </w:rPr>
+            </w:pPr>
+            <w:r>
+              <w:rPr>
+                <w:b/>
+                <w:bCs/>
+              </w:rPr>
+              <w:t>PDPA 2010, as amended in 2024</w:t>
+            </w:r>
+          </w:p>
+        </w:tc>
+        <w:tc>
+          <w:tcPr>
+            <w:tcW w:w="4819" w:type="dxa"/>
+          </w:tcPr>
+          <w:p>
+            <w:pPr>
+              <w:spacing w:after="160" w:line="257" w:lineRule="auto"/>
+              <w:jc w:val="center"/>
+            </w:pPr>
+            <w:r>
+              <w:t xml:space="preserve">Requires </w:t>
+            </w:r>
+            <w:proofErr w:type="spellStart"/>
+            <w:r>
+              <w:t>organisations</w:t>
+            </w:r>
+            <w:proofErr w:type="spellEnd"/>
+            <w:r>
+              <w:t xml:space="preserve"> to protect personal data and follow requirements such as breach notification, DPO, data portability, processors and cross-border transfers.</w:t>
+            </w:r>
+          </w:p>
+        </w:tc>
+        <w:tc>
+          <w:tcPr>
+            <w:tcW w:w="3596" w:type="dxa"/>
+          </w:tcPr>
+          <w:p>
+            <w:pPr>
+              <w:spacing w:after="160" w:line="257" w:lineRule="auto"/>
+              <w:jc w:val="center"/>
+            </w:pPr>
+            <w:proofErr w:type="spellStart"/>
+            <w:r>
+              <w:t>MediPay</w:t>
+            </w:r>
+            <w:proofErr w:type="spellEnd"/>
+            <w:r>
+              <w:t xml:space="preserve"> must protect patient and personal data and ensure the cloud provider supports these requirements.</w:t>
+            </w:r>
+          </w:p>
+        </w:tc>
+      </w:tr>
+      <w:tr>
+        <w:trPr>
+          <w:trHeight w:val="300"/>
+        </w:trPr>
+        <w:tc>
+          <w:tcPr>
+            <w:tcW w:w="1425" w:type="dxa"/>
+          </w:tcPr>
+          <w:p>
+            <w:pPr>
+              <w:spacing w:after="160" w:line="257" w:lineRule="auto"/>
+              <w:jc w:val="center"/>
+              <w:rPr>
+                <w:b/>
+                <w:bCs/>
+              </w:rPr>
+            </w:pPr>
+            <w:r>
+              <w:rPr>
+                <w:b/>
+                <w:bCs/>
+              </w:rPr>
+              <w:t>CSA Cloud Controls Matrix (CCM)</w:t>
+            </w:r>
+          </w:p>
+        </w:tc>
+        <w:tc>
+          <w:tcPr>
+            <w:tcW w:w="4819" w:type="dxa"/>
+          </w:tcPr>
+          <w:p>
+            <w:pPr>
+              <w:spacing w:after="160" w:line="257" w:lineRule="auto"/>
+              <w:jc w:val="center"/>
+            </w:pPr>
+            <w:r>
+              <w:t>Provides a framework for cloud security controls and responsibilities.</w:t>
+            </w:r>
+          </w:p>
+        </w:tc>
+        <w:tc>
+          <w:tcPr>
+            <w:tcW w:w="3596" w:type="dxa"/>
+          </w:tcPr>
+          <w:p>
+            <w:pPr>
+              <w:jc w:val="center"/>
+            </w:pPr>
+            <w:r>
+              <w:t xml:space="preserve">Helps </w:t>
+            </w:r>
+            <w:proofErr w:type="spellStart"/>
+            <w:r>
+              <w:t>MediPay</w:t>
+            </w:r>
+            <w:proofErr w:type="spellEnd"/>
+            <w:r>
+              <w:t xml:space="preserve"> assess security controls and identify which controls are handled by </w:t>
+            </w:r>
+            <w:proofErr w:type="spellStart"/>
+            <w:r>
+              <w:t>MediPay</w:t>
+            </w:r>
+            <w:proofErr w:type="spellEnd"/>
+            <w:r>
+              <w:t xml:space="preserve"> or the cloud </w:t>
+            </w:r>
+            <w:proofErr w:type="gramStart"/>
+            <w:r>
+              <w:t>provider.</w:t>
+            </w:r>
+            <w:r>
+              <w:t>.</w:t>
+            </w:r>
+            <w:proofErr w:type="gramEnd"/>
+          </w:p>
+        </w:tc>
+      </w:tr>
+    </w:tbl>
+    <w:p>
+      <w:pPr>
+        <w:jc w:val="both"/>
+      </w:pPr>
+    </w:p>
+    <w:p>
+      <w:pPr>
+        <w:jc w:val="both"/>
+      </w:pPr>
+      <w:r>
+        <w:t xml:space="preserve">These standards and laws help </w:t>
+      </w:r>
+      <w:proofErr w:type="spellStart"/>
+      <w:r>
+        <w:t>MediPay</w:t>
+      </w:r>
+      <w:proofErr w:type="spellEnd"/>
+      <w:r>
+        <w:t xml:space="preserve"> </w:t>
+      </w:r>
+      <w:r>
+        <w:rPr>
+          <w:b/>
+          <w:bCs/>
+        </w:rPr>
+        <w:t>protect its data and meet security and privacy requirements</w:t>
+      </w:r>
+      <w:r>
+        <w:t xml:space="preserve">. The assignment specifically requires these standards and laws to be considered when </w:t>
+      </w:r>
+      <w:r>
+        <w:lastRenderedPageBreak/>
+        <w:t>assessing MediPay's cloud service.</w:t>
+      </w:r>
+    </w:p>
+    <w:p>
+      <w:pPr>
+        <w:jc w:val="both"/>
+      </w:pPr>
+    </w:p>
+    <w:p>
+      <w:pPr>
+        <w:jc w:val="both"/>
+      </w:pPr>
+      <w:r>
+        <w:t xml:space="preserve">        2.4 PDPA Obligations</w:t>
+      </w:r>
+      <w:r>
+        <w:tab/>
+      </w:r>
+    </w:p>
+    <w:p>
+      <w:pPr>
+        <w:spacing w:before="240" w:after="240"/>
+        <w:jc w:val="both"/>
+      </w:pPr>
+      <w:r>
+        <w:t xml:space="preserve">The PDPA 2010 through its Personal Data Protection (Amendment) Act 2024 grants essential protection to </w:t>
+      </w:r>
+      <w:proofErr w:type="spellStart"/>
+      <w:r>
+        <w:t>MediPay</w:t>
+      </w:r>
+      <w:proofErr w:type="spellEnd"/>
+      <w:r>
+        <w:t xml:space="preserve"> because the company manages both patient and personal information. The new rules became operational on 1 June 2025 when they established five essential requirements which include requiring organizations to notify personal data breaches and DPO appointment and registration and data processor responsibilities and data portability rules and updated procedures for international data movements.</w:t>
+      </w:r>
+    </w:p>
+    <w:p>
+      <w:pPr>
+        <w:spacing w:before="240" w:after="240"/>
+        <w:jc w:val="both"/>
+      </w:pPr>
+      <w:proofErr w:type="spellStart"/>
+      <w:r>
+        <w:t>MediPay</w:t>
+      </w:r>
+      <w:proofErr w:type="spellEnd"/>
+      <w:r>
+        <w:t xml:space="preserve"> needs to report personal data breaches which meet the criteria to the Commissioner within 72 hours after learning about them. The organization must also notify all affected data subjects about the breach within seven days. The cloud service provider needs to operate incident detection systems which process breach incidents through escalation procedures to meet breach notification requirements for </w:t>
+      </w:r>
+      <w:proofErr w:type="spellStart"/>
+      <w:r>
+        <w:t>MediPay</w:t>
+      </w:r>
+      <w:proofErr w:type="spellEnd"/>
+      <w:r>
+        <w:t>.</w:t>
+      </w:r>
+    </w:p>
+    <w:p>
+      <w:pPr>
+        <w:spacing w:before="240" w:after="240"/>
+        <w:jc w:val="both"/>
+      </w:pPr>
+      <w:r>
+        <w:t xml:space="preserve">The </w:t>
+      </w:r>
+      <w:proofErr w:type="spellStart"/>
+      <w:r>
+        <w:t>MediPay</w:t>
+      </w:r>
+      <w:proofErr w:type="spellEnd"/>
+      <w:r>
+        <w:t xml:space="preserve"> Board requires these </w:t>
+      </w:r>
+      <w:proofErr w:type="gramStart"/>
+      <w:r>
+        <w:t>particular conditions</w:t>
+      </w:r>
+      <w:proofErr w:type="gramEnd"/>
+      <w:r>
+        <w:t xml:space="preserve"> because they want to monitor data breach alerts and control where their data systems operate. The evaluation process needs to assess these regions during its assessment of the provider's SLA and their data storage practices and their approach to shared responsibilities.</w:t>
+      </w:r>
+    </w:p>
+    <w:p>
+      <w:pPr>
+        <w:jc w:val="both"/>
+      </w:pPr>
+      <w:r>
+        <w:t xml:space="preserve">         2.5 Cloud Security and Shared Responsibility</w:t>
+      </w:r>
+    </w:p>
+    <w:p>
+      <w:pPr>
+        <w:spacing w:before="240" w:after="240"/>
+        <w:jc w:val="both"/>
+      </w:pPr>
+      <w:r>
+        <w:t xml:space="preserve">The assessment includes the </w:t>
+      </w:r>
+      <w:r>
+        <w:rPr>
+          <w:b/>
+          <w:bCs/>
+        </w:rPr>
+        <w:t>shared responsibility model</w:t>
+      </w:r>
+      <w:r>
+        <w:t xml:space="preserve"> because security responsibilities are divided between the cloud provider and </w:t>
+      </w:r>
+      <w:proofErr w:type="spellStart"/>
+      <w:r>
+        <w:t>MediPay</w:t>
+      </w:r>
+      <w:proofErr w:type="spellEnd"/>
+      <w:r>
+        <w:t xml:space="preserve">. The cloud provider is responsible for certain infrastructure and platform security controls, while </w:t>
+      </w:r>
+      <w:proofErr w:type="spellStart"/>
+      <w:r>
+        <w:t>MediPay</w:t>
+      </w:r>
+      <w:proofErr w:type="spellEnd"/>
+      <w:r>
+        <w:t xml:space="preserve"> remains responsible for security controls assigned to the customer under the provider's shared-responsibility model.</w:t>
+      </w:r>
+    </w:p>
+    <w:p>
+      <w:pPr>
+        <w:spacing w:before="240" w:after="240"/>
+        <w:jc w:val="both"/>
+      </w:pPr>
+      <w:proofErr w:type="spellStart"/>
+      <w:r>
+        <w:t>MediPay</w:t>
+      </w:r>
+      <w:proofErr w:type="spellEnd"/>
+      <w:r>
+        <w:t xml:space="preserve"> must therefore identify which controls are managed by the provider and which controls must be implemented or maintained by </w:t>
+      </w:r>
+      <w:proofErr w:type="spellStart"/>
+      <w:r>
+        <w:t>MediPay</w:t>
+      </w:r>
+      <w:proofErr w:type="spellEnd"/>
+      <w:r>
+        <w:t>. This is important because unclear responsibility can result in security or compliance gaps.</w:t>
+      </w:r>
+    </w:p>
+    <w:p>
+      <w:pPr>
+        <w:spacing w:before="240" w:after="240"/>
+        <w:jc w:val="both"/>
+      </w:pPr>
+      <w:r>
+        <w:t xml:space="preserve">The assessment will use the provider's </w:t>
+      </w:r>
+      <w:r>
+        <w:rPr>
+          <w:b/>
+          <w:bCs/>
+        </w:rPr>
+        <w:t>CSA STAR/CAIQ evidence</w:t>
+      </w:r>
+      <w:r>
+        <w:t>, together with available technical evidence, to determine whether the required controls are implemented and appropriately supported by evidence. Where a control cannot be directly verified, the assessment should identify the limitation and consider appropriate alternative assurance, such as independent certification, audit evidence or contractual audit rights</w:t>
+      </w:r>
+    </w:p>
+    <w:p/>
+    <w:p/>
+    <w:p/>
+    <w:p/>
+    <w:p/>
+    <w:p/>
+    <w:p>
+      <w:pPr>
         <w:pStyle w:val="Heading1"/>
         <w:ind w:left="473" w:hanging="334"/>
       </w:pPr>
+      <w:bookmarkStart w:id="6" w:name="_Toc239710613"/>
       <w:r>
         <w:t>3.0 Providers &amp; Shared-Responsibility Assessment</w:t>
       </w:r>
+      <w:bookmarkEnd w:id="6"/>
     </w:p>
     <w:p>
       <w:pPr>
@@ -2997,7 +5332,16 @@
           <w:szCs w:val="24"/>
           <w:lang w:val="en-MY"/>
         </w:rPr>
-        <w:t xml:space="preserve"> choice. If your group substitutes a different provider, such as Azure, Google Cloud or a Malaysian-hosted platform, the structure below still holds, only the specific CAIQ answers and certification scope would change.</w:t>
+        <w:t xml:space="preserve"> choice. If your group substitutes a different provider, such as Azure, Google Cloud or a Malaysian-hosted platform, the structure below still holds, only the specific CAIQ answers and certification scope would </w:t>
+      </w:r>
+      <w:r>
+        <w:rPr>
+          <w:sz w:val="24"/>
+          <w:szCs w:val="24"/>
+          <w:lang w:val="en-MY"/>
+        </w:rPr>
+        <w:lastRenderedPageBreak/>
+        <w:t>change.</w:t>
       </w:r>
     </w:p>
     <w:p>
@@ -3755,39 +6099,29 @@
                 <w:szCs w:val="24"/>
                 <w:lang w:val="en-MY"/>
               </w:rPr>
-              <w:t xml:space="preserve"> application </w:t>
-            </w:r>
-            <w:r>
+              <w:t xml:space="preserve"> application patching</w:t>
+            </w:r>
+          </w:p>
+        </w:tc>
+        <w:tc>
+          <w:tcPr>
+            <w:tcW w:w="2410" w:type="dxa"/>
+            <w:vAlign w:val="center"/>
+          </w:tcPr>
+          <w:p>
+            <w:pPr>
               <w:rPr>
                 <w:sz w:val="24"/>
                 <w:szCs w:val="24"/>
                 <w:lang w:val="en-MY"/>
               </w:rPr>
-              <w:lastRenderedPageBreak/>
-              <w:t>patching</w:t>
-            </w:r>
-          </w:p>
-        </w:tc>
-        <w:tc>
-          <w:tcPr>
-            <w:tcW w:w="2410" w:type="dxa"/>
-            <w:vAlign w:val="center"/>
-          </w:tcPr>
-          <w:p>
-            <w:pPr>
+            </w:pPr>
+            <w:r>
               <w:rPr>
                 <w:sz w:val="24"/>
                 <w:szCs w:val="24"/>
                 <w:lang w:val="en-MY"/>
               </w:rPr>
-            </w:pPr>
-            <w:r>
-              <w:rPr>
-                <w:sz w:val="24"/>
-                <w:szCs w:val="24"/>
-                <w:lang w:val="en-MY"/>
-              </w:rPr>
-              <w:lastRenderedPageBreak/>
               <w:t>Customer</w:t>
             </w:r>
           </w:p>
@@ -4122,7 +6456,34 @@
           <w:szCs w:val="24"/>
           <w:lang w:val="en-MY"/>
         </w:rPr>
-        <w:t xml:space="preserve"> a useful first read of what the provider claims to cover, for example encryption capability under the CEK domain, logging hooks under LOG, and identity federation support under IAM. But CAIQ answers are completed by the provider and are not independently verified by an outside party. We have treated them as a starting hypothesis rather than proof, and used our own </w:t>
+        <w:t xml:space="preserve"> a useful first read of what the provider claims to cover, for example encryption capability under the CEK domain, logging hooks under LOG, and identity federation support under IAM. But CAIQ answers are completed by the provider and are not independently verified by an outside party. We have treated them as a starting </w:t>
+      </w:r>
+      <w:r>
+        <w:rPr>
+          <w:sz w:val="24"/>
+          <w:szCs w:val="24"/>
+          <w:lang w:val="en-MY"/>
+        </w:rPr>
+        <w:lastRenderedPageBreak/>
+        <w:t xml:space="preserve">hypothesis rather than </w:t>
+      </w:r>
+      <w:proofErr w:type="gramStart"/>
+      <w:r>
+        <w:rPr>
+          <w:sz w:val="24"/>
+          <w:szCs w:val="24"/>
+          <w:lang w:val="en-MY"/>
+        </w:rPr>
+        <w:t>proof, and</w:t>
+      </w:r>
+      <w:proofErr w:type="gramEnd"/>
+      <w:r>
+        <w:rPr>
+          <w:sz w:val="24"/>
+          <w:szCs w:val="24"/>
+          <w:lang w:val="en-MY"/>
+        </w:rPr>
+        <w:t xml:space="preserve"> used our own </w:t>
       </w:r>
       <w:proofErr w:type="spellStart"/>
       <w:r>
@@ -4140,7 +6501,25 @@
           <w:szCs w:val="24"/>
           <w:lang w:val="en-MY"/>
         </w:rPr>
-        <w:t xml:space="preserve"> evidence pack in Section 6 to test whether the claimed controls actually behave the way the CAIQ says they do.</w:t>
+        <w:t xml:space="preserve"> evidence pack in Section 6 to test whether the claimed controls </w:t>
+      </w:r>
+      <w:proofErr w:type="gramStart"/>
+      <w:r>
+        <w:rPr>
+          <w:sz w:val="24"/>
+          <w:szCs w:val="24"/>
+          <w:lang w:val="en-MY"/>
+        </w:rPr>
+        <w:t>actually behave</w:t>
+      </w:r>
+      <w:proofErr w:type="gramEnd"/>
+      <w:r>
+        <w:rPr>
+          <w:sz w:val="24"/>
+          <w:szCs w:val="24"/>
+          <w:lang w:val="en-MY"/>
+        </w:rPr>
+        <w:t xml:space="preserve"> the way the CAIQ says they do.</w:t>
       </w:r>
     </w:p>
     <w:p>
@@ -4216,7 +6595,25 @@
           <w:szCs w:val="24"/>
           <w:lang w:val="en-MY"/>
         </w:rPr>
-        <w:t xml:space="preserve"> carries the compliance burden of configuring and using them correctly and on time. That is the finding Section 6's evidence pack is built to test, and it is what Section 7's remediation plan has to close.</w:t>
+        <w:t xml:space="preserve"> carries the compliance burden of configuring and using them correctly and on time. That is the finding Section 6's evidence pack is built to test, and it is what Section 7's remediation plan </w:t>
+      </w:r>
+      <w:proofErr w:type="gramStart"/>
+      <w:r>
+        <w:rPr>
+          <w:sz w:val="24"/>
+          <w:szCs w:val="24"/>
+          <w:lang w:val="en-MY"/>
+        </w:rPr>
+        <w:t>has to</w:t>
+      </w:r>
+      <w:proofErr w:type="gramEnd"/>
+      <w:r>
+        <w:rPr>
+          <w:sz w:val="24"/>
+          <w:szCs w:val="24"/>
+          <w:lang w:val="en-MY"/>
+        </w:rPr>
+        <w:t xml:space="preserve"> close.</w:t>
       </w:r>
     </w:p>
     <w:p/>
@@ -4224,9 +6621,11 @@
       <w:pPr>
         <w:pStyle w:val="Heading1"/>
       </w:pPr>
+      <w:bookmarkStart w:id="7" w:name="_Toc239710614"/>
       <w:r>
         <w:t>4.0 SLA Analysis</w:t>
       </w:r>
+      <w:bookmarkEnd w:id="7"/>
     </w:p>
     <w:p>
       <w:pPr>
@@ -4645,7 +7044,16 @@
           <w:szCs w:val="24"/>
           <w:lang w:val="en-MY"/>
         </w:rPr>
-        <w:t xml:space="preserve"> access to the CSA STAR report and a SOC 2 Type II report on request, but it does not grant </w:t>
+        <w:t xml:space="preserve"> access to the CSA STAR report and a SOC 2 Type II report </w:t>
+      </w:r>
+      <w:r>
+        <w:rPr>
+          <w:sz w:val="24"/>
+          <w:szCs w:val="24"/>
+          <w:lang w:val="en-MY"/>
+        </w:rPr>
+        <w:lastRenderedPageBreak/>
+        <w:t xml:space="preserve">on request, but it does not grant </w:t>
       </w:r>
       <w:proofErr w:type="spellStart"/>
       <w:r>
@@ -4779,7 +7187,25 @@
           <w:szCs w:val="24"/>
           <w:lang w:val="en-MY"/>
         </w:rPr>
-        <w:t xml:space="preserve"> has no documentary proof to show a PDPA auditor or the Commissioner that patient and card data was actually destroyed, which matters for the Act's data minimisation expectations.</w:t>
+        <w:t xml:space="preserve"> has no documentary proof to show a PDPA auditor or the Commissioner that patient and card data was </w:t>
+      </w:r>
+      <w:proofErr w:type="gramStart"/>
+      <w:r>
+        <w:rPr>
+          <w:sz w:val="24"/>
+          <w:szCs w:val="24"/>
+          <w:lang w:val="en-MY"/>
+        </w:rPr>
+        <w:t>actually destroyed</w:t>
+      </w:r>
+      <w:proofErr w:type="gramEnd"/>
+      <w:r>
+        <w:rPr>
+          <w:sz w:val="24"/>
+          <w:szCs w:val="24"/>
+          <w:lang w:val="en-MY"/>
+        </w:rPr>
+        <w:t>, which matters for the Act's data minimisation expectations.</w:t>
       </w:r>
     </w:p>
     <w:p/>
@@ -4787,9 +7213,11 @@
       <w:pPr>
         <w:pStyle w:val="Heading2"/>
       </w:pPr>
+      <w:bookmarkStart w:id="8" w:name="_Toc239710615"/>
       <w:r>
         <w:t>4.1 Gap Summary</w:t>
       </w:r>
+      <w:bookmarkEnd w:id="8"/>
     </w:p>
     <w:p>
       <w:pPr>
@@ -5002,14 +7430,7 @@
               <w:rPr>
                 <w:lang w:val="en-MY"/>
               </w:rPr>
-              <w:t xml:space="preserve">Uptime sufficient for a </w:t>
-            </w:r>
-            <w:r>
-              <w:rPr>
-                <w:lang w:val="en-MY"/>
-              </w:rPr>
-              <w:lastRenderedPageBreak/>
-              <w:t>billing-critical SaaS platform</w:t>
+              <w:t>Uptime sufficient for a billing-critical SaaS platform</w:t>
             </w:r>
           </w:p>
         </w:tc>
@@ -5031,15 +7452,7 @@
               <w:rPr>
                 <w:lang w:val="en-MY"/>
               </w:rPr>
-              <w:lastRenderedPageBreak/>
-              <w:t xml:space="preserve">99.9% monthly uptime, </w:t>
-            </w:r>
-            <w:r>
-              <w:rPr>
-                <w:lang w:val="en-MY"/>
-              </w:rPr>
-              <w:lastRenderedPageBreak/>
-              <w:t>service credit as sole remedy</w:t>
+              <w:t>99.9% monthly uptime, service credit as sole remedy</w:t>
             </w:r>
           </w:p>
         </w:tc>
@@ -5061,15 +7474,7 @@
               <w:rPr>
                 <w:lang w:val="en-MY"/>
               </w:rPr>
-              <w:lastRenderedPageBreak/>
-              <w:t xml:space="preserve">Credits are capped as a </w:t>
-            </w:r>
-            <w:r>
-              <w:rPr>
-                <w:lang w:val="en-MY"/>
-              </w:rPr>
-              <w:lastRenderedPageBreak/>
-              <w:t>percentage of fees and do not cover a clinic's lost billing revenue during an outage</w:t>
+              <w:t>Credits are capped as a percentage of fees and do not cover a clinic's lost billing revenue during an outage</w:t>
             </w:r>
           </w:p>
         </w:tc>
@@ -5091,7 +7496,6 @@
               <w:rPr>
                 <w:lang w:val="en-MY"/>
               </w:rPr>
-              <w:lastRenderedPageBreak/>
               <w:t>Medium</w:t>
             </w:r>
           </w:p>
@@ -5354,7 +7758,14 @@
               <w:rPr>
                 <w:lang w:val="en-MY"/>
               </w:rPr>
-              <w:t>Ability to independently verify the provider's control environment</w:t>
+              <w:t xml:space="preserve">Ability to independently verify </w:t>
+            </w:r>
+            <w:r>
+              <w:rPr>
+                <w:lang w:val="en-MY"/>
+              </w:rPr>
+              <w:lastRenderedPageBreak/>
+              <w:t>the provider's control environment</w:t>
             </w:r>
           </w:p>
         </w:tc>
@@ -5373,7 +7784,15 @@
               <w:rPr>
                 <w:lang w:val="en-MY"/>
               </w:rPr>
-              <w:t>STAR and SOC 2 Type II report available on request, no on-site or independent technical audit right</w:t>
+              <w:lastRenderedPageBreak/>
+              <w:t xml:space="preserve">STAR and SOC 2 Type II report available on </w:t>
+            </w:r>
+            <w:r>
+              <w:rPr>
+                <w:lang w:val="en-MY"/>
+              </w:rPr>
+              <w:lastRenderedPageBreak/>
+              <w:t>request, no on-site or independent technical audit right</w:t>
             </w:r>
           </w:p>
         </w:tc>
@@ -5392,7 +7811,15 @@
               <w:rPr>
                 <w:lang w:val="en-MY"/>
               </w:rPr>
-              <w:t>MediPay's PCI DSS assessor cannot independently validate the provider, only read its self-reported certificates</w:t>
+              <w:lastRenderedPageBreak/>
+              <w:t xml:space="preserve">MediPay's PCI DSS assessor cannot </w:t>
+            </w:r>
+            <w:r>
+              <w:rPr>
+                <w:lang w:val="en-MY"/>
+              </w:rPr>
+              <w:lastRenderedPageBreak/>
+              <w:t>independently validate the provider, only read its self-reported certificates</w:t>
             </w:r>
           </w:p>
         </w:tc>
@@ -5411,6 +7838,7 @@
               <w:rPr>
                 <w:lang w:val="en-MY"/>
               </w:rPr>
+              <w:lastRenderedPageBreak/>
               <w:t>Medium</w:t>
             </w:r>
           </w:p>
@@ -5529,24 +7957,39 @@
       </w:tr>
     </w:tbl>
     <w:p/>
-    <w:p/>
     <w:p>
       <w:pPr>
         <w:pStyle w:val="Heading1"/>
       </w:pPr>
+      <w:bookmarkStart w:id="9" w:name="_Toc239710616"/>
       <w:r>
         <w:t>5.0 Data-privacy &amp; Integrity Assessment</w:t>
       </w:r>
+      <w:bookmarkEnd w:id="9"/>
     </w:p>
     <w:p>
       <w:pPr>
-        <w:pStyle w:val="Heading1"/>
-      </w:pPr>
-      <w:r>
-        <w:t xml:space="preserve">6.0 </w:t>
-      </w:r>
-      <w:r>
-        <w:t>Gaps &amp; Remediation Plan</w:t>
+        <w:pStyle w:val="Heading2"/>
+      </w:pPr>
+      <w:r>
+        <w:t>5.1 Technical Evidence Register</w:t>
+      </w:r>
+    </w:p>
+    <w:p>
+      <w:pPr>
+        <w:pStyle w:val="Heading3"/>
+      </w:pPr>
+      <w:r>
+        <w:t>5.1.1</w:t>
+      </w:r>
+      <w:r>
+        <w:t xml:space="preserve"> </w:t>
+      </w:r>
+      <w:r>
+        <w:t>Privileged Access Management</w:t>
+      </w:r>
+      <w:r>
+        <w:t xml:space="preserve"> (IAM-05)</w:t>
       </w:r>
     </w:p>
     <w:tbl>
@@ -5556,16 +7999,13 @@
         <w:tblLook w:val="04A0" w:firstRow="1" w:lastRow="0" w:firstColumn="1" w:lastColumn="0" w:noHBand="0" w:noVBand="1"/>
       </w:tblPr>
       <w:tblGrid>
-        <w:gridCol w:w="1966"/>
-        <w:gridCol w:w="1948"/>
-        <w:gridCol w:w="1987"/>
-        <w:gridCol w:w="1973"/>
-        <w:gridCol w:w="1962"/>
+        <w:gridCol w:w="1574"/>
+        <w:gridCol w:w="8262"/>
       </w:tblGrid>
       <w:tr>
         <w:tc>
           <w:tcPr>
-            <w:tcW w:w="2012" w:type="dxa"/>
+            <w:tcW w:w="1526" w:type="dxa"/>
           </w:tcPr>
           <w:p>
             <w:r>
@@ -5575,41 +8015,47 @@
         </w:tc>
         <w:tc>
           <w:tcPr>
-            <w:tcW w:w="2012" w:type="dxa"/>
-          </w:tcPr>
-          <w:p>
-            <w:r>
-              <w:t>CCM control ID</w:t>
-            </w:r>
-          </w:p>
-        </w:tc>
-        <w:tc>
-          <w:tcPr>
-            <w:tcW w:w="2012" w:type="dxa"/>
-          </w:tcPr>
-          <w:p>
-            <w:r>
-              <w:t xml:space="preserve">Responsibility </w:t>
-            </w:r>
-          </w:p>
-        </w:tc>
-        <w:tc>
-          <w:tcPr>
-            <w:tcW w:w="2013" w:type="dxa"/>
-          </w:tcPr>
-          <w:p>
-            <w:r>
-              <w:t>Verification Method</w:t>
-            </w:r>
-          </w:p>
-        </w:tc>
-        <w:tc>
-          <w:tcPr>
-            <w:tcW w:w="2013" w:type="dxa"/>
-          </w:tcPr>
-          <w:p>
-            <w:r>
-              <w:t>Evidence &amp; Date</w:t>
+            <w:tcW w:w="8536" w:type="dxa"/>
+          </w:tcPr>
+          <w:p>
+            <w:pPr>
+              <w:rPr>
+                <w:lang w:val="en-MY"/>
+              </w:rPr>
+            </w:pPr>
+            <w:r>
+              <w:rPr>
+                <w:b/>
+                <w:bCs/>
+                <w:lang w:val="en-MY"/>
+              </w:rPr>
+              <w:t>PCI DSS v4.0 Req. 7.2.2</w:t>
+            </w:r>
+          </w:p>
+          <w:p>
+            <w:pPr>
+              <w:rPr>
+                <w:lang w:val="en-MY"/>
+              </w:rPr>
+            </w:pPr>
+            <w:r>
+              <w:rPr>
+                <w:lang w:val="en-MY"/>
+              </w:rPr>
+              <w:br/>
+            </w:r>
+          </w:p>
+          <w:p>
+            <w:pPr>
+              <w:rPr>
+                <w:lang w:val="en-MY"/>
+              </w:rPr>
+            </w:pPr>
+            <w:r>
+              <w:rPr>
+                <w:lang w:val="en-MY"/>
+              </w:rPr>
+              <w:t>System access is restricted to least privileges necessary.</w:t>
             </w:r>
           </w:p>
         </w:tc>
@@ -5617,78 +8063,3054 @@
       <w:tr>
         <w:tc>
           <w:tcPr>
-            <w:tcW w:w="2012" w:type="dxa"/>
-          </w:tcPr>
+            <w:tcW w:w="1526" w:type="dxa"/>
+          </w:tcPr>
+          <w:p>
+            <w:r>
+              <w:t>CCM Control ID</w:t>
+            </w:r>
+          </w:p>
+        </w:tc>
+        <w:tc>
+          <w:tcPr>
+            <w:tcW w:w="8536" w:type="dxa"/>
+          </w:tcPr>
+          <w:p>
+            <w:r>
+              <w:t>IAM-05</w:t>
+            </w:r>
+          </w:p>
+        </w:tc>
+      </w:tr>
+      <w:tr>
+        <w:tc>
+          <w:tcPr>
+            <w:tcW w:w="1526" w:type="dxa"/>
+          </w:tcPr>
+          <w:p>
+            <w:r>
+              <w:t xml:space="preserve">Responsibility </w:t>
+            </w:r>
+          </w:p>
+        </w:tc>
+        <w:tc>
+          <w:tcPr>
+            <w:tcW w:w="8536" w:type="dxa"/>
+          </w:tcPr>
+          <w:p>
+            <w:pPr>
+              <w:rPr>
+                <w:lang w:val="en-MY"/>
+              </w:rPr>
+            </w:pPr>
+            <w:r>
+              <w:rPr>
+                <w:b/>
+                <w:bCs/>
+                <w:lang w:val="en-MY"/>
+              </w:rPr>
+              <w:t>Customer</w:t>
+            </w:r>
+          </w:p>
+          <w:p>
+            <w:pPr>
+              <w:rPr>
+                <w:lang w:val="en-MY"/>
+              </w:rPr>
+            </w:pPr>
+            <w:r>
+              <w:rPr>
+                <w:lang w:val="en-MY"/>
+              </w:rPr>
+              <w:br/>
+            </w:r>
+          </w:p>
+          <w:p>
+            <w:pPr>
+              <w:rPr>
+                <w:lang w:val="en-MY"/>
+              </w:rPr>
+            </w:pPr>
+            <w:proofErr w:type="spellStart"/>
+            <w:r>
+              <w:rPr>
+                <w:lang w:val="en-MY"/>
+              </w:rPr>
+              <w:t>MediPay</w:t>
+            </w:r>
+            <w:proofErr w:type="spellEnd"/>
+            <w:r>
+              <w:rPr>
+                <w:lang w:val="en-MY"/>
+              </w:rPr>
+              <w:t xml:space="preserve"> owns the SaaS application logic and must define the IAM roles.</w:t>
+            </w:r>
+          </w:p>
+        </w:tc>
+      </w:tr>
+      <w:tr>
+        <w:tc>
+          <w:tcPr>
+            <w:tcW w:w="1526" w:type="dxa"/>
+          </w:tcPr>
+          <w:p>
+            <w:r>
+              <w:t>Verification Method</w:t>
+            </w:r>
+          </w:p>
+        </w:tc>
+        <w:tc>
+          <w:tcPr>
+            <w:tcW w:w="8536" w:type="dxa"/>
+          </w:tcPr>
+          <w:p>
+            <w:pPr>
+              <w:rPr>
+                <w:lang w:val="en-MY"/>
+              </w:rPr>
+            </w:pPr>
+            <w:r>
+              <w:rPr>
+                <w:lang w:val="en-MY"/>
+              </w:rPr>
+              <w:t>echo "=== IAM-05 (policy contents) ==="</w:t>
+            </w:r>
+          </w:p>
+          <w:p>
+            <w:pPr>
+              <w:rPr>
+                <w:lang w:val="en-MY"/>
+              </w:rPr>
+            </w:pPr>
+            <w:proofErr w:type="spellStart"/>
+            <w:r>
+              <w:rPr>
+                <w:lang w:val="en-MY"/>
+              </w:rPr>
+              <w:t>aws</w:t>
+            </w:r>
+            <w:proofErr w:type="spellEnd"/>
+            <w:r>
+              <w:rPr>
+                <w:lang w:val="en-MY"/>
+              </w:rPr>
+              <w:t xml:space="preserve"> $EP </w:t>
+            </w:r>
+            <w:proofErr w:type="spellStart"/>
+            <w:r>
+              <w:rPr>
+                <w:lang w:val="en-MY"/>
+              </w:rPr>
+              <w:t>iam</w:t>
+            </w:r>
+            <w:proofErr w:type="spellEnd"/>
+            <w:r>
+              <w:rPr>
+                <w:lang w:val="en-MY"/>
+              </w:rPr>
+              <w:t xml:space="preserve"> get-role-policy --role-name patient-lookup-role --policy-name </w:t>
+            </w:r>
+            <w:proofErr w:type="spellStart"/>
+            <w:r>
+              <w:rPr>
+                <w:lang w:val="en-MY"/>
+              </w:rPr>
+              <w:t>PatientLookupReadOnly</w:t>
+            </w:r>
+            <w:proofErr w:type="spellEnd"/>
+          </w:p>
           <w:p/>
         </w:tc>
-        <w:tc>
-          <w:tcPr>
-            <w:tcW w:w="2012" w:type="dxa"/>
-          </w:tcPr>
+      </w:tr>
+      <w:tr>
+        <w:tc>
+          <w:tcPr>
+            <w:tcW w:w="1526" w:type="dxa"/>
+          </w:tcPr>
+          <w:p>
+            <w:r>
+              <w:t>Evidence and Date</w:t>
+            </w:r>
+          </w:p>
+        </w:tc>
+        <w:tc>
+          <w:tcPr>
+            <w:tcW w:w="8536" w:type="dxa"/>
+          </w:tcPr>
+          <w:p>
+            <w:pPr>
+              <w:rPr>
+                <w:lang w:val="en-MY"/>
+              </w:rPr>
+            </w:pPr>
+            <w:r>
+              <w:rPr>
+                <w:lang w:val="en-MY"/>
+              </w:rPr>
+              <w:t>{</w:t>
+            </w:r>
+          </w:p>
+          <w:p>
+            <w:pPr>
+              <w:rPr>
+                <w:lang w:val="en-MY"/>
+              </w:rPr>
+            </w:pPr>
+            <w:r>
+              <w:rPr>
+                <w:lang w:val="en-MY"/>
+              </w:rPr>
+              <w:t>    "</w:t>
+            </w:r>
+            <w:proofErr w:type="spellStart"/>
+            <w:r>
+              <w:rPr>
+                <w:lang w:val="en-MY"/>
+              </w:rPr>
+              <w:t>RoleName</w:t>
+            </w:r>
+            <w:proofErr w:type="spellEnd"/>
+            <w:r>
+              <w:rPr>
+                <w:lang w:val="en-MY"/>
+              </w:rPr>
+              <w:t>": "patient-lookup-role",</w:t>
+            </w:r>
+          </w:p>
+          <w:p>
+            <w:pPr>
+              <w:rPr>
+                <w:lang w:val="en-MY"/>
+              </w:rPr>
+            </w:pPr>
+            <w:r>
+              <w:rPr>
+                <w:lang w:val="en-MY"/>
+              </w:rPr>
+              <w:t>    "</w:t>
+            </w:r>
+            <w:proofErr w:type="spellStart"/>
+            <w:r>
+              <w:rPr>
+                <w:lang w:val="en-MY"/>
+              </w:rPr>
+              <w:t>PolicyName</w:t>
+            </w:r>
+            <w:proofErr w:type="spellEnd"/>
+            <w:r>
+              <w:rPr>
+                <w:lang w:val="en-MY"/>
+              </w:rPr>
+              <w:t>": "</w:t>
+            </w:r>
+            <w:proofErr w:type="spellStart"/>
+            <w:r>
+              <w:rPr>
+                <w:lang w:val="en-MY"/>
+              </w:rPr>
+              <w:t>PatientLookupReadOnly</w:t>
+            </w:r>
+            <w:proofErr w:type="spellEnd"/>
+            <w:r>
+              <w:rPr>
+                <w:lang w:val="en-MY"/>
+              </w:rPr>
+              <w:t>",</w:t>
+            </w:r>
+          </w:p>
+          <w:p>
+            <w:pPr>
+              <w:rPr>
+                <w:lang w:val="en-MY"/>
+              </w:rPr>
+            </w:pPr>
+            <w:r>
+              <w:rPr>
+                <w:lang w:val="en-MY"/>
+              </w:rPr>
+              <w:t>    "</w:t>
+            </w:r>
+            <w:proofErr w:type="spellStart"/>
+            <w:r>
+              <w:rPr>
+                <w:lang w:val="en-MY"/>
+              </w:rPr>
+              <w:t>PolicyDocument</w:t>
+            </w:r>
+            <w:proofErr w:type="spellEnd"/>
+            <w:r>
+              <w:rPr>
+                <w:lang w:val="en-MY"/>
+              </w:rPr>
+              <w:t>": {</w:t>
+            </w:r>
+          </w:p>
+          <w:p>
+            <w:pPr>
+              <w:rPr>
+                <w:lang w:val="en-MY"/>
+              </w:rPr>
+            </w:pPr>
+            <w:r>
+              <w:rPr>
+                <w:lang w:val="en-MY"/>
+              </w:rPr>
+              <w:t>        "Version": "2012-10-17",</w:t>
+            </w:r>
+          </w:p>
+          <w:p>
+            <w:pPr>
+              <w:rPr>
+                <w:lang w:val="en-MY"/>
+              </w:rPr>
+            </w:pPr>
+            <w:r>
+              <w:rPr>
+                <w:lang w:val="en-MY"/>
+              </w:rPr>
+              <w:t>        "Statement": [</w:t>
+            </w:r>
+          </w:p>
+          <w:p>
+            <w:pPr>
+              <w:rPr>
+                <w:lang w:val="en-MY"/>
+              </w:rPr>
+            </w:pPr>
+            <w:r>
+              <w:rPr>
+                <w:lang w:val="en-MY"/>
+              </w:rPr>
+              <w:t>            {</w:t>
+            </w:r>
+          </w:p>
+          <w:p>
+            <w:pPr>
+              <w:rPr>
+                <w:lang w:val="en-MY"/>
+              </w:rPr>
+            </w:pPr>
+            <w:r>
+              <w:rPr>
+                <w:lang w:val="en-MY"/>
+              </w:rPr>
+              <w:t>                "Effect": "Allow",</w:t>
+            </w:r>
+          </w:p>
+          <w:p>
+            <w:pPr>
+              <w:rPr>
+                <w:lang w:val="en-MY"/>
+              </w:rPr>
+            </w:pPr>
+            <w:r>
+              <w:rPr>
+                <w:lang w:val="en-MY"/>
+              </w:rPr>
+              <w:t>                "Action": [</w:t>
+            </w:r>
+          </w:p>
+          <w:p>
+            <w:pPr>
+              <w:rPr>
+                <w:lang w:val="en-MY"/>
+              </w:rPr>
+            </w:pPr>
+            <w:r>
+              <w:rPr>
+                <w:lang w:val="en-MY"/>
+              </w:rPr>
+              <w:t>                    "s</w:t>
+            </w:r>
+            <w:proofErr w:type="gramStart"/>
+            <w:r>
+              <w:rPr>
+                <w:lang w:val="en-MY"/>
+              </w:rPr>
+              <w:t>3:GetObject</w:t>
+            </w:r>
+            <w:proofErr w:type="gramEnd"/>
+            <w:r>
+              <w:rPr>
+                <w:lang w:val="en-MY"/>
+              </w:rPr>
+              <w:t>",</w:t>
+            </w:r>
+          </w:p>
+          <w:p>
+            <w:pPr>
+              <w:rPr>
+                <w:lang w:val="en-MY"/>
+              </w:rPr>
+            </w:pPr>
+            <w:r>
+              <w:rPr>
+                <w:lang w:val="en-MY"/>
+              </w:rPr>
+              <w:t>                    "s</w:t>
+            </w:r>
+            <w:proofErr w:type="gramStart"/>
+            <w:r>
+              <w:rPr>
+                <w:lang w:val="en-MY"/>
+              </w:rPr>
+              <w:t>3:ListBucket</w:t>
+            </w:r>
+            <w:proofErr w:type="gramEnd"/>
+            <w:r>
+              <w:rPr>
+                <w:lang w:val="en-MY"/>
+              </w:rPr>
+              <w:t>"</w:t>
+            </w:r>
+          </w:p>
+          <w:p>
+            <w:pPr>
+              <w:rPr>
+                <w:lang w:val="en-MY"/>
+              </w:rPr>
+            </w:pPr>
+            <w:r>
+              <w:rPr>
+                <w:lang w:val="en-MY"/>
+              </w:rPr>
+              <w:t>                ],</w:t>
+            </w:r>
+          </w:p>
+          <w:p>
+            <w:pPr>
+              <w:rPr>
+                <w:lang w:val="en-MY"/>
+              </w:rPr>
+            </w:pPr>
+            <w:r>
+              <w:rPr>
+                <w:lang w:val="en-MY"/>
+              </w:rPr>
+              <w:t>                "Resource": [</w:t>
+            </w:r>
+          </w:p>
+          <w:p>
+            <w:pPr>
+              <w:rPr>
+                <w:lang w:val="en-MY"/>
+              </w:rPr>
+            </w:pPr>
+            <w:r>
+              <w:rPr>
+                <w:lang w:val="en-MY"/>
+              </w:rPr>
+              <w:t>                    "</w:t>
+            </w:r>
+            <w:proofErr w:type="gramStart"/>
+            <w:r>
+              <w:rPr>
+                <w:lang w:val="en-MY"/>
+              </w:rPr>
+              <w:t>arn:aws</w:t>
+            </w:r>
+            <w:proofErr w:type="gramEnd"/>
+            <w:r>
+              <w:rPr>
+                <w:lang w:val="en-MY"/>
+              </w:rPr>
+              <w:t>:s</w:t>
+            </w:r>
+            <w:proofErr w:type="gramStart"/>
+            <w:r>
+              <w:rPr>
+                <w:lang w:val="en-MY"/>
+              </w:rPr>
+              <w:t>3:::</w:t>
+            </w:r>
+            <w:proofErr w:type="spellStart"/>
+            <w:proofErr w:type="gramEnd"/>
+            <w:r>
+              <w:rPr>
+                <w:lang w:val="en-MY"/>
+              </w:rPr>
+              <w:t>medipay</w:t>
+            </w:r>
+            <w:proofErr w:type="spellEnd"/>
+            <w:r>
+              <w:rPr>
+                <w:lang w:val="en-MY"/>
+              </w:rPr>
+              <w:t>-patient-records",</w:t>
+            </w:r>
+          </w:p>
+          <w:p>
+            <w:pPr>
+              <w:rPr>
+                <w:lang w:val="en-MY"/>
+              </w:rPr>
+            </w:pPr>
+            <w:r>
+              <w:rPr>
+                <w:lang w:val="en-MY"/>
+              </w:rPr>
+              <w:t>                    "</w:t>
+            </w:r>
+            <w:proofErr w:type="gramStart"/>
+            <w:r>
+              <w:rPr>
+                <w:lang w:val="en-MY"/>
+              </w:rPr>
+              <w:t>arn:aws</w:t>
+            </w:r>
+            <w:proofErr w:type="gramEnd"/>
+            <w:r>
+              <w:rPr>
+                <w:lang w:val="en-MY"/>
+              </w:rPr>
+              <w:t>:s</w:t>
+            </w:r>
+            <w:proofErr w:type="gramStart"/>
+            <w:r>
+              <w:rPr>
+                <w:lang w:val="en-MY"/>
+              </w:rPr>
+              <w:t>3:::</w:t>
+            </w:r>
+            <w:proofErr w:type="spellStart"/>
+            <w:proofErr w:type="gramEnd"/>
+            <w:r>
+              <w:rPr>
+                <w:lang w:val="en-MY"/>
+              </w:rPr>
+              <w:t>medipay</w:t>
+            </w:r>
+            <w:proofErr w:type="spellEnd"/>
+            <w:r>
+              <w:rPr>
+                <w:lang w:val="en-MY"/>
+              </w:rPr>
+              <w:t>-patient-records/confidential/*"</w:t>
+            </w:r>
+          </w:p>
+          <w:p>
+            <w:pPr>
+              <w:rPr>
+                <w:lang w:val="en-MY"/>
+              </w:rPr>
+            </w:pPr>
+            <w:r>
+              <w:rPr>
+                <w:lang w:val="en-MY"/>
+              </w:rPr>
+              <w:t>                ]</w:t>
+            </w:r>
+          </w:p>
+          <w:p>
+            <w:pPr>
+              <w:rPr>
+                <w:lang w:val="en-MY"/>
+              </w:rPr>
+            </w:pPr>
+            <w:r>
+              <w:rPr>
+                <w:lang w:val="en-MY"/>
+              </w:rPr>
+              <w:t>            }</w:t>
+            </w:r>
+          </w:p>
+          <w:p>
+            <w:pPr>
+              <w:rPr>
+                <w:lang w:val="en-MY"/>
+              </w:rPr>
+            </w:pPr>
+            <w:r>
+              <w:rPr>
+                <w:lang w:val="en-MY"/>
+              </w:rPr>
+              <w:t>        ]</w:t>
+            </w:r>
+          </w:p>
+          <w:p>
+            <w:pPr>
+              <w:rPr>
+                <w:lang w:val="en-MY"/>
+              </w:rPr>
+            </w:pPr>
+            <w:r>
+              <w:rPr>
+                <w:lang w:val="en-MY"/>
+              </w:rPr>
+              <w:t>    }</w:t>
+            </w:r>
+          </w:p>
+          <w:p>
+            <w:pPr>
+              <w:rPr>
+                <w:lang w:val="en-MY"/>
+              </w:rPr>
+            </w:pPr>
+            <w:r>
+              <w:rPr>
+                <w:lang w:val="en-MY"/>
+              </w:rPr>
+              <w:t>}</w:t>
+            </w:r>
+          </w:p>
           <w:p/>
-        </w:tc>
-        <w:tc>
-          <w:tcPr>
-            <w:tcW w:w="2012" w:type="dxa"/>
-          </w:tcPr>
+          <w:p>
+            <w:r>
+              <w:t xml:space="preserve">Collected: Sun Sep 6 </w:t>
+            </w:r>
+            <w:r>
+              <w:t>09</w:t>
+            </w:r>
+            <w:r>
+              <w:t>:</w:t>
+            </w:r>
+            <w:r>
+              <w:t>12</w:t>
+            </w:r>
+            <w:r>
+              <w:t>:45 PM UTC 2026 by Syed</w:t>
+            </w:r>
+          </w:p>
+        </w:tc>
+      </w:tr>
+    </w:tbl>
+    <w:p/>
+    <w:p>
+      <w:pPr>
+        <w:pStyle w:val="Heading3"/>
+      </w:pPr>
+      <w:r>
+        <w:lastRenderedPageBreak/>
+        <w:t xml:space="preserve">5.1.2 </w:t>
+      </w:r>
+      <w:r>
+        <w:t>Infrastructure &amp; Virtualization Security</w:t>
+      </w:r>
+      <w:r>
+        <w:t xml:space="preserve"> (IVS)</w:t>
+      </w:r>
+    </w:p>
+    <w:tbl>
+      <w:tblPr>
+        <w:tblStyle w:val="TableGrid"/>
+        <w:tblW w:w="0" w:type="auto"/>
+        <w:tblLook w:val="04A0" w:firstRow="1" w:lastRow="0" w:firstColumn="1" w:lastColumn="0" w:noHBand="0" w:noVBand="1"/>
+      </w:tblPr>
+      <w:tblGrid>
+        <w:gridCol w:w="1574"/>
+        <w:gridCol w:w="8262"/>
+      </w:tblGrid>
+      <w:tr>
+        <w:tc>
+          <w:tcPr>
+            <w:tcW w:w="1526" w:type="dxa"/>
+          </w:tcPr>
+          <w:p>
+            <w:r>
+              <w:t>Obligation</w:t>
+            </w:r>
+          </w:p>
+        </w:tc>
+        <w:tc>
+          <w:tcPr>
+            <w:tcW w:w="8536" w:type="dxa"/>
+          </w:tcPr>
+          <w:p>
+            <w:pPr>
+              <w:rPr>
+                <w:lang w:val="en-MY"/>
+              </w:rPr>
+            </w:pPr>
+            <w:r>
+              <w:rPr>
+                <w:b/>
+                <w:bCs/>
+                <w:lang w:val="en-MY"/>
+              </w:rPr>
+              <w:t>ISO/IEC 27017:2015</w:t>
+            </w:r>
+          </w:p>
+          <w:p>
+            <w:pPr>
+              <w:rPr>
+                <w:lang w:val="en-MY"/>
+              </w:rPr>
+            </w:pPr>
+            <w:r>
+              <w:rPr>
+                <w:lang w:val="en-MY"/>
+              </w:rPr>
+              <w:br/>
+            </w:r>
+          </w:p>
+          <w:p>
+            <w:pPr>
+              <w:rPr>
+                <w:lang w:val="en-MY"/>
+              </w:rPr>
+            </w:pPr>
+            <w:r>
+              <w:rPr>
+                <w:lang w:val="en-MY"/>
+              </w:rPr>
+              <w:t>Tenant isolation and segmentation of virtualized networks.</w:t>
+            </w:r>
+          </w:p>
+        </w:tc>
+      </w:tr>
+      <w:tr>
+        <w:tc>
+          <w:tcPr>
+            <w:tcW w:w="1526" w:type="dxa"/>
+          </w:tcPr>
+          <w:p>
+            <w:r>
+              <w:t>CCM Control ID</w:t>
+            </w:r>
+          </w:p>
+        </w:tc>
+        <w:tc>
+          <w:tcPr>
+            <w:tcW w:w="8536" w:type="dxa"/>
+          </w:tcPr>
+          <w:p>
+            <w:r>
+              <w:t>IVS</w:t>
+            </w:r>
+          </w:p>
+        </w:tc>
+      </w:tr>
+      <w:tr>
+        <w:tc>
+          <w:tcPr>
+            <w:tcW w:w="1526" w:type="dxa"/>
+          </w:tcPr>
+          <w:p>
+            <w:r>
+              <w:t xml:space="preserve">Responsibility </w:t>
+            </w:r>
+          </w:p>
+        </w:tc>
+        <w:tc>
+          <w:tcPr>
+            <w:tcW w:w="8536" w:type="dxa"/>
+          </w:tcPr>
+          <w:p>
+            <w:pPr>
+              <w:rPr>
+                <w:lang w:val="en-MY"/>
+              </w:rPr>
+            </w:pPr>
+            <w:r>
+              <w:rPr>
+                <w:b/>
+                <w:bCs/>
+                <w:lang w:val="en-MY"/>
+              </w:rPr>
+              <w:t>Customer</w:t>
+            </w:r>
+          </w:p>
+          <w:p>
+            <w:pPr>
+              <w:rPr>
+                <w:lang w:val="en-MY"/>
+              </w:rPr>
+            </w:pPr>
+            <w:r>
+              <w:rPr>
+                <w:lang w:val="en-MY"/>
+              </w:rPr>
+              <w:br/>
+            </w:r>
+          </w:p>
+          <w:p>
+            <w:pPr>
+              <w:rPr>
+                <w:lang w:val="en-MY"/>
+              </w:rPr>
+            </w:pPr>
+            <w:proofErr w:type="spellStart"/>
+            <w:r>
+              <w:rPr>
+                <w:lang w:val="en-MY"/>
+              </w:rPr>
+              <w:t>MediPay</w:t>
+            </w:r>
+            <w:proofErr w:type="spellEnd"/>
+            <w:r>
+              <w:rPr>
+                <w:lang w:val="en-MY"/>
+              </w:rPr>
+              <w:t xml:space="preserve"> must configure the ABAC condition keys to segregate its clinics.</w:t>
+            </w:r>
+          </w:p>
+        </w:tc>
+      </w:tr>
+      <w:tr>
+        <w:tc>
+          <w:tcPr>
+            <w:tcW w:w="1526" w:type="dxa"/>
+          </w:tcPr>
+          <w:p>
+            <w:r>
+              <w:t>Verification Method</w:t>
+            </w:r>
+          </w:p>
+        </w:tc>
+        <w:tc>
+          <w:tcPr>
+            <w:tcW w:w="8536" w:type="dxa"/>
+          </w:tcPr>
+          <w:p>
+            <w:proofErr w:type="spellStart"/>
+            <w:r>
+              <w:t>aws</w:t>
+            </w:r>
+            <w:proofErr w:type="spellEnd"/>
+            <w:r>
+              <w:t xml:space="preserve"> $EP s3api get-bucket-policy --bucket $BUCKET --query 'Policy' --output text | </w:t>
+            </w:r>
+            <w:proofErr w:type="spellStart"/>
+            <w:proofErr w:type="gramStart"/>
+            <w:r>
+              <w:t>jq</w:t>
+            </w:r>
+            <w:proofErr w:type="spellEnd"/>
+            <w:r>
+              <w:t xml:space="preserve"> .</w:t>
+            </w:r>
+            <w:proofErr w:type="gramEnd"/>
+          </w:p>
+        </w:tc>
+      </w:tr>
+      <w:tr>
+        <w:tc>
+          <w:tcPr>
+            <w:tcW w:w="1526" w:type="dxa"/>
+          </w:tcPr>
+          <w:p>
+            <w:r>
+              <w:t>Evidence and Date</w:t>
+            </w:r>
+          </w:p>
+        </w:tc>
+        <w:tc>
+          <w:tcPr>
+            <w:tcW w:w="8536" w:type="dxa"/>
+          </w:tcPr>
+          <w:p>
+            <w:r>
+              <w:t>{"Version": "2012-10-17", "Statement": [{"Sid": "</w:t>
+            </w:r>
+            <w:proofErr w:type="spellStart"/>
+            <w:r>
+              <w:t>EnforceTenantIsolation</w:t>
+            </w:r>
+            <w:proofErr w:type="spellEnd"/>
+            <w:r>
+              <w:t>", "Effect": "Deny", "Principal": "*", "Action": "s</w:t>
+            </w:r>
+            <w:proofErr w:type="gramStart"/>
+            <w:r>
+              <w:t>3:GetObject</w:t>
+            </w:r>
+            <w:proofErr w:type="gramEnd"/>
+            <w:r>
+              <w:t>", "Resource": "</w:t>
+            </w:r>
+            <w:proofErr w:type="gramStart"/>
+            <w:r>
+              <w:t>arn:aws</w:t>
+            </w:r>
+            <w:proofErr w:type="gramEnd"/>
+            <w:r>
+              <w:t>:s</w:t>
+            </w:r>
+            <w:proofErr w:type="gramStart"/>
+            <w:r>
+              <w:t>3:::</w:t>
+            </w:r>
+            <w:proofErr w:type="spellStart"/>
+            <w:proofErr w:type="gramEnd"/>
+            <w:r>
+              <w:t>medipay</w:t>
+            </w:r>
+            <w:proofErr w:type="spellEnd"/>
+            <w:r>
+              <w:t>-patient-records/confidential/*", "Condition": {"</w:t>
+            </w:r>
+            <w:proofErr w:type="spellStart"/>
+            <w:r>
+              <w:t>StringNotEquals</w:t>
+            </w:r>
+            <w:proofErr w:type="spellEnd"/>
+            <w:r>
+              <w:t>": {"s</w:t>
+            </w:r>
+            <w:proofErr w:type="gramStart"/>
+            <w:r>
+              <w:t>3:ExistingObjectTag</w:t>
+            </w:r>
+            <w:proofErr w:type="gramEnd"/>
+            <w:r>
+              <w:t>/</w:t>
+            </w:r>
+            <w:proofErr w:type="spellStart"/>
+            <w:r>
+              <w:t>TenantID</w:t>
+            </w:r>
+            <w:proofErr w:type="spellEnd"/>
+            <w:r>
+              <w:t>": "${</w:t>
+            </w:r>
+            <w:proofErr w:type="spellStart"/>
+            <w:proofErr w:type="gramStart"/>
+            <w:r>
+              <w:t>aws:PrincipalTag</w:t>
+            </w:r>
+            <w:proofErr w:type="spellEnd"/>
+            <w:proofErr w:type="gramEnd"/>
+            <w:r>
+              <w:t>/</w:t>
+            </w:r>
+            <w:proofErr w:type="spellStart"/>
+            <w:r>
+              <w:t>TenantID</w:t>
+            </w:r>
+            <w:proofErr w:type="spellEnd"/>
+            <w:r>
+              <w:t>}"}}}]}</w:t>
+            </w:r>
+          </w:p>
           <w:p/>
-        </w:tc>
-        <w:tc>
-          <w:tcPr>
-            <w:tcW w:w="2013" w:type="dxa"/>
-          </w:tcPr>
+          <w:p>
+            <w:r>
+              <w:t>Collected: Sun Sep 6 0</w:t>
+            </w:r>
+            <w:r>
+              <w:t>9</w:t>
+            </w:r>
+            <w:r>
+              <w:t>:</w:t>
+            </w:r>
+            <w:r>
+              <w:t>27</w:t>
+            </w:r>
+            <w:r>
+              <w:t>:</w:t>
+            </w:r>
+            <w:r>
+              <w:t>42</w:t>
+            </w:r>
+            <w:r>
+              <w:t xml:space="preserve"> PM UTC 2026 by Syed</w:t>
+            </w:r>
+          </w:p>
+        </w:tc>
+      </w:tr>
+    </w:tbl>
+    <w:p/>
+    <w:p>
+      <w:pPr>
+        <w:pStyle w:val="Heading3"/>
+      </w:pPr>
+      <w:r>
+        <w:t xml:space="preserve">5.1.3 </w:t>
+      </w:r>
+      <w:r>
+        <w:t>Data Encryption (CEK-03)</w:t>
+      </w:r>
+    </w:p>
+    <w:tbl>
+      <w:tblPr>
+        <w:tblStyle w:val="TableGrid"/>
+        <w:tblW w:w="0" w:type="auto"/>
+        <w:tblLook w:val="04A0" w:firstRow="1" w:lastRow="0" w:firstColumn="1" w:lastColumn="0" w:noHBand="0" w:noVBand="1"/>
+      </w:tblPr>
+      <w:tblGrid>
+        <w:gridCol w:w="1574"/>
+        <w:gridCol w:w="8262"/>
+      </w:tblGrid>
+      <w:tr>
+        <w:tc>
+          <w:tcPr>
+            <w:tcW w:w="1526" w:type="dxa"/>
+          </w:tcPr>
+          <w:p>
+            <w:r>
+              <w:t>Obligation</w:t>
+            </w:r>
+          </w:p>
+        </w:tc>
+        <w:tc>
+          <w:tcPr>
+            <w:tcW w:w="8536" w:type="dxa"/>
+          </w:tcPr>
+          <w:p>
+            <w:pPr>
+              <w:rPr>
+                <w:lang w:val="en-MY"/>
+              </w:rPr>
+            </w:pPr>
+            <w:r>
+              <w:rPr>
+                <w:b/>
+                <w:bCs/>
+                <w:lang w:val="en-MY"/>
+              </w:rPr>
+              <w:t>PCI DSS v4.0 Req. 3.5.1</w:t>
+            </w:r>
+          </w:p>
+          <w:p>
+            <w:pPr>
+              <w:rPr>
+                <w:lang w:val="en-MY"/>
+              </w:rPr>
+            </w:pPr>
+            <w:r>
+              <w:rPr>
+                <w:lang w:val="en-MY"/>
+              </w:rPr>
+              <w:br/>
+            </w:r>
+          </w:p>
+          <w:p>
+            <w:pPr>
+              <w:rPr>
+                <w:lang w:val="en-MY"/>
+              </w:rPr>
+            </w:pPr>
+            <w:r>
+              <w:rPr>
+                <w:lang w:val="en-MY"/>
+              </w:rPr>
+              <w:t>PAN must be rendered unreadable wherever it is stored.</w:t>
+            </w:r>
+          </w:p>
+        </w:tc>
+      </w:tr>
+      <w:tr>
+        <w:tc>
+          <w:tcPr>
+            <w:tcW w:w="1526" w:type="dxa"/>
+          </w:tcPr>
+          <w:p>
+            <w:r>
+              <w:t>CCM Control ID</w:t>
+            </w:r>
+          </w:p>
+        </w:tc>
+        <w:tc>
+          <w:tcPr>
+            <w:tcW w:w="8536" w:type="dxa"/>
+          </w:tcPr>
+          <w:p>
+            <w:r>
+              <w:t>CEK-03</w:t>
+            </w:r>
+          </w:p>
+        </w:tc>
+      </w:tr>
+      <w:tr>
+        <w:tc>
+          <w:tcPr>
+            <w:tcW w:w="1526" w:type="dxa"/>
+          </w:tcPr>
+          <w:p>
+            <w:r>
+              <w:t xml:space="preserve">Responsibility </w:t>
+            </w:r>
+          </w:p>
+        </w:tc>
+        <w:tc>
+          <w:tcPr>
+            <w:tcW w:w="8536" w:type="dxa"/>
+          </w:tcPr>
+          <w:p>
+            <w:pPr>
+              <w:rPr>
+                <w:lang w:val="en-MY"/>
+              </w:rPr>
+            </w:pPr>
+            <w:r>
+              <w:rPr>
+                <w:b/>
+                <w:bCs/>
+                <w:lang w:val="en-MY"/>
+              </w:rPr>
+              <w:t>Shared</w:t>
+            </w:r>
+          </w:p>
+          <w:p>
+            <w:pPr>
+              <w:rPr>
+                <w:lang w:val="en-MY"/>
+              </w:rPr>
+            </w:pPr>
+            <w:r>
+              <w:rPr>
+                <w:lang w:val="en-MY"/>
+              </w:rPr>
+              <w:br/>
+            </w:r>
+          </w:p>
+          <w:p>
+            <w:pPr>
+              <w:rPr>
+                <w:lang w:val="en-MY"/>
+              </w:rPr>
+            </w:pPr>
+            <w:r>
+              <w:rPr>
+                <w:lang w:val="en-MY"/>
+              </w:rPr>
+              <w:t xml:space="preserve">Provider supplies the KMS; </w:t>
+            </w:r>
+            <w:proofErr w:type="spellStart"/>
+            <w:r>
+              <w:rPr>
+                <w:lang w:val="en-MY"/>
+              </w:rPr>
+              <w:t>MediPay</w:t>
+            </w:r>
+            <w:proofErr w:type="spellEnd"/>
+            <w:r>
+              <w:rPr>
+                <w:lang w:val="en-MY"/>
+              </w:rPr>
+              <w:t xml:space="preserve"> must configure and enforce it.</w:t>
+            </w:r>
+          </w:p>
+        </w:tc>
+      </w:tr>
+      <w:tr>
+        <w:tc>
+          <w:tcPr>
+            <w:tcW w:w="1526" w:type="dxa"/>
+          </w:tcPr>
+          <w:p>
+            <w:r>
+              <w:t>Verification Method</w:t>
+            </w:r>
+          </w:p>
+        </w:tc>
+        <w:tc>
+          <w:tcPr>
+            <w:tcW w:w="8536" w:type="dxa"/>
+          </w:tcPr>
+          <w:p>
+            <w:proofErr w:type="spellStart"/>
+            <w:r>
+              <w:t>aws</w:t>
+            </w:r>
+            <w:proofErr w:type="spellEnd"/>
+            <w:r>
+              <w:t xml:space="preserve"> $EP s3api get-bucket-encryption --bucket $BUCKET --query '</w:t>
+            </w:r>
+            <w:proofErr w:type="spellStart"/>
+            <w:r>
+              <w:t>ServerSideEncryptionConfiguration.Rules</w:t>
+            </w:r>
+            <w:proofErr w:type="spellEnd"/>
+            <w:r>
+              <w:t>[</w:t>
+            </w:r>
+            <w:proofErr w:type="gramStart"/>
+            <w:r>
+              <w:t>0]'</w:t>
+            </w:r>
+            <w:proofErr w:type="gramEnd"/>
+            <w:r>
+              <w:t xml:space="preserve"> --output </w:t>
+            </w:r>
+            <w:proofErr w:type="spellStart"/>
+            <w:r>
+              <w:t>json</w:t>
+            </w:r>
+            <w:proofErr w:type="spellEnd"/>
+          </w:p>
+        </w:tc>
+      </w:tr>
+      <w:tr>
+        <w:tc>
+          <w:tcPr>
+            <w:tcW w:w="1526" w:type="dxa"/>
+          </w:tcPr>
+          <w:p>
+            <w:r>
+              <w:t>Evidence and Date</w:t>
+            </w:r>
+          </w:p>
+        </w:tc>
+        <w:tc>
+          <w:tcPr>
+            <w:tcW w:w="8536" w:type="dxa"/>
+          </w:tcPr>
+          <w:p>
+            <w:r>
+              <w:t>{"</w:t>
+            </w:r>
+            <w:proofErr w:type="spellStart"/>
+            <w:r>
+              <w:t>ApplyServerSideEncryptionByDefault</w:t>
+            </w:r>
+            <w:proofErr w:type="spellEnd"/>
+            <w:r>
+              <w:t>": {"</w:t>
+            </w:r>
+            <w:proofErr w:type="spellStart"/>
+            <w:r>
+              <w:t>SSEAlgorithm</w:t>
+            </w:r>
+            <w:proofErr w:type="spellEnd"/>
+            <w:r>
+              <w:t>": "</w:t>
+            </w:r>
+            <w:proofErr w:type="spellStart"/>
+            <w:proofErr w:type="gramStart"/>
+            <w:r>
+              <w:t>aws:kms</w:t>
+            </w:r>
+            <w:proofErr w:type="spellEnd"/>
+            <w:proofErr w:type="gramEnd"/>
+            <w:r>
+              <w:t>"}, "</w:t>
+            </w:r>
+            <w:proofErr w:type="spellStart"/>
+            <w:r>
+              <w:t>BucketKeyEnabled</w:t>
+            </w:r>
+            <w:proofErr w:type="spellEnd"/>
+            <w:r>
+              <w:t>": false, "</w:t>
+            </w:r>
+            <w:proofErr w:type="spellStart"/>
+            <w:r>
+              <w:t>BlockedEncryptionTypes</w:t>
+            </w:r>
+            <w:proofErr w:type="spellEnd"/>
+            <w:r>
+              <w:t>": {"</w:t>
+            </w:r>
+            <w:proofErr w:type="spellStart"/>
+            <w:r>
+              <w:t>EncryptionType</w:t>
+            </w:r>
+            <w:proofErr w:type="spellEnd"/>
+            <w:r>
+              <w:t>": ["SSE-C"]}}</w:t>
+            </w:r>
+          </w:p>
           <w:p/>
-        </w:tc>
-        <w:tc>
-          <w:tcPr>
-            <w:tcW w:w="2013" w:type="dxa"/>
-          </w:tcPr>
+          <w:p>
+            <w:r>
+              <w:t>Collected: Sun Sep 6 0</w:t>
+            </w:r>
+            <w:r>
+              <w:t>9</w:t>
+            </w:r>
+            <w:r>
+              <w:t>:</w:t>
+            </w:r>
+            <w:r>
+              <w:t>45</w:t>
+            </w:r>
+            <w:r>
+              <w:t>:</w:t>
+            </w:r>
+            <w:r>
+              <w:t>21</w:t>
+            </w:r>
+            <w:r>
+              <w:t xml:space="preserve"> PM UTC 2026 by Syed</w:t>
+            </w:r>
+          </w:p>
+        </w:tc>
+      </w:tr>
+    </w:tbl>
+    <w:p/>
+    <w:p>
+      <w:pPr>
+        <w:pStyle w:val="Heading3"/>
+      </w:pPr>
+      <w:r>
+        <w:t xml:space="preserve">5.1.4 </w:t>
+      </w:r>
+      <w:r>
+        <w:t>Data Classification</w:t>
+      </w:r>
+      <w:r>
+        <w:t xml:space="preserve"> (DSP-04)</w:t>
+      </w:r>
+    </w:p>
+    <w:tbl>
+      <w:tblPr>
+        <w:tblStyle w:val="TableGrid"/>
+        <w:tblW w:w="0" w:type="auto"/>
+        <w:tblLook w:val="04A0" w:firstRow="1" w:lastRow="0" w:firstColumn="1" w:lastColumn="0" w:noHBand="0" w:noVBand="1"/>
+      </w:tblPr>
+      <w:tblGrid>
+        <w:gridCol w:w="1574"/>
+        <w:gridCol w:w="8262"/>
+      </w:tblGrid>
+      <w:tr>
+        <w:tc>
+          <w:tcPr>
+            <w:tcW w:w="1526" w:type="dxa"/>
+          </w:tcPr>
+          <w:p>
+            <w:r>
+              <w:t>Obligation</w:t>
+            </w:r>
+          </w:p>
+        </w:tc>
+        <w:tc>
+          <w:tcPr>
+            <w:tcW w:w="8536" w:type="dxa"/>
+          </w:tcPr>
+          <w:p>
+            <w:pPr>
+              <w:rPr>
+                <w:lang w:val="en-MY"/>
+              </w:rPr>
+            </w:pPr>
+            <w:r>
+              <w:rPr>
+                <w:b/>
+                <w:bCs/>
+                <w:lang w:val="en-MY"/>
+              </w:rPr>
+              <w:t>ISO/IEC 27018:2019</w:t>
+            </w:r>
+          </w:p>
+          <w:p>
+            <w:pPr>
+              <w:rPr>
+                <w:lang w:val="en-MY"/>
+              </w:rPr>
+            </w:pPr>
+            <w:r>
+              <w:rPr>
+                <w:lang w:val="en-MY"/>
+              </w:rPr>
+              <w:br/>
+            </w:r>
+          </w:p>
+          <w:p>
+            <w:pPr>
+              <w:rPr>
+                <w:lang w:val="en-MY"/>
+              </w:rPr>
+            </w:pPr>
+            <w:r>
+              <w:rPr>
+                <w:lang w:val="en-MY"/>
+              </w:rPr>
+              <w:t>PII must be classified to ensure appropriate protection.</w:t>
+            </w:r>
+          </w:p>
+        </w:tc>
+      </w:tr>
+      <w:tr>
+        <w:tc>
+          <w:tcPr>
+            <w:tcW w:w="1526" w:type="dxa"/>
+          </w:tcPr>
+          <w:p>
+            <w:r>
+              <w:t>CCM Control ID</w:t>
+            </w:r>
+          </w:p>
+        </w:tc>
+        <w:tc>
+          <w:tcPr>
+            <w:tcW w:w="8536" w:type="dxa"/>
+          </w:tcPr>
+          <w:p>
+            <w:r>
+              <w:t>DSP-04</w:t>
+            </w:r>
+          </w:p>
+        </w:tc>
+      </w:tr>
+      <w:tr>
+        <w:tc>
+          <w:tcPr>
+            <w:tcW w:w="1526" w:type="dxa"/>
+          </w:tcPr>
+          <w:p>
+            <w:r>
+              <w:t xml:space="preserve">Responsibility </w:t>
+            </w:r>
+          </w:p>
+        </w:tc>
+        <w:tc>
+          <w:tcPr>
+            <w:tcW w:w="8536" w:type="dxa"/>
+          </w:tcPr>
+          <w:p>
+            <w:pPr>
+              <w:rPr>
+                <w:lang w:val="en-MY"/>
+              </w:rPr>
+            </w:pPr>
+            <w:r>
+              <w:rPr>
+                <w:b/>
+                <w:bCs/>
+                <w:lang w:val="en-MY"/>
+              </w:rPr>
+              <w:t>Customer</w:t>
+            </w:r>
+          </w:p>
+          <w:p>
+            <w:pPr>
+              <w:rPr>
+                <w:lang w:val="en-MY"/>
+              </w:rPr>
+            </w:pPr>
+            <w:r>
+              <w:rPr>
+                <w:lang w:val="en-MY"/>
+              </w:rPr>
+              <w:br/>
+            </w:r>
+          </w:p>
+          <w:p>
+            <w:pPr>
+              <w:rPr>
+                <w:lang w:val="en-MY"/>
+              </w:rPr>
+            </w:pPr>
+            <w:r>
+              <w:rPr>
+                <w:lang w:val="en-MY"/>
+              </w:rPr>
+              <w:t xml:space="preserve">Only </w:t>
+            </w:r>
+            <w:proofErr w:type="spellStart"/>
+            <w:r>
+              <w:rPr>
+                <w:lang w:val="en-MY"/>
+              </w:rPr>
+              <w:t>MediPay</w:t>
+            </w:r>
+            <w:proofErr w:type="spellEnd"/>
+            <w:r>
+              <w:rPr>
+                <w:lang w:val="en-MY"/>
+              </w:rPr>
+              <w:t xml:space="preserve"> knows which records contain PHI or PCI data.</w:t>
+            </w:r>
+          </w:p>
+        </w:tc>
+      </w:tr>
+      <w:tr>
+        <w:tc>
+          <w:tcPr>
+            <w:tcW w:w="1526" w:type="dxa"/>
+          </w:tcPr>
+          <w:p>
+            <w:r>
+              <w:t>Verification Method</w:t>
+            </w:r>
+          </w:p>
+        </w:tc>
+        <w:tc>
+          <w:tcPr>
+            <w:tcW w:w="8536" w:type="dxa"/>
+          </w:tcPr>
+          <w:p>
+            <w:proofErr w:type="spellStart"/>
+            <w:r>
+              <w:t>aws</w:t>
+            </w:r>
+            <w:proofErr w:type="spellEnd"/>
+            <w:r>
+              <w:t xml:space="preserve"> $EP s3api get-object-tagging --bucket $BUCKET --key confidential/record.txt</w:t>
+            </w:r>
+          </w:p>
+        </w:tc>
+      </w:tr>
+      <w:tr>
+        <w:tc>
+          <w:tcPr>
+            <w:tcW w:w="1526" w:type="dxa"/>
+          </w:tcPr>
+          <w:p>
+            <w:r>
+              <w:t xml:space="preserve">Evidence and </w:t>
+            </w:r>
+            <w:r>
+              <w:lastRenderedPageBreak/>
+              <w:t>Date</w:t>
+            </w:r>
+          </w:p>
+        </w:tc>
+        <w:tc>
+          <w:tcPr>
+            <w:tcW w:w="8536" w:type="dxa"/>
+          </w:tcPr>
+          <w:p>
+            <w:r>
+              <w:lastRenderedPageBreak/>
+              <w:t>{"</w:t>
+            </w:r>
+            <w:proofErr w:type="spellStart"/>
+            <w:r>
+              <w:t>TagSet</w:t>
+            </w:r>
+            <w:proofErr w:type="spellEnd"/>
+            <w:r>
+              <w:t>"</w:t>
+            </w:r>
+            <w:proofErr w:type="gramStart"/>
+            <w:r>
+              <w:t>: [{</w:t>
+            </w:r>
+            <w:proofErr w:type="gramEnd"/>
+            <w:r>
+              <w:t>"Key": "classification", "Value": "</w:t>
+            </w:r>
+            <w:proofErr w:type="gramStart"/>
+            <w:r>
+              <w:t>confidential"}</w:t>
+            </w:r>
+            <w:proofErr w:type="gramEnd"/>
+            <w:r>
+              <w:t>]}</w:t>
+            </w:r>
+          </w:p>
           <w:p/>
+          <w:p>
+            <w:r>
+              <w:t>Collected: Sun Sep 6 0</w:t>
+            </w:r>
+            <w:r>
+              <w:t>9</w:t>
+            </w:r>
+            <w:r>
+              <w:t>:</w:t>
+            </w:r>
+            <w:r>
+              <w:t>50</w:t>
+            </w:r>
+            <w:r>
+              <w:t>:</w:t>
+            </w:r>
+            <w:r>
+              <w:t>5</w:t>
+            </w:r>
+            <w:r>
+              <w:t>9</w:t>
+            </w:r>
+            <w:r>
+              <w:t xml:space="preserve"> PM UTC 2026 by Syed</w:t>
+            </w:r>
+          </w:p>
+        </w:tc>
+      </w:tr>
+    </w:tbl>
+    <w:p/>
+    <w:p>
+      <w:pPr>
+        <w:pStyle w:val="Heading3"/>
+      </w:pPr>
+      <w:r>
+        <w:t xml:space="preserve">5.1.5 </w:t>
+      </w:r>
+      <w:r>
+        <w:t xml:space="preserve">Logging </w:t>
+      </w:r>
+      <w:r>
+        <w:t>Scope</w:t>
+      </w:r>
+      <w:r>
+        <w:t xml:space="preserve"> (LOG</w:t>
+      </w:r>
+      <w:r>
+        <w:t>-07</w:t>
+      </w:r>
+      <w:r>
+        <w:t>)</w:t>
+      </w:r>
+    </w:p>
+    <w:tbl>
+      <w:tblPr>
+        <w:tblStyle w:val="TableGrid"/>
+        <w:tblW w:w="0" w:type="auto"/>
+        <w:tblLook w:val="04A0" w:firstRow="1" w:lastRow="0" w:firstColumn="1" w:lastColumn="0" w:noHBand="0" w:noVBand="1"/>
+      </w:tblPr>
+      <w:tblGrid>
+        <w:gridCol w:w="1574"/>
+        <w:gridCol w:w="8262"/>
+      </w:tblGrid>
+      <w:tr>
+        <w:tc>
+          <w:tcPr>
+            <w:tcW w:w="1526" w:type="dxa"/>
+          </w:tcPr>
+          <w:p>
+            <w:r>
+              <w:t>Obligation</w:t>
+            </w:r>
+          </w:p>
+        </w:tc>
+        <w:tc>
+          <w:tcPr>
+            <w:tcW w:w="8536" w:type="dxa"/>
+          </w:tcPr>
+          <w:p>
+            <w:pPr>
+              <w:rPr>
+                <w:lang w:val="en-MY"/>
+              </w:rPr>
+            </w:pPr>
+            <w:r>
+              <w:rPr>
+                <w:b/>
+                <w:bCs/>
+                <w:lang w:val="en-MY"/>
+              </w:rPr>
+              <w:t>PCI DSS v4.0 Req. 10.2</w:t>
+            </w:r>
+          </w:p>
+          <w:p>
+            <w:pPr>
+              <w:rPr>
+                <w:lang w:val="en-MY"/>
+              </w:rPr>
+            </w:pPr>
+            <w:r>
+              <w:rPr>
+                <w:lang w:val="en-MY"/>
+              </w:rPr>
+              <w:br/>
+            </w:r>
+          </w:p>
+          <w:p>
+            <w:pPr>
+              <w:rPr>
+                <w:lang w:val="en-MY"/>
+              </w:rPr>
+            </w:pPr>
+            <w:r>
+              <w:rPr>
+                <w:lang w:val="en-MY"/>
+              </w:rPr>
+              <w:t>Audit trails must be implemented for all administrative actions.</w:t>
+            </w:r>
+          </w:p>
+        </w:tc>
+      </w:tr>
+      <w:tr>
+        <w:tc>
+          <w:tcPr>
+            <w:tcW w:w="1526" w:type="dxa"/>
+          </w:tcPr>
+          <w:p>
+            <w:r>
+              <w:t>CCM Control ID</w:t>
+            </w:r>
+          </w:p>
+        </w:tc>
+        <w:tc>
+          <w:tcPr>
+            <w:tcW w:w="8536" w:type="dxa"/>
+          </w:tcPr>
+          <w:p>
+            <w:r>
+              <w:t>LOG-07</w:t>
+            </w:r>
+          </w:p>
+        </w:tc>
+      </w:tr>
+      <w:tr>
+        <w:tc>
+          <w:tcPr>
+            <w:tcW w:w="1526" w:type="dxa"/>
+          </w:tcPr>
+          <w:p>
+            <w:r>
+              <w:t xml:space="preserve">Responsibility </w:t>
+            </w:r>
+          </w:p>
+        </w:tc>
+        <w:tc>
+          <w:tcPr>
+            <w:tcW w:w="8536" w:type="dxa"/>
+          </w:tcPr>
+          <w:p>
+            <w:pPr>
+              <w:rPr>
+                <w:lang w:val="en-MY"/>
+              </w:rPr>
+            </w:pPr>
+            <w:r>
+              <w:rPr>
+                <w:b/>
+                <w:bCs/>
+                <w:lang w:val="en-MY"/>
+              </w:rPr>
+              <w:t>Shared</w:t>
+            </w:r>
+          </w:p>
+          <w:p>
+            <w:pPr>
+              <w:rPr>
+                <w:lang w:val="en-MY"/>
+              </w:rPr>
+            </w:pPr>
+            <w:r>
+              <w:rPr>
+                <w:lang w:val="en-MY"/>
+              </w:rPr>
+              <w:br/>
+            </w:r>
+          </w:p>
+          <w:p>
+            <w:pPr>
+              <w:rPr>
+                <w:lang w:val="en-MY"/>
+              </w:rPr>
+            </w:pPr>
+            <w:r>
+              <w:rPr>
+                <w:lang w:val="en-MY"/>
+              </w:rPr>
+              <w:t xml:space="preserve">Provider logs the API calls; </w:t>
+            </w:r>
+            <w:proofErr w:type="spellStart"/>
+            <w:r>
+              <w:rPr>
+                <w:lang w:val="en-MY"/>
+              </w:rPr>
+              <w:t>MediPay</w:t>
+            </w:r>
+            <w:proofErr w:type="spellEnd"/>
+            <w:r>
+              <w:rPr>
+                <w:lang w:val="en-MY"/>
+              </w:rPr>
+              <w:t xml:space="preserve"> must secure the audit trail.</w:t>
+            </w:r>
+          </w:p>
+        </w:tc>
+      </w:tr>
+      <w:tr>
+        <w:tc>
+          <w:tcPr>
+            <w:tcW w:w="1526" w:type="dxa"/>
+          </w:tcPr>
+          <w:p>
+            <w:r>
+              <w:t>Verification Method</w:t>
+            </w:r>
+          </w:p>
+        </w:tc>
+        <w:tc>
+          <w:tcPr>
+            <w:tcW w:w="8536" w:type="dxa"/>
+          </w:tcPr>
+          <w:p>
+            <w:pPr>
+              <w:rPr>
+                <w:lang w:val="en-MY"/>
+              </w:rPr>
+            </w:pPr>
+            <w:r>
+              <w:rPr>
+                <w:lang w:val="en-MY"/>
+              </w:rPr>
+              <w:t>docker logs "$LS_CONTAINER" 2&gt;&amp;1 | grep -E "AWS [a-z0-</w:t>
+            </w:r>
+            <w:proofErr w:type="gramStart"/>
+            <w:r>
+              <w:rPr>
+                <w:lang w:val="en-MY"/>
+              </w:rPr>
+              <w:t>9]+\.[</w:t>
+            </w:r>
+            <w:proofErr w:type="gramEnd"/>
+            <w:r>
+              <w:rPr>
+                <w:lang w:val="en-MY"/>
+              </w:rPr>
+              <w:t>A-Za-</w:t>
+            </w:r>
+            <w:proofErr w:type="gramStart"/>
+            <w:r>
+              <w:rPr>
+                <w:lang w:val="en-MY"/>
+              </w:rPr>
+              <w:t>z]+</w:t>
+            </w:r>
+            <w:proofErr w:type="gramEnd"/>
+            <w:r>
+              <w:rPr>
+                <w:lang w:val="en-MY"/>
+              </w:rPr>
+              <w:t xml:space="preserve"> =&gt;" &gt; mgmt-trail.log</w:t>
+            </w:r>
+          </w:p>
+          <w:p>
+            <w:pPr>
+              <w:rPr>
+                <w:lang w:val="en-MY"/>
+              </w:rPr>
+            </w:pPr>
+            <w:r>
+              <w:rPr>
+                <w:lang w:val="en-MY"/>
+              </w:rPr>
+              <w:br/>
+            </w:r>
+          </w:p>
+          <w:p>
+            <w:pPr>
+              <w:rPr>
+                <w:lang w:val="en-MY"/>
+              </w:rPr>
+            </w:pPr>
+            <w:proofErr w:type="spellStart"/>
+            <w:r>
+              <w:rPr>
+                <w:lang w:val="en-MY"/>
+              </w:rPr>
+              <w:t>wc</w:t>
+            </w:r>
+            <w:proofErr w:type="spellEnd"/>
+            <w:r>
+              <w:rPr>
+                <w:lang w:val="en-MY"/>
+              </w:rPr>
+              <w:t xml:space="preserve"> -l mgmt-trail.log</w:t>
+            </w:r>
+          </w:p>
+          <w:p>
+            <w:pPr>
+              <w:rPr>
+                <w:lang w:val="en-MY"/>
+              </w:rPr>
+            </w:pPr>
+            <w:r>
+              <w:rPr>
+                <w:lang w:val="en-MY"/>
+              </w:rPr>
+              <w:br/>
+            </w:r>
+          </w:p>
+          <w:p>
+            <w:pPr>
+              <w:rPr>
+                <w:lang w:val="en-MY"/>
+              </w:rPr>
+            </w:pPr>
+            <w:proofErr w:type="spellStart"/>
+            <w:r>
+              <w:rPr>
+                <w:lang w:val="en-MY"/>
+              </w:rPr>
+              <w:t>aws</w:t>
+            </w:r>
+            <w:proofErr w:type="spellEnd"/>
+            <w:r>
+              <w:rPr>
+                <w:lang w:val="en-MY"/>
+              </w:rPr>
+              <w:t xml:space="preserve"> $EP s3 cp mgmt-</w:t>
+            </w:r>
+            <w:proofErr w:type="gramStart"/>
+            <w:r>
+              <w:rPr>
+                <w:lang w:val="en-MY"/>
+              </w:rPr>
+              <w:t>trail.sha</w:t>
+            </w:r>
+            <w:proofErr w:type="gramEnd"/>
+            <w:r>
+              <w:rPr>
+                <w:lang w:val="en-MY"/>
+              </w:rPr>
+              <w:t>256 s3://miit-audit-trail/</w:t>
+            </w:r>
+          </w:p>
+        </w:tc>
+      </w:tr>
+      <w:tr>
+        <w:tc>
+          <w:tcPr>
+            <w:tcW w:w="1526" w:type="dxa"/>
+          </w:tcPr>
+          <w:p>
+            <w:r>
+              <w:t>Evidence and Date</w:t>
+            </w:r>
+          </w:p>
+        </w:tc>
+        <w:tc>
+          <w:tcPr>
+            <w:tcW w:w="8536" w:type="dxa"/>
+          </w:tcPr>
+          <w:p>
+            <w:pPr>
+              <w:rPr>
+                <w:lang w:val="en-MY"/>
+              </w:rPr>
+            </w:pPr>
+            <w:r>
+              <w:rPr>
+                <w:lang w:val="en-MY"/>
+              </w:rPr>
+              <w:t>76 mgmt-trail.log</w:t>
+            </w:r>
+          </w:p>
+          <w:p>
+            <w:pPr>
+              <w:rPr>
+                <w:lang w:val="en-MY"/>
+              </w:rPr>
+            </w:pPr>
+            <w:r>
+              <w:rPr>
+                <w:lang w:val="en-MY"/>
+              </w:rPr>
+              <w:br/>
+            </w:r>
+          </w:p>
+          <w:p>
+            <w:pPr>
+              <w:rPr>
+                <w:lang w:val="en-MY"/>
+              </w:rPr>
+            </w:pPr>
+            <w:r>
+              <w:rPr>
+                <w:lang w:val="en-MY"/>
+              </w:rPr>
+              <w:t>upload</w:t>
+            </w:r>
+            <w:proofErr w:type="gramStart"/>
+            <w:r>
+              <w:rPr>
+                <w:lang w:val="en-MY"/>
+              </w:rPr>
+              <w:t>: .</w:t>
+            </w:r>
+            <w:proofErr w:type="gramEnd"/>
+            <w:r>
+              <w:rPr>
+                <w:lang w:val="en-MY"/>
+              </w:rPr>
+              <w:t>/mgmt-</w:t>
+            </w:r>
+            <w:proofErr w:type="gramStart"/>
+            <w:r>
+              <w:rPr>
+                <w:lang w:val="en-MY"/>
+              </w:rPr>
+              <w:t>trail.sha</w:t>
+            </w:r>
+            <w:proofErr w:type="gramEnd"/>
+            <w:r>
+              <w:rPr>
+                <w:lang w:val="en-MY"/>
+              </w:rPr>
+              <w:t>256 to s3://miit-audit-trail/mgmt-trail.sha256</w:t>
+            </w:r>
+          </w:p>
+          <w:p>
+            <w:pPr>
+              <w:rPr>
+                <w:lang w:val="en-MY"/>
+              </w:rPr>
+            </w:pPr>
+          </w:p>
+          <w:p>
+            <w:r>
+              <w:t xml:space="preserve">Collected: Sun Sep 6 </w:t>
+            </w:r>
+            <w:r>
+              <w:t>10</w:t>
+            </w:r>
+            <w:r>
+              <w:t>:</w:t>
+            </w:r>
+            <w:r>
+              <w:t>11</w:t>
+            </w:r>
+            <w:r>
+              <w:t>:</w:t>
+            </w:r>
+            <w:r>
+              <w:t>36</w:t>
+            </w:r>
+            <w:r>
+              <w:t xml:space="preserve"> PM UTC 2026 by Syed</w:t>
+            </w:r>
+          </w:p>
+        </w:tc>
+      </w:tr>
+    </w:tbl>
+    <w:p/>
+    <w:p>
+      <w:pPr>
+        <w:pStyle w:val="Heading3"/>
+      </w:pPr>
+      <w:r>
+        <w:t xml:space="preserve">5.1.6 </w:t>
+      </w:r>
+      <w:r>
+        <w:t>Automated Secure Application Deploymen</w:t>
+      </w:r>
+      <w:r>
+        <w:t>t (AIS-06)</w:t>
+      </w:r>
+    </w:p>
+    <w:tbl>
+      <w:tblPr>
+        <w:tblStyle w:val="TableGrid"/>
+        <w:tblW w:w="0" w:type="auto"/>
+        <w:tblLook w:val="04A0" w:firstRow="1" w:lastRow="0" w:firstColumn="1" w:lastColumn="0" w:noHBand="0" w:noVBand="1"/>
+      </w:tblPr>
+      <w:tblGrid>
+        <w:gridCol w:w="1574"/>
+        <w:gridCol w:w="8262"/>
+      </w:tblGrid>
+      <w:tr>
+        <w:tc>
+          <w:tcPr>
+            <w:tcW w:w="1526" w:type="dxa"/>
+          </w:tcPr>
+          <w:p>
+            <w:r>
+              <w:t>Obligation</w:t>
+            </w:r>
+          </w:p>
+        </w:tc>
+        <w:tc>
+          <w:tcPr>
+            <w:tcW w:w="8536" w:type="dxa"/>
+          </w:tcPr>
+          <w:p>
+            <w:pPr>
+              <w:rPr>
+                <w:lang w:val="en-MY"/>
+              </w:rPr>
+            </w:pPr>
+            <w:r>
+              <w:rPr>
+                <w:b/>
+                <w:bCs/>
+                <w:lang w:val="en-MY"/>
+              </w:rPr>
+              <w:t>PCI DSS v4.0 Req. 6</w:t>
+            </w:r>
+          </w:p>
+          <w:p>
+            <w:pPr>
+              <w:rPr>
+                <w:lang w:val="en-MY"/>
+              </w:rPr>
+            </w:pPr>
+            <w:r>
+              <w:rPr>
+                <w:lang w:val="en-MY"/>
+              </w:rPr>
+              <w:br/>
+            </w:r>
+          </w:p>
+          <w:p>
+            <w:pPr>
+              <w:rPr>
+                <w:lang w:val="en-MY"/>
+              </w:rPr>
+            </w:pPr>
+            <w:r>
+              <w:rPr>
+                <w:lang w:val="en-MY"/>
+              </w:rPr>
+              <w:t>Develop and maintain secure systems and software pipelines.</w:t>
+            </w:r>
+          </w:p>
+        </w:tc>
+      </w:tr>
+      <w:tr>
+        <w:tc>
+          <w:tcPr>
+            <w:tcW w:w="1526" w:type="dxa"/>
+          </w:tcPr>
+          <w:p>
+            <w:r>
+              <w:t>CCM Control ID</w:t>
+            </w:r>
+          </w:p>
+        </w:tc>
+        <w:tc>
+          <w:tcPr>
+            <w:tcW w:w="8536" w:type="dxa"/>
+          </w:tcPr>
+          <w:p>
+            <w:r>
+              <w:t>AIS-06</w:t>
+            </w:r>
+          </w:p>
+        </w:tc>
+      </w:tr>
+      <w:tr>
+        <w:tc>
+          <w:tcPr>
+            <w:tcW w:w="1526" w:type="dxa"/>
+          </w:tcPr>
+          <w:p>
+            <w:r>
+              <w:t xml:space="preserve">Responsibility </w:t>
+            </w:r>
+          </w:p>
+        </w:tc>
+        <w:tc>
+          <w:tcPr>
+            <w:tcW w:w="8536" w:type="dxa"/>
+          </w:tcPr>
+          <w:p>
+            <w:pPr>
+              <w:rPr>
+                <w:lang w:val="en-MY"/>
+              </w:rPr>
+            </w:pPr>
+            <w:r>
+              <w:rPr>
+                <w:b/>
+                <w:bCs/>
+                <w:lang w:val="en-MY"/>
+              </w:rPr>
+              <w:t>Customer</w:t>
+            </w:r>
+          </w:p>
+          <w:p>
+            <w:pPr>
+              <w:rPr>
+                <w:lang w:val="en-MY"/>
+              </w:rPr>
+            </w:pPr>
+            <w:r>
+              <w:rPr>
+                <w:lang w:val="en-MY"/>
+              </w:rPr>
+              <w:br/>
+            </w:r>
+          </w:p>
+          <w:p>
+            <w:pPr>
+              <w:rPr>
+                <w:lang w:val="en-MY"/>
+              </w:rPr>
+            </w:pPr>
+            <w:proofErr w:type="spellStart"/>
+            <w:r>
+              <w:rPr>
+                <w:lang w:val="en-MY"/>
+              </w:rPr>
+              <w:t>MediPay</w:t>
+            </w:r>
+            <w:proofErr w:type="spellEnd"/>
+            <w:r>
+              <w:rPr>
+                <w:lang w:val="en-MY"/>
+              </w:rPr>
+              <w:t xml:space="preserve"> owns the CI/CD pipeline and deployment gates.</w:t>
+            </w:r>
+          </w:p>
+        </w:tc>
+      </w:tr>
+      <w:tr>
+        <w:tc>
+          <w:tcPr>
+            <w:tcW w:w="1526" w:type="dxa"/>
+          </w:tcPr>
+          <w:p>
+            <w:r>
+              <w:t>Verification Method</w:t>
+            </w:r>
+          </w:p>
+        </w:tc>
+        <w:tc>
+          <w:tcPr>
+            <w:tcW w:w="8536" w:type="dxa"/>
+          </w:tcPr>
+          <w:p>
+            <w:pPr>
+              <w:rPr>
+                <w:lang w:val="en-MY"/>
+              </w:rPr>
+            </w:pPr>
+            <w:r>
+              <w:rPr>
+                <w:lang w:val="en-MY"/>
+              </w:rPr>
+              <w:t>bash ci-gate.sh &gt; /dev/null 2&gt;&amp;1</w:t>
+            </w:r>
+          </w:p>
+          <w:p>
+            <w:pPr>
+              <w:rPr>
+                <w:lang w:val="en-MY"/>
+              </w:rPr>
+            </w:pPr>
+            <w:r>
+              <w:rPr>
+                <w:lang w:val="en-MY"/>
+              </w:rPr>
+              <w:br/>
+            </w:r>
+          </w:p>
+          <w:p>
+            <w:pPr>
+              <w:rPr>
+                <w:lang w:val="en-MY"/>
+              </w:rPr>
+            </w:pPr>
+            <w:r>
+              <w:rPr>
+                <w:lang w:val="en-MY"/>
+              </w:rPr>
+              <w:t>echo "gate exit code: $? (0 = policy satisfied, 1 = blocked)"</w:t>
+            </w:r>
+          </w:p>
+        </w:tc>
+      </w:tr>
+      <w:tr>
+        <w:tc>
+          <w:tcPr>
+            <w:tcW w:w="1526" w:type="dxa"/>
+          </w:tcPr>
+          <w:p>
+            <w:r>
+              <w:t>Evidence and Date</w:t>
+            </w:r>
+          </w:p>
+        </w:tc>
+        <w:tc>
+          <w:tcPr>
+            <w:tcW w:w="8536" w:type="dxa"/>
+          </w:tcPr>
+          <w:p>
+            <w:r>
+              <w:t>gate exit code: 0 (0 = policy satisfied, 1 = blocked)</w:t>
+            </w:r>
+          </w:p>
+          <w:p/>
+          <w:p>
+            <w:r>
+              <w:t xml:space="preserve">Collected: Sun Sep 6 </w:t>
+            </w:r>
+            <w:r>
+              <w:t>10</w:t>
+            </w:r>
+            <w:r>
+              <w:t>:</w:t>
+            </w:r>
+            <w:r>
+              <w:t>28</w:t>
+            </w:r>
+            <w:r>
+              <w:t>:</w:t>
+            </w:r>
+            <w:r>
+              <w:t>33</w:t>
+            </w:r>
+            <w:r>
+              <w:t xml:space="preserve"> PM UTC 2026 by Syed</w:t>
+            </w:r>
+          </w:p>
+        </w:tc>
+      </w:tr>
+    </w:tbl>
+    <w:p/>
+    <w:p>
+      <w:pPr>
+        <w:pStyle w:val="Heading3"/>
+      </w:pPr>
+      <w:r>
+        <w:t xml:space="preserve">5.1.7 </w:t>
+      </w:r>
+      <w:r>
+        <w:t>Capacity and Performance Management</w:t>
+      </w:r>
+      <w:r>
+        <w:t xml:space="preserve"> (DSP-17)</w:t>
+      </w:r>
+    </w:p>
+    <w:tbl>
+      <w:tblPr>
+        <w:tblStyle w:val="TableGrid"/>
+        <w:tblW w:w="0" w:type="auto"/>
+        <w:tblLook w:val="04A0" w:firstRow="1" w:lastRow="0" w:firstColumn="1" w:lastColumn="0" w:noHBand="0" w:noVBand="1"/>
+      </w:tblPr>
+      <w:tblGrid>
+        <w:gridCol w:w="1574"/>
+        <w:gridCol w:w="8262"/>
+      </w:tblGrid>
+      <w:tr>
+        <w:tc>
+          <w:tcPr>
+            <w:tcW w:w="1526" w:type="dxa"/>
+          </w:tcPr>
+          <w:p>
+            <w:r>
+              <w:t>Obligation</w:t>
+            </w:r>
+          </w:p>
+        </w:tc>
+        <w:tc>
+          <w:tcPr>
+            <w:tcW w:w="8536" w:type="dxa"/>
+          </w:tcPr>
+          <w:p>
+            <w:pPr>
+              <w:rPr>
+                <w:lang w:val="en-MY"/>
+              </w:rPr>
+            </w:pPr>
+            <w:r>
+              <w:rPr>
+                <w:b/>
+                <w:bCs/>
+                <w:lang w:val="en-MY"/>
+              </w:rPr>
+              <w:t>PCI DSS Req. 1.2.1</w:t>
+            </w:r>
+          </w:p>
+          <w:p>
+            <w:pPr>
+              <w:rPr>
+                <w:lang w:val="en-MY"/>
+              </w:rPr>
+            </w:pPr>
+            <w:r>
+              <w:rPr>
+                <w:lang w:val="en-MY"/>
+              </w:rPr>
+              <w:br/>
+            </w:r>
+          </w:p>
+          <w:p>
+            <w:pPr>
+              <w:rPr>
+                <w:lang w:val="en-MY"/>
+              </w:rPr>
+            </w:pPr>
+            <w:r>
+              <w:rPr>
+                <w:lang w:val="en-MY"/>
+              </w:rPr>
+              <w:lastRenderedPageBreak/>
+              <w:t>Restrict inbound and outbound traffic to that which is necessary.</w:t>
+            </w:r>
+          </w:p>
+        </w:tc>
+      </w:tr>
+      <w:tr>
+        <w:tc>
+          <w:tcPr>
+            <w:tcW w:w="1526" w:type="dxa"/>
+          </w:tcPr>
+          <w:p>
+            <w:r>
+              <w:lastRenderedPageBreak/>
+              <w:t>CCM Control ID</w:t>
+            </w:r>
+          </w:p>
+        </w:tc>
+        <w:tc>
+          <w:tcPr>
+            <w:tcW w:w="8536" w:type="dxa"/>
+          </w:tcPr>
+          <w:p>
+            <w:r>
+              <w:t>DSP-17</w:t>
+            </w:r>
+          </w:p>
+        </w:tc>
+      </w:tr>
+      <w:tr>
+        <w:tc>
+          <w:tcPr>
+            <w:tcW w:w="1526" w:type="dxa"/>
+          </w:tcPr>
+          <w:p>
+            <w:r>
+              <w:t xml:space="preserve">Responsibility </w:t>
+            </w:r>
+          </w:p>
+        </w:tc>
+        <w:tc>
+          <w:tcPr>
+            <w:tcW w:w="8536" w:type="dxa"/>
+          </w:tcPr>
+          <w:p>
+            <w:pPr>
+              <w:rPr>
+                <w:lang w:val="en-MY"/>
+              </w:rPr>
+            </w:pPr>
+            <w:r>
+              <w:rPr>
+                <w:b/>
+                <w:bCs/>
+                <w:lang w:val="en-MY"/>
+              </w:rPr>
+              <w:t>Customer</w:t>
+            </w:r>
+          </w:p>
+          <w:p>
+            <w:pPr>
+              <w:rPr>
+                <w:lang w:val="en-MY"/>
+              </w:rPr>
+            </w:pPr>
+            <w:r>
+              <w:rPr>
+                <w:lang w:val="en-MY"/>
+              </w:rPr>
+              <w:br/>
+            </w:r>
+          </w:p>
+          <w:p>
+            <w:pPr>
+              <w:rPr>
+                <w:lang w:val="en-MY"/>
+              </w:rPr>
+            </w:pPr>
+            <w:proofErr w:type="spellStart"/>
+            <w:r>
+              <w:rPr>
+                <w:lang w:val="en-MY"/>
+              </w:rPr>
+              <w:t>MediPay</w:t>
+            </w:r>
+            <w:proofErr w:type="spellEnd"/>
+            <w:r>
+              <w:rPr>
+                <w:lang w:val="en-MY"/>
+              </w:rPr>
+              <w:t xml:space="preserve"> must explicitly enable the public access block guardrails.</w:t>
+            </w:r>
+          </w:p>
+        </w:tc>
+      </w:tr>
+      <w:tr>
+        <w:tc>
+          <w:tcPr>
+            <w:tcW w:w="1526" w:type="dxa"/>
+          </w:tcPr>
+          <w:p>
+            <w:r>
+              <w:t>Verification Method</w:t>
+            </w:r>
+          </w:p>
+        </w:tc>
+        <w:tc>
+          <w:tcPr>
+            <w:tcW w:w="8536" w:type="dxa"/>
+          </w:tcPr>
+          <w:p>
+            <w:proofErr w:type="spellStart"/>
+            <w:r>
+              <w:t>aws</w:t>
+            </w:r>
+            <w:proofErr w:type="spellEnd"/>
+            <w:r>
+              <w:t xml:space="preserve"> $EP s3api get-public-access-block --bucket $BUCKET --query '</w:t>
+            </w:r>
+            <w:proofErr w:type="spellStart"/>
+            <w:r>
+              <w:t>PublicAccessBlockConfiguration</w:t>
+            </w:r>
+            <w:proofErr w:type="spellEnd"/>
+            <w:r>
+              <w:t xml:space="preserve">' --output </w:t>
+            </w:r>
+            <w:proofErr w:type="spellStart"/>
+            <w:r>
+              <w:t>json</w:t>
+            </w:r>
+            <w:proofErr w:type="spellEnd"/>
+          </w:p>
+        </w:tc>
+      </w:tr>
+      <w:tr>
+        <w:tc>
+          <w:tcPr>
+            <w:tcW w:w="1526" w:type="dxa"/>
+          </w:tcPr>
+          <w:p>
+            <w:r>
+              <w:t>Evidence and Date</w:t>
+            </w:r>
+          </w:p>
+        </w:tc>
+        <w:tc>
+          <w:tcPr>
+            <w:tcW w:w="8536" w:type="dxa"/>
+          </w:tcPr>
+          <w:p>
+            <w:r>
+              <w:t>{"</w:t>
+            </w:r>
+            <w:proofErr w:type="spellStart"/>
+            <w:r>
+              <w:t>BlockPublicAcls</w:t>
+            </w:r>
+            <w:proofErr w:type="spellEnd"/>
+            <w:r>
+              <w:t>": true, "</w:t>
+            </w:r>
+            <w:proofErr w:type="spellStart"/>
+            <w:r>
+              <w:t>IgnorePublicAcls</w:t>
+            </w:r>
+            <w:proofErr w:type="spellEnd"/>
+            <w:r>
+              <w:t>": true, "</w:t>
+            </w:r>
+            <w:proofErr w:type="spellStart"/>
+            <w:r>
+              <w:t>BlockPublicPolicy</w:t>
+            </w:r>
+            <w:proofErr w:type="spellEnd"/>
+            <w:r>
+              <w:t>": true, "</w:t>
+            </w:r>
+            <w:proofErr w:type="spellStart"/>
+            <w:r>
+              <w:t>RestrictPublicBuckets</w:t>
+            </w:r>
+            <w:proofErr w:type="spellEnd"/>
+            <w:r>
+              <w:t>": true}</w:t>
+            </w:r>
+          </w:p>
+          <w:p/>
+          <w:p>
+            <w:r>
+              <w:t xml:space="preserve">Collected: Sun Sep 6 </w:t>
+            </w:r>
+            <w:r>
+              <w:t>10</w:t>
+            </w:r>
+            <w:r>
+              <w:t>:</w:t>
+            </w:r>
+            <w:r>
+              <w:t>42</w:t>
+            </w:r>
+            <w:r>
+              <w:t>:</w:t>
+            </w:r>
+            <w:r>
+              <w:t>03</w:t>
+            </w:r>
+            <w:r>
+              <w:t xml:space="preserve"> PM UTC 2026 by Syed</w:t>
+            </w:r>
+          </w:p>
+        </w:tc>
+      </w:tr>
+    </w:tbl>
+    <w:p/>
+    <w:p>
+      <w:pPr>
+        <w:pStyle w:val="Heading3"/>
+      </w:pPr>
+      <w:r>
+        <w:t xml:space="preserve">5.1.8 </w:t>
+      </w:r>
+      <w:r>
+        <w:t>Data Inventory and Flow Documentation</w:t>
+      </w:r>
+      <w:r>
+        <w:t xml:space="preserve"> (DSP-16)</w:t>
+      </w:r>
+    </w:p>
+    <w:tbl>
+      <w:tblPr>
+        <w:tblStyle w:val="TableGrid"/>
+        <w:tblW w:w="0" w:type="auto"/>
+        <w:tblLook w:val="04A0" w:firstRow="1" w:lastRow="0" w:firstColumn="1" w:lastColumn="0" w:noHBand="0" w:noVBand="1"/>
+      </w:tblPr>
+      <w:tblGrid>
+        <w:gridCol w:w="1574"/>
+        <w:gridCol w:w="8262"/>
+      </w:tblGrid>
+      <w:tr>
+        <w:tc>
+          <w:tcPr>
+            <w:tcW w:w="1526" w:type="dxa"/>
+          </w:tcPr>
+          <w:p>
+            <w:r>
+              <w:t>Obligation</w:t>
+            </w:r>
+          </w:p>
+        </w:tc>
+        <w:tc>
+          <w:tcPr>
+            <w:tcW w:w="8536" w:type="dxa"/>
+          </w:tcPr>
+          <w:p>
+            <w:pPr>
+              <w:rPr>
+                <w:lang w:val="en-MY"/>
+              </w:rPr>
+            </w:pPr>
+            <w:r>
+              <w:rPr>
+                <w:b/>
+                <w:bCs/>
+                <w:lang w:val="en-MY"/>
+              </w:rPr>
+              <w:t>PDPA Data Retention</w:t>
+            </w:r>
+          </w:p>
+          <w:p>
+            <w:pPr>
+              <w:rPr>
+                <w:lang w:val="en-MY"/>
+              </w:rPr>
+            </w:pPr>
+            <w:r>
+              <w:rPr>
+                <w:lang w:val="en-MY"/>
+              </w:rPr>
+              <w:br/>
+            </w:r>
+          </w:p>
+          <w:p>
+            <w:pPr>
+              <w:rPr>
+                <w:lang w:val="en-MY"/>
+              </w:rPr>
+            </w:pPr>
+            <w:r>
+              <w:rPr>
+                <w:lang w:val="en-MY"/>
+              </w:rPr>
+              <w:t>Personal data must not be kept longer than is necessary.</w:t>
+            </w:r>
+          </w:p>
+        </w:tc>
+      </w:tr>
+      <w:tr>
+        <w:tc>
+          <w:tcPr>
+            <w:tcW w:w="1526" w:type="dxa"/>
+          </w:tcPr>
+          <w:p>
+            <w:r>
+              <w:t>CCM Control ID</w:t>
+            </w:r>
+          </w:p>
+        </w:tc>
+        <w:tc>
+          <w:tcPr>
+            <w:tcW w:w="8536" w:type="dxa"/>
+          </w:tcPr>
+          <w:p>
+            <w:r>
+              <w:t>DSP-16</w:t>
+            </w:r>
+          </w:p>
+        </w:tc>
+      </w:tr>
+      <w:tr>
+        <w:tc>
+          <w:tcPr>
+            <w:tcW w:w="1526" w:type="dxa"/>
+          </w:tcPr>
+          <w:p>
+            <w:r>
+              <w:t xml:space="preserve">Responsibility </w:t>
+            </w:r>
+          </w:p>
+        </w:tc>
+        <w:tc>
+          <w:tcPr>
+            <w:tcW w:w="8536" w:type="dxa"/>
+          </w:tcPr>
+          <w:p>
+            <w:pPr>
+              <w:rPr>
+                <w:lang w:val="en-MY"/>
+              </w:rPr>
+            </w:pPr>
+            <w:r>
+              <w:rPr>
+                <w:b/>
+                <w:bCs/>
+                <w:lang w:val="en-MY"/>
+              </w:rPr>
+              <w:t>Customer</w:t>
+            </w:r>
+          </w:p>
+          <w:p>
+            <w:pPr>
+              <w:rPr>
+                <w:lang w:val="en-MY"/>
+              </w:rPr>
+            </w:pPr>
+            <w:r>
+              <w:rPr>
+                <w:lang w:val="en-MY"/>
+              </w:rPr>
+              <w:br/>
+            </w:r>
+          </w:p>
+          <w:p>
+            <w:pPr>
+              <w:rPr>
+                <w:lang w:val="en-MY"/>
+              </w:rPr>
+            </w:pPr>
+            <w:proofErr w:type="spellStart"/>
+            <w:r>
+              <w:rPr>
+                <w:lang w:val="en-MY"/>
+              </w:rPr>
+              <w:t>MediPay</w:t>
+            </w:r>
+            <w:proofErr w:type="spellEnd"/>
+            <w:r>
+              <w:rPr>
+                <w:lang w:val="en-MY"/>
+              </w:rPr>
+              <w:t xml:space="preserve"> sets lifecycle rules to match the 90-day deletion SLA.</w:t>
+            </w:r>
+          </w:p>
+        </w:tc>
+      </w:tr>
+      <w:tr>
+        <w:tc>
+          <w:tcPr>
+            <w:tcW w:w="1526" w:type="dxa"/>
+          </w:tcPr>
+          <w:p>
+            <w:r>
+              <w:t>Verification Method</w:t>
+            </w:r>
+          </w:p>
+        </w:tc>
+        <w:tc>
+          <w:tcPr>
+            <w:tcW w:w="8536" w:type="dxa"/>
+          </w:tcPr>
+          <w:p>
+            <w:proofErr w:type="spellStart"/>
+            <w:r>
+              <w:t>aws</w:t>
+            </w:r>
+            <w:proofErr w:type="spellEnd"/>
+            <w:r>
+              <w:t xml:space="preserve"> $EP s3api get-bucket-lifecycle-configuration --bucket $BUCKET --query '</w:t>
+            </w:r>
+            <w:proofErr w:type="gramStart"/>
+            <w:r>
+              <w:t>Rules[].[</w:t>
+            </w:r>
+            <w:proofErr w:type="gramEnd"/>
+            <w:r>
+              <w:t xml:space="preserve">ID, Status]' --output </w:t>
+            </w:r>
+            <w:proofErr w:type="spellStart"/>
+            <w:r>
+              <w:t>json</w:t>
+            </w:r>
+            <w:proofErr w:type="spellEnd"/>
+          </w:p>
+        </w:tc>
+      </w:tr>
+      <w:tr>
+        <w:tc>
+          <w:tcPr>
+            <w:tcW w:w="1526" w:type="dxa"/>
+          </w:tcPr>
+          <w:p>
+            <w:r>
+              <w:t>Evidence and Date</w:t>
+            </w:r>
+          </w:p>
+        </w:tc>
+        <w:tc>
+          <w:tcPr>
+            <w:tcW w:w="8536" w:type="dxa"/>
+          </w:tcPr>
+          <w:p>
+            <w:r>
+              <w:t>[["AutoDelete90Days", "Enabled"]]</w:t>
+            </w:r>
+          </w:p>
+          <w:p/>
+          <w:p>
+            <w:r>
+              <w:t xml:space="preserve">Collected: Sun Sep 6 </w:t>
+            </w:r>
+            <w:r>
+              <w:t>10</w:t>
+            </w:r>
+            <w:r>
+              <w:t>:</w:t>
+            </w:r>
+            <w:r>
+              <w:t>57</w:t>
+            </w:r>
+            <w:r>
+              <w:t>:</w:t>
+            </w:r>
+            <w:r>
+              <w:t>2</w:t>
+            </w:r>
+            <w:r>
+              <w:t>5 PM UTC 2026 by Syed</w:t>
+            </w:r>
+          </w:p>
         </w:tc>
       </w:tr>
     </w:tbl>
     <w:p/>
     <w:p/>
+    <w:p/>
+    <w:p/>
+    <w:p/>
+    <w:p/>
+    <w:p/>
+    <w:p/>
+    <w:p/>
+    <w:p/>
     <w:p>
       <w:pPr>
         <w:pStyle w:val="Heading1"/>
       </w:pPr>
+      <w:bookmarkStart w:id="10" w:name="_Toc239710617"/>
+      <w:r>
+        <w:t xml:space="preserve">6.0 </w:t>
+      </w:r>
+      <w:r>
+        <w:t>Gaps &amp; Remediation Plan</w:t>
+      </w:r>
+      <w:bookmarkEnd w:id="10"/>
+    </w:p>
+    <w:p/>
+    <w:p/>
+    <w:p/>
+    <w:p>
+      <w:pPr>
+        <w:pStyle w:val="Heading1"/>
+      </w:pPr>
+      <w:bookmarkStart w:id="11" w:name="_Toc239710618"/>
       <w:r>
         <w:t>7.0 Conclusion &amp; R</w:t>
       </w:r>
       <w:r>
         <w:t>ecommendation</w:t>
       </w:r>
+      <w:bookmarkEnd w:id="11"/>
+    </w:p>
+    <w:p/>
+    <w:p/>
+    <w:p/>
+    <w:p/>
+    <w:p/>
+    <w:p/>
+    <w:p/>
+    <w:p/>
+    <w:p/>
+    <w:p/>
+    <w:p/>
+    <w:p/>
+    <w:p/>
+    <w:p/>
+    <w:p/>
+    <w:p/>
+    <w:p/>
+    <w:p/>
+    <w:p/>
+    <w:p/>
+    <w:p/>
+    <w:p/>
+    <w:p/>
+    <w:p/>
+    <w:p/>
+    <w:p/>
+    <w:p/>
+    <w:p/>
+    <w:p/>
+    <w:p/>
+    <w:p/>
+    <w:p/>
+    <w:p/>
+    <w:p/>
+    <w:p/>
+    <w:p/>
+    <w:p/>
+    <w:p/>
+    <w:p/>
+    <w:p/>
+    <w:p/>
+    <w:p/>
+    <w:p/>
+    <w:p/>
+    <w:p/>
+    <w:p>
+      <w:pPr>
+        <w:pStyle w:val="Heading1"/>
+      </w:pPr>
+      <w:bookmarkStart w:id="12" w:name="_Toc239710619"/>
+      <w:r>
+        <w:t>8.0 References</w:t>
+      </w:r>
+      <w:bookmarkEnd w:id="12"/>
     </w:p>
     <w:p>
       <w:pPr>
-        <w:pStyle w:val="Heading1"/>
-      </w:pPr>
-      <w:r>
-        <w:t>8.0 References</w:t>
-      </w:r>
+        <w:spacing w:before="240" w:after="240"/>
+        <w:ind w:left="477"/>
+        <w:jc w:val="both"/>
+      </w:pPr>
+      <w:r>
+        <w:rPr>
+          <w:b/>
+          <w:bCs/>
+        </w:rPr>
+        <w:t>1.</w:t>
+      </w:r>
+      <w:r>
+        <w:t xml:space="preserve"> Payment Card Industry Security Standards Council. (2022). </w:t>
+      </w:r>
+      <w:r>
+        <w:rPr>
+          <w:i/>
+          <w:iCs/>
+        </w:rPr>
+        <w:t>Payment Card Industry data security standard (PCI DSS): Requirements and testing procedures (Version 4.0).</w:t>
+      </w:r>
+      <w:r>
+        <w:t xml:space="preserve"> </w:t>
+      </w:r>
+      <w:hyperlink r:id="rId15">
+        <w:r>
+          <w:rPr>
+            <w:rStyle w:val="Hyperlink"/>
+          </w:rPr>
+          <w:t>PCI DSS — Official PCI Security Standards Council</w:t>
+        </w:r>
+      </w:hyperlink>
     </w:p>
     <w:p>
       <w:pPr>
-        <w:pStyle w:val="Heading1"/>
-      </w:pPr>
-      <w:r>
-        <w:t>9.0 Appendices</w:t>
-      </w:r>
+        <w:spacing w:before="240" w:after="240"/>
+        <w:ind w:left="477"/>
+        <w:jc w:val="both"/>
+      </w:pPr>
+      <w:r>
+        <w:rPr>
+          <w:b/>
+          <w:bCs/>
+        </w:rPr>
+        <w:t>2.</w:t>
+      </w:r>
+      <w:r>
+        <w:t xml:space="preserve"> Personal Data Protection Commissioner. (2010). </w:t>
+      </w:r>
+      <w:r>
+        <w:rPr>
+          <w:i/>
+          <w:iCs/>
+        </w:rPr>
+        <w:t>Personal Data Protection Act 2010 (Act 709).</w:t>
+      </w:r>
+      <w:r>
+        <w:t xml:space="preserve"> </w:t>
+      </w:r>
+      <w:hyperlink r:id="rId16">
+        <w:r>
+          <w:rPr>
+            <w:rStyle w:val="Hyperlink"/>
+          </w:rPr>
+          <w:t>Personal Data Protection Act 2010 — Official Malaysian Government source</w:t>
+        </w:r>
+      </w:hyperlink>
     </w:p>
     <w:p>
       <w:pPr>
+        <w:spacing w:before="240" w:after="240"/>
+        <w:ind w:left="477"/>
+        <w:jc w:val="both"/>
+      </w:pPr>
+      <w:r>
+        <w:rPr>
+          <w:b/>
+          <w:bCs/>
+        </w:rPr>
+        <w:t>3.</w:t>
+      </w:r>
+      <w:r>
+        <w:t xml:space="preserve"> Personal Data Protection Commissioner. (2024). </w:t>
+      </w:r>
+      <w:r>
+        <w:rPr>
+          <w:i/>
+          <w:iCs/>
+        </w:rPr>
+        <w:t>Personal Data Protection (Amendment) Act 2024 (Act A1727).</w:t>
+      </w:r>
+      <w:r>
+        <w:t xml:space="preserve"> </w:t>
+      </w:r>
+      <w:hyperlink r:id="rId17">
+        <w:r>
+          <w:rPr>
+            <w:rStyle w:val="Hyperlink"/>
+          </w:rPr>
+          <w:t>Personal Data Protection (Amendment) Act 2024 — Official Malaysian Government source</w:t>
+        </w:r>
+      </w:hyperlink>
+    </w:p>
+    <w:p/>
+    <w:p>
+      <w:pPr>
+        <w:pStyle w:val="Heading1"/>
+      </w:pPr>
+      <w:bookmarkStart w:id="13" w:name="_Toc239710620"/>
+      <w:r>
+        <w:t>9.0 Appendices</w:t>
+      </w:r>
+      <w:bookmarkEnd w:id="13"/>
+    </w:p>
+    <w:p>
+      <w:pPr>
         <w:pStyle w:val="Heading2"/>
       </w:pPr>
-      <w:r>
+      <w:bookmarkStart w:id="14" w:name="_Toc239710621"/>
+      <w:r>
+        <w:lastRenderedPageBreak/>
         <w:t xml:space="preserve">9.1 </w:t>
       </w:r>
       <w:r>
+        <w:t xml:space="preserve">Appendix </w:t>
+      </w:r>
+      <w:r>
+        <w:t xml:space="preserve">A </w:t>
+      </w:r>
+      <w:r>
+        <w:t xml:space="preserve">- </w:t>
+      </w:r>
+      <w:r>
         <w:t>G</w:t>
       </w:r>
       <w:r>
         <w:t>roup Declaration &amp; Peer-Contribution Form</w:t>
       </w:r>
+      <w:bookmarkEnd w:id="14"/>
     </w:p>
     <w:p>
       <w:pPr>
@@ -5973,7 +11395,6 @@
           <w:sz w:val="24"/>
           <w:szCs w:val="24"/>
         </w:rPr>
-        <w:lastRenderedPageBreak/>
         <w:t>acknowledged.</w:t>
       </w:r>
       <w:r>
@@ -6041,7 +11462,7 @@
             <w:tcBorders>
               <w:top w:val="nil"/>
               <w:left w:val="nil"/>
-              <w:right w:val="single" w:sz="4" w:space="0" w:color="FFFFFF"/>
+              <w:right w:val="single" w:sz="4" w:space="0" w:color="FFFFFF" w:themeColor="background1"/>
             </w:tcBorders>
             <w:shd w:val="clear" w:color="auto" w:fill="262F65"/>
           </w:tcPr>
@@ -6060,7 +11481,7 @@
             <w:r>
               <w:rPr>
                 <w:b/>
-                <w:color w:val="FFFFFF"/>
+                <w:color w:val="FFFFFF" w:themeColor="background1"/>
                 <w:sz w:val="20"/>
                 <w:szCs w:val="20"/>
               </w:rPr>
@@ -6073,8 +11494,8 @@
             <w:tcW w:w="1373" w:type="pct"/>
             <w:tcBorders>
               <w:top w:val="nil"/>
-              <w:left w:val="single" w:sz="4" w:space="0" w:color="FFFFFF"/>
-              <w:right w:val="single" w:sz="4" w:space="0" w:color="FFFFFF"/>
+              <w:left w:val="single" w:sz="4" w:space="0" w:color="FFFFFF" w:themeColor="background1"/>
+              <w:right w:val="single" w:sz="4" w:space="0" w:color="FFFFFF" w:themeColor="background1"/>
             </w:tcBorders>
             <w:shd w:val="clear" w:color="auto" w:fill="262F65"/>
           </w:tcPr>
@@ -6126,8 +11547,8 @@
             <w:tcW w:w="855" w:type="pct"/>
             <w:tcBorders>
               <w:top w:val="nil"/>
-              <w:left w:val="single" w:sz="4" w:space="0" w:color="FFFFFF"/>
-              <w:right w:val="single" w:sz="4" w:space="0" w:color="FFFFFF"/>
+              <w:left w:val="single" w:sz="4" w:space="0" w:color="FFFFFF" w:themeColor="background1"/>
+              <w:right w:val="single" w:sz="4" w:space="0" w:color="FFFFFF" w:themeColor="background1"/>
             </w:tcBorders>
             <w:shd w:val="clear" w:color="auto" w:fill="262F65"/>
           </w:tcPr>
@@ -6179,8 +11600,8 @@
             <w:tcW w:w="1184" w:type="pct"/>
             <w:tcBorders>
               <w:top w:val="nil"/>
-              <w:left w:val="single" w:sz="4" w:space="0" w:color="FFFFFF"/>
-              <w:right w:val="single" w:sz="4" w:space="0" w:color="FFFFFF"/>
+              <w:left w:val="single" w:sz="4" w:space="0" w:color="FFFFFF" w:themeColor="background1"/>
+              <w:right w:val="single" w:sz="4" w:space="0" w:color="FFFFFF" w:themeColor="background1"/>
             </w:tcBorders>
             <w:shd w:val="clear" w:color="auto" w:fill="262F65"/>
           </w:tcPr>
@@ -6250,8 +11671,8 @@
             <w:tcW w:w="696" w:type="pct"/>
             <w:tcBorders>
               <w:top w:val="nil"/>
-              <w:left w:val="single" w:sz="4" w:space="0" w:color="FFFFFF"/>
-              <w:right w:val="single" w:sz="4" w:space="0" w:color="FFFFFF"/>
+              <w:left w:val="single" w:sz="4" w:space="0" w:color="FFFFFF" w:themeColor="background1"/>
+              <w:right w:val="single" w:sz="4" w:space="0" w:color="FFFFFF" w:themeColor="background1"/>
             </w:tcBorders>
             <w:shd w:val="clear" w:color="auto" w:fill="262F65"/>
           </w:tcPr>
@@ -6312,7 +11733,7 @@
             <w:tcW w:w="683" w:type="pct"/>
             <w:tcBorders>
               <w:top w:val="nil"/>
-              <w:left w:val="single" w:sz="4" w:space="0" w:color="FFFFFF"/>
+              <w:left w:val="single" w:sz="4" w:space="0" w:color="FFFFFF" w:themeColor="background1"/>
               <w:right w:val="nil"/>
             </w:tcBorders>
             <w:shd w:val="clear" w:color="auto" w:fill="262F65"/>
@@ -6387,6 +11808,15 @@
                 <w:szCs w:val="20"/>
               </w:rPr>
             </w:pPr>
+            <w:r>
+              <w:rPr>
+                <w:b/>
+                <w:bCs/>
+                <w:sz w:val="20"/>
+                <w:szCs w:val="20"/>
+              </w:rPr>
+              <w:t>WAN MUHAMMAD AZIM BIN WAN MOHD HAZAN AMRI</w:t>
+            </w:r>
           </w:p>
         </w:tc>
         <w:tc>
@@ -6406,6 +11836,15 @@
                 <w:szCs w:val="20"/>
               </w:rPr>
             </w:pPr>
+            <w:r>
+              <w:rPr>
+                <w:b/>
+                <w:bCs/>
+                <w:sz w:val="20"/>
+                <w:szCs w:val="20"/>
+              </w:rPr>
+              <w:t>52215225024</w:t>
+            </w:r>
           </w:p>
         </w:tc>
         <w:tc>
@@ -6528,6 +11967,15 @@
                 <w:szCs w:val="20"/>
               </w:rPr>
             </w:pPr>
+            <w:r>
+              <w:rPr>
+                <w:b/>
+                <w:bCs/>
+                <w:sz w:val="20"/>
+                <w:szCs w:val="20"/>
+              </w:rPr>
+              <w:t>SYED ABDULLAH MUBARAK BIN SYED OMAR SHUKRI</w:t>
+            </w:r>
           </w:p>
         </w:tc>
         <w:tc>
@@ -6546,6 +11994,15 @@
                 <w:szCs w:val="20"/>
               </w:rPr>
             </w:pPr>
+            <w:r>
+              <w:rPr>
+                <w:b/>
+                <w:bCs/>
+                <w:sz w:val="20"/>
+                <w:szCs w:val="20"/>
+              </w:rPr>
+              <w:t>52215225160</w:t>
+            </w:r>
           </w:p>
         </w:tc>
         <w:tc>
@@ -6667,6 +12124,15 @@
                 <w:szCs w:val="20"/>
               </w:rPr>
             </w:pPr>
+            <w:r>
+              <w:rPr>
+                <w:b/>
+                <w:bCs/>
+                <w:sz w:val="20"/>
+                <w:szCs w:val="20"/>
+              </w:rPr>
+              <w:t xml:space="preserve">SITI KHADIJAH BT AHMAD ZULKIFLE </w:t>
+            </w:r>
           </w:p>
         </w:tc>
         <w:tc>
@@ -6686,6 +12152,15 @@
                 <w:szCs w:val="20"/>
               </w:rPr>
             </w:pPr>
+            <w:r>
+              <w:rPr>
+                <w:b/>
+                <w:bCs/>
+                <w:sz w:val="20"/>
+                <w:szCs w:val="20"/>
+              </w:rPr>
+              <w:t>52215124139</w:t>
+            </w:r>
           </w:p>
         </w:tc>
         <w:tc>
@@ -6705,6 +12180,15 @@
                 <w:szCs w:val="20"/>
               </w:rPr>
             </w:pPr>
+            <w:r>
+              <w:rPr>
+                <w:b/>
+                <w:bCs/>
+                <w:sz w:val="20"/>
+                <w:szCs w:val="20"/>
+              </w:rPr>
+              <w:t>Section 1,2,3 and 8</w:t>
+            </w:r>
           </w:p>
         </w:tc>
         <w:tc>
@@ -6902,34 +12386,19 @@
         <w:spacing w:before="7"/>
         <w:ind w:left="140" w:right="234"/>
         <w:rPr>
-          <w:sz w:val="24"/>
-          <w:szCs w:val="24"/>
-        </w:rPr>
-      </w:pPr>
-      <w:r>
-        <w:rPr>
-          <w:color w:val="1F2433"/>
-          <w:sz w:val="24"/>
-          <w:szCs w:val="24"/>
-        </w:rPr>
-        <w:t>Peer</w:t>
-      </w:r>
-      <w:r>
-        <w:rPr>
           <w:color w:val="1F2433"/>
           <w:spacing w:val="-2"/>
           <w:sz w:val="24"/>
           <w:szCs w:val="24"/>
         </w:rPr>
-        <w:t xml:space="preserve"> </w:t>
-      </w:r>
+      </w:pPr>
       <w:r>
         <w:rPr>
           <w:color w:val="1F2433"/>
           <w:sz w:val="24"/>
           <w:szCs w:val="24"/>
         </w:rPr>
-        <w:t>rating</w:t>
+        <w:t>Peer</w:t>
       </w:r>
       <w:r>
         <w:rPr>
@@ -6946,7 +12415,7 @@
           <w:sz w:val="24"/>
           <w:szCs w:val="24"/>
         </w:rPr>
-        <w:t>scale:</w:t>
+        <w:t>rating</w:t>
       </w:r>
       <w:r>
         <w:rPr>
@@ -6963,7 +12432,7 @@
           <w:sz w:val="24"/>
           <w:szCs w:val="24"/>
         </w:rPr>
-        <w:t>5</w:t>
+        <w:t>scale:</w:t>
       </w:r>
       <w:r>
         <w:rPr>
@@ -6980,7 +12449,7 @@
           <w:sz w:val="24"/>
           <w:szCs w:val="24"/>
         </w:rPr>
-        <w:t>=</w:t>
+        <w:t>5</w:t>
       </w:r>
       <w:r>
         <w:rPr>
@@ -6997,7 +12466,7 @@
           <w:sz w:val="24"/>
           <w:szCs w:val="24"/>
         </w:rPr>
-        <w:t>outstanding</w:t>
+        <w:t>=</w:t>
       </w:r>
       <w:r>
         <w:rPr>
@@ -7014,7 +12483,7 @@
           <w:sz w:val="24"/>
           <w:szCs w:val="24"/>
         </w:rPr>
-        <w:t>contribution</w:t>
+        <w:t>outstanding</w:t>
       </w:r>
       <w:r>
         <w:rPr>
@@ -7031,7 +12500,7 @@
           <w:sz w:val="24"/>
           <w:szCs w:val="24"/>
         </w:rPr>
-        <w:t>·</w:t>
+        <w:t>contribution</w:t>
       </w:r>
       <w:r>
         <w:rPr>
@@ -7048,7 +12517,7 @@
           <w:sz w:val="24"/>
           <w:szCs w:val="24"/>
         </w:rPr>
-        <w:t>4</w:t>
+        <w:t>·</w:t>
       </w:r>
       <w:r>
         <w:rPr>
@@ -7065,7 +12534,7 @@
           <w:sz w:val="24"/>
           <w:szCs w:val="24"/>
         </w:rPr>
-        <w:t>=</w:t>
+        <w:t>4</w:t>
       </w:r>
       <w:r>
         <w:rPr>
@@ -7082,7 +12551,7 @@
           <w:sz w:val="24"/>
           <w:szCs w:val="24"/>
         </w:rPr>
-        <w:t>strong</w:t>
+        <w:t>=</w:t>
       </w:r>
       <w:r>
         <w:rPr>
@@ -7099,7 +12568,7 @@
           <w:sz w:val="24"/>
           <w:szCs w:val="24"/>
         </w:rPr>
-        <w:t>·</w:t>
+        <w:t>strong</w:t>
       </w:r>
       <w:r>
         <w:rPr>
@@ -7116,7 +12585,7 @@
           <w:sz w:val="24"/>
           <w:szCs w:val="24"/>
         </w:rPr>
-        <w:t>3</w:t>
+        <w:t>·</w:t>
       </w:r>
       <w:r>
         <w:rPr>
@@ -7133,7 +12602,7 @@
           <w:sz w:val="24"/>
           <w:szCs w:val="24"/>
         </w:rPr>
-        <w:t>=</w:t>
+        <w:t>3</w:t>
       </w:r>
       <w:r>
         <w:rPr>
@@ -7150,7 +12619,7 @@
           <w:sz w:val="24"/>
           <w:szCs w:val="24"/>
         </w:rPr>
-        <w:t>adequate</w:t>
+        <w:t>=</w:t>
       </w:r>
       <w:r>
         <w:rPr>
@@ -7167,7 +12636,7 @@
           <w:sz w:val="24"/>
           <w:szCs w:val="24"/>
         </w:rPr>
-        <w:t>·</w:t>
+        <w:t>adequate</w:t>
       </w:r>
       <w:r>
         <w:rPr>
@@ -7184,7 +12653,7 @@
           <w:sz w:val="24"/>
           <w:szCs w:val="24"/>
         </w:rPr>
-        <w:t>2</w:t>
+        <w:t>·</w:t>
       </w:r>
       <w:r>
         <w:rPr>
@@ -7201,7 +12670,7 @@
           <w:sz w:val="24"/>
           <w:szCs w:val="24"/>
         </w:rPr>
-        <w:t>=</w:t>
+        <w:t>2</w:t>
       </w:r>
       <w:r>
         <w:rPr>
@@ -7218,7 +12687,7 @@
           <w:sz w:val="24"/>
           <w:szCs w:val="24"/>
         </w:rPr>
-        <w:t>limited</w:t>
+        <w:t>=</w:t>
       </w:r>
       <w:r>
         <w:rPr>
@@ -7235,7 +12704,7 @@
           <w:sz w:val="24"/>
           <w:szCs w:val="24"/>
         </w:rPr>
-        <w:t>·</w:t>
+        <w:t>limited</w:t>
       </w:r>
       <w:r>
         <w:rPr>
@@ -7252,7 +12721,7 @@
           <w:sz w:val="24"/>
           <w:szCs w:val="24"/>
         </w:rPr>
-        <w:t>1</w:t>
+        <w:t>·</w:t>
       </w:r>
       <w:r>
         <w:rPr>
@@ -7269,7 +12738,7 @@
           <w:sz w:val="24"/>
           <w:szCs w:val="24"/>
         </w:rPr>
-        <w:t>=</w:t>
+        <w:t>1</w:t>
       </w:r>
       <w:r>
         <w:rPr>
@@ -7286,7 +12755,7 @@
           <w:sz w:val="24"/>
           <w:szCs w:val="24"/>
         </w:rPr>
-        <w:t>minimal</w:t>
+        <w:t>=</w:t>
       </w:r>
       <w:r>
         <w:rPr>
@@ -7303,7 +12772,7 @@
           <w:sz w:val="24"/>
           <w:szCs w:val="24"/>
         </w:rPr>
-        <w:t xml:space="preserve">/ </w:t>
+        <w:t>minimal</w:t>
       </w:r>
       <w:r>
         <w:rPr>
@@ -7312,14 +12781,87 @@
           <w:sz w:val="24"/>
           <w:szCs w:val="24"/>
         </w:rPr>
+        <w:t xml:space="preserve"> </w:t>
+      </w:r>
+      <w:r>
+        <w:rPr>
+          <w:color w:val="1F2433"/>
+          <w:sz w:val="24"/>
+          <w:szCs w:val="24"/>
+        </w:rPr>
+        <w:t xml:space="preserve">/ </w:t>
+      </w:r>
+      <w:r>
+        <w:rPr>
+          <w:color w:val="1F2433"/>
+          <w:spacing w:val="-2"/>
+          <w:sz w:val="24"/>
+          <w:szCs w:val="24"/>
+        </w:rPr>
         <w:t>none.</w:t>
       </w:r>
     </w:p>
     <w:p>
       <w:pPr>
         <w:pStyle w:val="BodyText"/>
-        <w:rPr>
-          <w:sz w:val="24"/>
+        <w:spacing w:before="7"/>
+        <w:ind w:left="140" w:right="234"/>
+        <w:rPr>
+          <w:color w:val="1F2433"/>
+          <w:spacing w:val="-2"/>
+          <w:sz w:val="24"/>
+          <w:szCs w:val="24"/>
+        </w:rPr>
+      </w:pPr>
+    </w:p>
+    <w:p>
+      <w:pPr>
+        <w:pStyle w:val="BodyText"/>
+        <w:spacing w:before="7"/>
+        <w:ind w:left="140" w:right="234"/>
+        <w:rPr>
+          <w:color w:val="1F2433"/>
+          <w:spacing w:val="-2"/>
+          <w:sz w:val="24"/>
+          <w:szCs w:val="24"/>
+        </w:rPr>
+      </w:pPr>
+    </w:p>
+    <w:p>
+      <w:pPr>
+        <w:pStyle w:val="Heading2"/>
+      </w:pPr>
+      <w:r>
+        <w:t>9.2 Appendix B</w:t>
+      </w:r>
+      <w:r>
+        <w:t xml:space="preserve"> - </w:t>
+      </w:r>
+      <w:r>
+        <w:t>Technical Evidence Pack</w:t>
+      </w:r>
+    </w:p>
+    <w:p/>
+    <w:p/>
+    <w:p/>
+    <w:p>
+      <w:pPr>
+        <w:pStyle w:val="Heading2"/>
+      </w:pPr>
+      <w:r>
+        <w:t>9.3 Appendix C</w:t>
+      </w:r>
+      <w:r>
+        <w:t xml:space="preserve"> - Collection Script</w:t>
+      </w:r>
+    </w:p>
+    <w:p/>
+    <w:p>
+      <w:pPr>
+        <w:pStyle w:val="BodyText"/>
+        <w:rPr>
+          <w:sz w:val="24"/>
+          <w:szCs w:val="24"/>
         </w:rPr>
       </w:pPr>
     </w:p>
@@ -7406,7 +12948,7 @@
       <mc:AlternateContent>
         <mc:Choice Requires="wps">
           <w:drawing>
-            <wp:anchor distT="0" distB="0" distL="114300" distR="114300" simplePos="0" relativeHeight="251658752" behindDoc="1" locked="0" layoutInCell="1" allowOverlap="1" wp14:anchorId="46F71E24" wp14:editId="54AD1777">
+            <wp:anchor distT="0" distB="0" distL="114300" distR="114300" simplePos="0" relativeHeight="251658240" behindDoc="1" locked="0" layoutInCell="1" allowOverlap="1" wp14:anchorId="46F71E24" wp14:editId="54AD1777">
               <wp:simplePos x="0" y="0"/>
               <wp:positionH relativeFrom="page">
                 <wp:posOffset>901700</wp:posOffset>
@@ -7494,7 +13036,7 @@
               <v:stroke joinstyle="miter"/>
               <v:path gradientshapeok="t" o:connecttype="rect"/>
             </v:shapetype>
-            <v:shape id="Text Box 5" o:spid="_x0000_s1026" type="#_x0000_t202" style="position:absolute;margin-left:71pt;margin-top:34.55pt;width:182.9pt;height:10.85pt;z-index:-251657728;visibility:visible;mso-wrap-style:square;mso-width-percent:0;mso-height-percent:0;mso-wrap-distance-left:9pt;mso-wrap-distance-top:0;mso-wrap-distance-right:9pt;mso-wrap-distance-bottom:0;mso-position-horizontal:absolute;mso-position-horizontal-relative:page;mso-position-vertical:absolute;mso-position-vertical-relative:page;mso-width-percent:0;mso-height-percent:0;mso-width-relative:page;mso-height-relative:page;v-text-anchor:top" o:gfxdata="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" filled="f" stroked="f">
+            <v:shape id="Text Box 5" o:spid="_x0000_s1026" type="#_x0000_t202" style="position:absolute;margin-left:71pt;margin-top:34.55pt;width:182.9pt;height:10.85pt;z-index:-251658240;visibility:visible;mso-wrap-style:square;mso-width-percent:0;mso-height-percent:0;mso-wrap-distance-left:9pt;mso-wrap-distance-top:0;mso-wrap-distance-right:9pt;mso-wrap-distance-bottom:0;mso-position-horizontal:absolute;mso-position-horizontal-relative:page;mso-position-vertical:absolute;mso-position-vertical-relative:page;mso-width-percent:0;mso-height-percent:0;mso-width-relative:page;mso-height-relative:page;v-text-anchor:top" o:gfxdata="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" filled="f" stroked="f">
               <v:textbox inset="0,0,0,0">
                 <w:txbxContent>
                   <w:p>
@@ -8686,6 +14228,92 @@
     </w:lvl>
   </w:abstractNum>
   <w:abstractNum w:abstractNumId="10" w15:restartNumberingAfterBreak="0">
+    <w:nsid w:val="6BD0B6E6"/>
+    <w:multiLevelType w:val="hybridMultilevel"/>
+    <w:tmpl w:val="B6068ACC"/>
+    <w:lvl w:ilvl="0" w:tplc="573E6C5C">
+      <w:start w:val="1"/>
+      <w:numFmt w:val="decimal"/>
+      <w:lvlText w:val="%1."/>
+      <w:lvlJc w:val="left"/>
+      <w:pPr>
+        <w:ind w:left="720" w:hanging="360"/>
+      </w:pPr>
+    </w:lvl>
+    <w:lvl w:ilvl="1" w:tplc="5C967762">
+      <w:start w:val="1"/>
+      <w:numFmt w:val="lowerLetter"/>
+      <w:lvlText w:val="%2."/>
+      <w:lvlJc w:val="left"/>
+      <w:pPr>
+        <w:ind w:left="1440" w:hanging="360"/>
+      </w:pPr>
+    </w:lvl>
+    <w:lvl w:ilvl="2" w:tplc="499E8740">
+      <w:start w:val="1"/>
+      <w:numFmt w:val="lowerRoman"/>
+      <w:lvlText w:val="%3."/>
+      <w:lvlJc w:val="right"/>
+      <w:pPr>
+        <w:ind w:left="2160" w:hanging="180"/>
+      </w:pPr>
+    </w:lvl>
+    <w:lvl w:ilvl="3" w:tplc="25BAB50E">
+      <w:start w:val="1"/>
+      <w:numFmt w:val="decimal"/>
+      <w:lvlText w:val="%4."/>
+      <w:lvlJc w:val="left"/>
+      <w:pPr>
+        <w:ind w:left="2880" w:hanging="360"/>
+      </w:pPr>
+    </w:lvl>
+    <w:lvl w:ilvl="4" w:tplc="6B3A2C40">
+      <w:start w:val="1"/>
+      <w:numFmt w:val="lowerLetter"/>
+      <w:lvlText w:val="%5."/>
+      <w:lvlJc w:val="left"/>
+      <w:pPr>
+        <w:ind w:left="3600" w:hanging="360"/>
+      </w:pPr>
+    </w:lvl>
+    <w:lvl w:ilvl="5" w:tplc="0FC8E89C">
+      <w:start w:val="1"/>
+      <w:numFmt w:val="lowerRoman"/>
+      <w:lvlText w:val="%6."/>
+      <w:lvlJc w:val="right"/>
+      <w:pPr>
+        <w:ind w:left="4320" w:hanging="180"/>
+      </w:pPr>
+    </w:lvl>
+    <w:lvl w:ilvl="6" w:tplc="55643194">
+      <w:start w:val="1"/>
+      <w:numFmt w:val="decimal"/>
+      <w:lvlText w:val="%7."/>
+      <w:lvlJc w:val="left"/>
+      <w:pPr>
+        <w:ind w:left="5040" w:hanging="360"/>
+      </w:pPr>
+    </w:lvl>
+    <w:lvl w:ilvl="7" w:tplc="45D68122">
+      <w:start w:val="1"/>
+      <w:numFmt w:val="lowerLetter"/>
+      <w:lvlText w:val="%8."/>
+      <w:lvlJc w:val="left"/>
+      <w:pPr>
+        <w:ind w:left="5760" w:hanging="360"/>
+      </w:pPr>
+    </w:lvl>
+    <w:lvl w:ilvl="8" w:tplc="65C24D74">
+      <w:start w:val="1"/>
+      <w:numFmt w:val="lowerRoman"/>
+      <w:lvlText w:val="%9."/>
+      <w:lvlJc w:val="right"/>
+      <w:pPr>
+        <w:ind w:left="6480" w:hanging="180"/>
+      </w:pPr>
+    </w:lvl>
+  </w:abstractNum>
+  <w:abstractNum w:abstractNumId="11" w15:restartNumberingAfterBreak="0">
     <w:nsid w:val="77DD5F56"/>
     <w:multiLevelType w:val="hybridMultilevel"/>
     <w:tmpl w:val="BB36951C"/>
@@ -8806,7 +14434,7 @@
       </w:rPr>
     </w:lvl>
   </w:abstractNum>
-  <w:abstractNum w:abstractNumId="11" w15:restartNumberingAfterBreak="0">
+  <w:abstractNum w:abstractNumId="12" w15:restartNumberingAfterBreak="0">
     <w:nsid w:val="7CE480C8"/>
     <w:multiLevelType w:val="multilevel"/>
     <w:tmpl w:val="8A7894D4"/>
@@ -8946,7 +14574,7 @@
     <w:abstractNumId w:val="2"/>
   </w:num>
   <w:num w:numId="3" w16cid:durableId="1944998579">
-    <w:abstractNumId w:val="10"/>
+    <w:abstractNumId w:val="11"/>
   </w:num>
   <w:num w:numId="4" w16cid:durableId="2019581357">
     <w:abstractNumId w:val="0"/>
@@ -8955,7 +14583,7 @@
     <w:abstractNumId w:val="7"/>
   </w:num>
   <w:num w:numId="6" w16cid:durableId="1441071164">
-    <w:abstractNumId w:val="11"/>
+    <w:abstractNumId w:val="12"/>
   </w:num>
   <w:num w:numId="7" w16cid:durableId="1680309655">
     <w:abstractNumId w:val="8"/>
@@ -8974,6 +14602,9 @@
   </w:num>
   <w:num w:numId="12" w16cid:durableId="1189023428">
     <w:abstractNumId w:val="3"/>
+  </w:num>
+  <w:num w:numId="13" w16cid:durableId="696199973">
+    <w:abstractNumId w:val="10"/>
   </w:num>
 </w:numbering>
 </file>
@@ -9378,6 +15009,7 @@
   <w:style w:type="paragraph" w:default="1" w:styleId="Normal">
     <w:name w:val="Normal"/>
     <w:qFormat/>
+    <w:rsid w:val="009545B5"/>
     <w:rPr>
       <w:rFonts w:ascii="Arial" w:eastAsia="Arial" w:hAnsi="Arial" w:cs="Arial"/>
     </w:rPr>
@@ -9426,14 +15058,13 @@
     <w:next w:val="Normal"/>
     <w:link w:val="Heading3Char"/>
     <w:uiPriority w:val="9"/>
-    <w:semiHidden/>
     <w:unhideWhenUsed/>
     <w:qFormat/>
-    <w:rsid w:val="000A09FE"/>
+    <w:rsid w:val="000F0E44"/>
     <w:pPr>
       <w:keepNext/>
       <w:keepLines/>
-      <w:spacing w:before="40"/>
+      <w:spacing w:before="240" w:after="120"/>
       <w:outlineLvl w:val="2"/>
     </w:pPr>
     <w:rPr>
@@ -9445,7 +15076,6 @@
   <w:style w:type="character" w:default="1" w:styleId="DefaultParagraphFont">
     <w:name w:val="Default Paragraph Font"/>
     <w:uiPriority w:val="1"/>
-    <w:semiHidden/>
     <w:unhideWhenUsed/>
   </w:style>
   <w:style w:type="table" w:default="1" w:styleId="TableNormal">
@@ -9676,8 +15306,7 @@
     <w:basedOn w:val="DefaultParagraphFont"/>
     <w:link w:val="Heading3"/>
     <w:uiPriority w:val="9"/>
-    <w:semiHidden/>
-    <w:rsid w:val="000A09FE"/>
+    <w:rsid w:val="000F0E44"/>
     <w:rPr>
       <w:rFonts w:ascii="Arial" w:eastAsiaTheme="majorEastAsia" w:hAnsi="Arial" w:cstheme="majorBidi"/>
       <w:sz w:val="24"/>
@@ -9983,6 +15612,16 @@
 </file>
 
 <file path=customXml/item1.xml><?xml version="1.0" encoding="utf-8"?>
+<b:Sources xmlns:b="http://schemas.openxmlformats.org/officeDocument/2006/bibliography" xmlns="http://schemas.openxmlformats.org/officeDocument/2006/bibliography" SelectedStyle="\APASixthEditionOfficeOnline.xsl" StyleName="APA" Version="6"/>
+</file>
+
+<file path=customXml/item2.xml><?xml version="1.0" encoding="utf-8"?>
+<p:properties xmlns:p="http://schemas.microsoft.com/office/2006/metadata/properties" xmlns:xsi="http://www.w3.org/2001/XMLSchema-instance" xmlns:pc="http://schemas.microsoft.com/office/infopath/2007/PartnerControls">
+  <documentManagement/>
+</p:properties>
+</file>
+
+<file path=customXml/item3.xml><?xml version="1.0" encoding="utf-8"?>
 <ct:contentTypeSchema xmlns:ct="http://schemas.microsoft.com/office/2006/metadata/contentType" xmlns:ma="http://schemas.microsoft.com/office/2006/metadata/properties/metaAttributes" ct:_="" ma:_="" ma:contentTypeName="Document" ma:contentTypeID="0x010100A8D001FCE76A364BA3612716D8A40FE2" ma:contentTypeVersion="3" ma:contentTypeDescription="Create a new document." ma:contentTypeScope="" ma:versionID="050f42273da6be5d80c0edb1897e3044">
   <xsd:schema xmlns:xsd="http://www.w3.org/2001/XMLSchema" xmlns:xs="http://www.w3.org/2001/XMLSchema" xmlns:p="http://schemas.microsoft.com/office/2006/metadata/properties" xmlns:ns2="d6f98f70-e421-4a78-a120-05e19d901f1b" targetNamespace="http://schemas.microsoft.com/office/2006/metadata/properties" ma:root="true" ma:fieldsID="0d65d0c59ffe7b4d9494bf7c6bc50349" ns2:_="">
     <xsd:import namespace="d6f98f70-e421-4a78-a120-05e19d901f1b"/>
@@ -10120,16 +15759,6 @@
 </ct:contentTypeSchema>
 </file>
 
-<file path=customXml/item2.xml><?xml version="1.0" encoding="utf-8"?>
-<b:Sources xmlns:b="http://schemas.openxmlformats.org/officeDocument/2006/bibliography" xmlns="http://schemas.openxmlformats.org/officeDocument/2006/bibliography" SelectedStyle="\APASixthEditionOfficeOnline.xsl" StyleName="APA" Version="6"/>
-</file>
-
-<file path=customXml/item3.xml><?xml version="1.0" encoding="utf-8"?>
-<p:properties xmlns:p="http://schemas.microsoft.com/office/2006/metadata/properties" xmlns:xsi="http://www.w3.org/2001/XMLSchema-instance" xmlns:pc="http://schemas.microsoft.com/office/infopath/2007/PartnerControls">
-  <documentManagement/>
-</p:properties>
-</file>
-
 <file path=customXml/item4.xml><?xml version="1.0" encoding="utf-8"?>
 <?mso-contentType ?>
 <FormTemplates xmlns="http://schemas.microsoft.com/sharepoint/v3/contenttype/forms">
@@ -10140,6 +15769,23 @@
 </file>
 
 <file path=customXml/itemProps1.xml><?xml version="1.0" encoding="utf-8"?>
+<ds:datastoreItem xmlns:ds="http://schemas.openxmlformats.org/officeDocument/2006/customXml" ds:itemID="{3246E240-0DAE-43B9-AB62-694FAACFFD95}">
+  <ds:schemaRefs>
+    <ds:schemaRef ds:uri="http://schemas.openxmlformats.org/officeDocument/2006/bibliography"/>
+  </ds:schemaRefs>
+</ds:datastoreItem>
+</file>
+
+<file path=customXml/itemProps2.xml><?xml version="1.0" encoding="utf-8"?>
+<ds:datastoreItem xmlns:ds="http://schemas.openxmlformats.org/officeDocument/2006/customXml" ds:itemID="{4D58FB53-DB28-4AEA-9FCA-0F72001194E2}">
+  <ds:schemaRefs>
+    <ds:schemaRef ds:uri="http://schemas.microsoft.com/office/2006/metadata/properties"/>
+    <ds:schemaRef ds:uri="http://schemas.microsoft.com/office/infopath/2007/PartnerControls"/>
+  </ds:schemaRefs>
+</ds:datastoreItem>
+</file>
+
+<file path=customXml/itemProps3.xml><?xml version="1.0" encoding="utf-8"?>
 <ds:datastoreItem xmlns:ds="http://schemas.openxmlformats.org/officeDocument/2006/customXml" ds:itemID="{7EB3C2BF-EDB3-40DE-93B8-FA40AE5E8778}">
   <ds:schemaRefs>
     <ds:schemaRef ds:uri="http://schemas.microsoft.com/office/2006/metadata/contentType"/>
@@ -10157,23 +15803,6 @@
 </ds:datastoreItem>
 </file>
 
-<file path=customXml/itemProps2.xml><?xml version="1.0" encoding="utf-8"?>
-<ds:datastoreItem xmlns:ds="http://schemas.openxmlformats.org/officeDocument/2006/customXml" ds:itemID="{3246E240-0DAE-43B9-AB62-694FAACFFD95}">
-  <ds:schemaRefs>
-    <ds:schemaRef ds:uri="http://schemas.openxmlformats.org/officeDocument/2006/bibliography"/>
-  </ds:schemaRefs>
-</ds:datastoreItem>
-</file>
-
-<file path=customXml/itemProps3.xml><?xml version="1.0" encoding="utf-8"?>
-<ds:datastoreItem xmlns:ds="http://schemas.openxmlformats.org/officeDocument/2006/customXml" ds:itemID="{4D58FB53-DB28-4AEA-9FCA-0F72001194E2}">
-  <ds:schemaRefs>
-    <ds:schemaRef ds:uri="http://schemas.microsoft.com/office/2006/metadata/properties"/>
-    <ds:schemaRef ds:uri="http://schemas.microsoft.com/office/infopath/2007/PartnerControls"/>
-  </ds:schemaRefs>
-</ds:datastoreItem>
-</file>
-
 <file path=customXml/itemProps4.xml><?xml version="1.0" encoding="utf-8"?>
 <ds:datastoreItem xmlns:ds="http://schemas.openxmlformats.org/officeDocument/2006/customXml" ds:itemID="{1010F6D9-14F3-4C04-93A4-7749F256DE7A}">
   <ds:schemaRefs>
